--- a/Roteiros/roteiro_de_teste.docx
+++ b/Roteiros/roteiro_de_teste.docx
@@ -5118,7 +5118,10 @@
           </w:tcPr>
           <w:p>
             <w:r>
-              <w:t>[ ] Alta   [ ] Média   [ ] Baixa</w:t>
+              <w:t>[X</w:t>
+            </w:r>
+            <w:r>
+              <w:t>] Alta   [ ] Média   [ ] Baixa</w:t>
             </w:r>
           </w:p>
         </w:tc>
@@ -6780,7 +6783,13 @@
           </w:tcPr>
           <w:p>
             <w:r>
-              <w:t>[ ] Alta   [ ] Média   [X</w:t>
+              <w:t xml:space="preserve">[ ] Alta   [ </w:t>
+            </w:r>
+            <w:r>
+              <w:t>] Média   [</w:t>
+            </w:r>
+            <w:r>
+              <w:t>X</w:t>
             </w:r>
             <w:r>
               <w:t>] Baixa</w:t>
@@ -8093,8 +8102,6 @@
       <w:pPr>
         <w:pStyle w:val="Ttulo2"/>
       </w:pPr>
-      <w:bookmarkStart w:id="0" w:name="_GoBack"/>
-      <w:bookmarkEnd w:id="0"/>
     </w:p>
     <w:p>
       <w:pPr>
@@ -10096,7 +10103,16 @@
           </w:tcPr>
           <w:p>
             <w:r>
-              <w:t xml:space="preserve">[ ] Alta   [X] Média   [ </w:t>
+              <w:t>[X</w:t>
+            </w:r>
+            <w:r>
+              <w:t>] Alta   [</w:t>
+            </w:r>
+            <w:r>
+              <w:t xml:space="preserve"> </w:t>
+            </w:r>
+            <w:r>
+              <w:t xml:space="preserve">] Média   [ </w:t>
             </w:r>
             <w:r>
               <w:t>] Baixa</w:t>
@@ -11420,7 +11436,10 @@
         <w:pStyle w:val="Ttulo2"/>
       </w:pPr>
       <w:r>
-        <w:t>CT-007 — [Título do Caso de Teste 3]</w:t>
+        <w:t>CT-007 —</w:t>
+      </w:r>
+      <w:r>
+        <w:t>Unidades - Normal</w:t>
       </w:r>
     </w:p>
     <w:p>
@@ -11481,7 +11500,17 @@
                 <w:sz w:val="22"/>
                 <w:szCs w:val="22"/>
               </w:rPr>
-              <w:t>CT-007  —  [Título do Caso de Teste 3]</w:t>
+              <w:t xml:space="preserve">CT-007  </w:t>
+            </w:r>
+            <w:r>
+              <w:rPr>
+                <w:b/>
+                <w:bCs/>
+                <w:color w:val="FFFFFF"/>
+                <w:sz w:val="22"/>
+                <w:szCs w:val="22"/>
+              </w:rPr>
+              <w:t>—  Unidades - Normal</w:t>
             </w:r>
           </w:p>
         </w:tc>
@@ -11538,7 +11567,14 @@
                 <w:b/>
                 <w:bCs/>
               </w:rPr>
-              <w:t xml:space="preserve">[ ] </w:t>
+              <w:t>[X</w:t>
+            </w:r>
+            <w:r>
+              <w:rPr>
+                <w:b/>
+                <w:bCs/>
+              </w:rPr>
+              <w:t xml:space="preserve">] </w:t>
             </w:r>
             <w:proofErr w:type="spellStart"/>
             <w:r>
@@ -11698,7 +11734,7 @@
           </w:tcPr>
           <w:p>
             <w:r>
-              <w:t>[Nome do Módulo ou Classe]</w:t>
+              <w:t>Unidades da Faculdade</w:t>
             </w:r>
           </w:p>
         </w:tc>
@@ -11751,7 +11787,10 @@
           </w:tcPr>
           <w:p>
             <w:r>
-              <w:t>[ ] Alta   [ ] Média   [ ] Baixa</w:t>
+              <w:t xml:space="preserve">[X] Alta   [ </w:t>
+            </w:r>
+            <w:r>
+              <w:t>] Média   [ ] Baixa</w:t>
             </w:r>
           </w:p>
         </w:tc>
@@ -13072,7 +13111,10 @@
         <w:pStyle w:val="Ttulo2"/>
       </w:pPr>
       <w:r>
-        <w:t>CT-008 — [Título do Caso de Teste 3]</w:t>
+        <w:t xml:space="preserve">CT-008 — </w:t>
+      </w:r>
+      <w:r>
+        <w:t>Notícias - Normal</w:t>
       </w:r>
     </w:p>
     <w:p>
@@ -13133,7 +13175,7 @@
                 <w:sz w:val="22"/>
                 <w:szCs w:val="22"/>
               </w:rPr>
-              <w:t>CT-008  —  [Título do Caso de Teste 3]</w:t>
+              <w:t>CT-008  —  Notícias - Normal</w:t>
             </w:r>
           </w:p>
         </w:tc>
@@ -13350,7 +13392,7 @@
           </w:tcPr>
           <w:p>
             <w:r>
-              <w:t>[Nome do Módulo ou Classe]</w:t>
+              <w:t>Notícias do Projeção</w:t>
             </w:r>
           </w:p>
         </w:tc>
@@ -13403,7 +13445,10 @@
           </w:tcPr>
           <w:p>
             <w:r>
-              <w:t>[ ] Alta   [ ] Média   [ ] Baixa</w:t>
+              <w:t>[ ] Alta   [X</w:t>
+            </w:r>
+            <w:r>
+              <w:t>] Média   [ ] Baixa</w:t>
             </w:r>
           </w:p>
         </w:tc>
@@ -14725,7 +14770,10 @@
       </w:pPr>
       <w:r>
         <w:lastRenderedPageBreak/>
-        <w:t>CT-009 — [Título do Caso de Teste 3]</w:t>
+        <w:t xml:space="preserve">CT-009 — </w:t>
+      </w:r>
+      <w:r>
+        <w:t>Cursos de Tecnologia</w:t>
       </w:r>
     </w:p>
     <w:p>
@@ -14786,7 +14834,7 @@
                 <w:sz w:val="22"/>
                 <w:szCs w:val="22"/>
               </w:rPr>
-              <w:t>CT-009  —  [Título do Caso de Teste 3]</w:t>
+              <w:t>CT-009  —  Cursos de Tecnologia</w:t>
             </w:r>
           </w:p>
         </w:tc>
@@ -14843,7 +14891,14 @@
                 <w:b/>
                 <w:bCs/>
               </w:rPr>
-              <w:t xml:space="preserve">[ ] </w:t>
+              <w:t>[X</w:t>
+            </w:r>
+            <w:r>
+              <w:rPr>
+                <w:b/>
+                <w:bCs/>
+              </w:rPr>
+              <w:t xml:space="preserve">] </w:t>
             </w:r>
             <w:proofErr w:type="spellStart"/>
             <w:r>
@@ -14927,6 +14982,8 @@
             <w:proofErr w:type="spellEnd"/>
           </w:p>
         </w:tc>
+        <w:bookmarkStart w:id="0" w:name="_GoBack"/>
+        <w:bookmarkEnd w:id="0"/>
       </w:tr>
     </w:tbl>
     <w:p>
@@ -15003,7 +15060,7 @@
           </w:tcPr>
           <w:p>
             <w:r>
-              <w:t>[Nome do Módulo ou Classe]</w:t>
+              <w:t>Verificar Cursos (Tecnologia)</w:t>
             </w:r>
           </w:p>
         </w:tc>
@@ -15056,7 +15113,10 @@
           </w:tcPr>
           <w:p>
             <w:r>
-              <w:t>[ ] Alta   [ ] Média   [ ] Baixa</w:t>
+              <w:t>[ ] Alta   [X</w:t>
+            </w:r>
+            <w:r>
+              <w:t>] Média   [ ] Baixa</w:t>
             </w:r>
           </w:p>
         </w:tc>
@@ -15162,7 +15222,7 @@
           </w:tcPr>
           <w:p>
             <w:r>
-              <w:t>[Descreva a pós-condição esperada]</w:t>
+              <w:t>Conseguir acessar todas as páginas dos cursos</w:t>
             </w:r>
           </w:p>
         </w:tc>
@@ -16377,7 +16437,10 @@
         <w:pStyle w:val="Ttulo2"/>
       </w:pPr>
       <w:r>
-        <w:t>CT-010 — [Título do Caso de Teste 3]</w:t>
+        <w:t>CT-010 —</w:t>
+      </w:r>
+      <w:r>
+        <w:t>MBA - Gestão</w:t>
       </w:r>
     </w:p>
     <w:p>
@@ -16429,8 +16492,6 @@
           <w:p>
             <w:pPr>
               <w:jc w:val="center"/>
-            </w:pPr>
-            <w:r>
               <w:rPr>
                 <w:b/>
                 <w:bCs/>
@@ -16438,7 +16499,16 @@
                 <w:sz w:val="22"/>
                 <w:szCs w:val="22"/>
               </w:rPr>
-              <w:t>CT-010  —  [Título do Caso de Teste 3]</w:t>
+            </w:pPr>
+            <w:r>
+              <w:rPr>
+                <w:b/>
+                <w:bCs/>
+                <w:color w:val="FFFFFF"/>
+                <w:sz w:val="22"/>
+                <w:szCs w:val="22"/>
+              </w:rPr>
+              <w:t>CT-010  —  MBA - Gestão</w:t>
             </w:r>
           </w:p>
         </w:tc>
@@ -16495,7 +16565,14 @@
                 <w:b/>
                 <w:bCs/>
               </w:rPr>
-              <w:t xml:space="preserve">[ ] </w:t>
+              <w:t>[X</w:t>
+            </w:r>
+            <w:r>
+              <w:rPr>
+                <w:b/>
+                <w:bCs/>
+              </w:rPr>
+              <w:t xml:space="preserve">] </w:t>
             </w:r>
             <w:proofErr w:type="spellStart"/>
             <w:r>
@@ -16655,7 +16732,7 @@
           </w:tcPr>
           <w:p>
             <w:r>
-              <w:t>[Nome do Módulo ou Classe]</w:t>
+              <w:t>MBA de Gestão</w:t>
             </w:r>
           </w:p>
         </w:tc>
@@ -16708,7 +16785,10 @@
           </w:tcPr>
           <w:p>
             <w:r>
-              <w:t>[ ] Alta   [ ] Média   [ ] Baixa</w:t>
+              <w:t>[ ] Alta   [X</w:t>
+            </w:r>
+            <w:r>
+              <w:t>] Média   [ ] Baixa</w:t>
             </w:r>
           </w:p>
         </w:tc>
@@ -19250,7 +19330,7 @@
         <w:sz w:val="16"/>
         <w:szCs w:val="16"/>
       </w:rPr>
-      <w:t>10</w:t>
+      <w:t>11</w:t>
     </w:r>
     <w:r>
       <w:rPr>

--- a/Roteiros/roteiro_de_teste.docx
+++ b/Roteiros/roteiro_de_teste.docx
@@ -1,6 +1,6 @@
 
 <file path=word/document.xml><?xml version="1.0" encoding="utf-8"?>
-<w:document xmlns:wpc="http://schemas.microsoft.com/office/word/2010/wordprocessingCanvas" xmlns:cx="http://schemas.microsoft.com/office/drawing/2014/chartex" xmlns:cx1="http://schemas.microsoft.com/office/drawing/2015/9/8/chartex" xmlns:mc="http://schemas.openxmlformats.org/markup-compatibility/2006" xmlns:o="urn:schemas-microsoft-com:office:office" xmlns:r="http://schemas.openxmlformats.org/officeDocument/2006/relationships" xmlns:m="http://schemas.openxmlformats.org/officeDocument/2006/math" xmlns:v="urn:schemas-microsoft-com:vml" xmlns:wp14="http://schemas.microsoft.com/office/word/2010/wordprocessingDrawing" xmlns:wp="http://schemas.openxmlformats.org/drawingml/2006/wordprocessingDrawing" xmlns:w10="urn:schemas-microsoft-com:office:word" xmlns:w="http://schemas.openxmlformats.org/wordprocessingml/2006/main" xmlns:w14="http://schemas.microsoft.com/office/word/2010/wordml" xmlns:w15="http://schemas.microsoft.com/office/word/2012/wordml" xmlns:w16se="http://schemas.microsoft.com/office/word/2015/wordml/symex" xmlns:wpg="http://schemas.microsoft.com/office/word/2010/wordprocessingGroup" xmlns:wpi="http://schemas.microsoft.com/office/word/2010/wordprocessingInk" xmlns:wne="http://schemas.microsoft.com/office/word/2006/wordml" xmlns:wps="http://schemas.microsoft.com/office/word/2010/wordprocessingShape" mc:Ignorable="w14 w15 w16se wp14">
+<w:document xmlns:wpc="http://schemas.microsoft.com/office/word/2010/wordprocessingCanvas" xmlns:cx="http://schemas.microsoft.com/office/drawing/2014/chartex" xmlns:cx1="http://schemas.microsoft.com/office/drawing/2015/9/8/chartex" xmlns:cx2="http://schemas.microsoft.com/office/drawing/2015/10/21/chartex" xmlns:cx3="http://schemas.microsoft.com/office/drawing/2016/5/9/chartex" xmlns:cx4="http://schemas.microsoft.com/office/drawing/2016/5/10/chartex" xmlns:cx5="http://schemas.microsoft.com/office/drawing/2016/5/11/chartex" xmlns:cx6="http://schemas.microsoft.com/office/drawing/2016/5/12/chartex" xmlns:cx7="http://schemas.microsoft.com/office/drawing/2016/5/13/chartex" xmlns:cx8="http://schemas.microsoft.com/office/drawing/2016/5/14/chartex" xmlns:mc="http://schemas.openxmlformats.org/markup-compatibility/2006" xmlns:aink="http://schemas.microsoft.com/office/drawing/2016/ink" xmlns:am3d="http://schemas.microsoft.com/office/drawing/2017/model3d" xmlns:o="urn:schemas-microsoft-com:office:office" xmlns:oel="http://schemas.microsoft.com/office/2019/extlst" xmlns:r="http://schemas.openxmlformats.org/officeDocument/2006/relationships" xmlns:m="http://schemas.openxmlformats.org/officeDocument/2006/math" xmlns:v="urn:schemas-microsoft-com:vml" xmlns:wp14="http://schemas.microsoft.com/office/word/2010/wordprocessingDrawing" xmlns:wp="http://schemas.openxmlformats.org/drawingml/2006/wordprocessingDrawing" xmlns:w10="urn:schemas-microsoft-com:office:word" xmlns:w="http://schemas.openxmlformats.org/wordprocessingml/2006/main" xmlns:w14="http://schemas.microsoft.com/office/word/2010/wordml" xmlns:w15="http://schemas.microsoft.com/office/word/2012/wordml" xmlns:w16cex="http://schemas.microsoft.com/office/word/2018/wordml/cex" xmlns:w16cid="http://schemas.microsoft.com/office/word/2016/wordml/cid" xmlns:w16="http://schemas.microsoft.com/office/word/2018/wordml" xmlns:w16du="http://schemas.microsoft.com/office/word/2023/wordml/word16du" xmlns:w16sdtdh="http://schemas.microsoft.com/office/word/2020/wordml/sdtdatahash" xmlns:w16sdtfl="http://schemas.microsoft.com/office/word/2024/wordml/sdtformatlock" xmlns:w16se="http://schemas.microsoft.com/office/word/2015/wordml/symex" xmlns:wpg="http://schemas.microsoft.com/office/word/2010/wordprocessingGroup" xmlns:wpi="http://schemas.microsoft.com/office/word/2010/wordprocessingInk" xmlns:wne="http://schemas.microsoft.com/office/word/2006/wordml" xmlns:wps="http://schemas.microsoft.com/office/word/2010/wordprocessingShape" mc:Ignorable="w14 w15 w16se w16cid w16 w16cex w16sdtdh w16sdtfl w16du wp14">
   <w:body>
     <w:p>
       <w:pPr>
@@ -80,6 +80,7 @@
         <w:t xml:space="preserve">  </w:t>
       </w:r>
       <w:proofErr w:type="spellStart"/>
+      <w:proofErr w:type="gramStart"/>
       <w:r>
         <w:rPr>
           <w:i/>
@@ -99,7 +100,18 @@
           <w:sz w:val="24"/>
           <w:szCs w:val="24"/>
         </w:rPr>
-        <w:t xml:space="preserve">  ·  </w:t>
+        <w:t xml:space="preserve">  ·</w:t>
+      </w:r>
+      <w:proofErr w:type="gramEnd"/>
+      <w:r>
+        <w:rPr>
+          <w:i/>
+          <w:iCs/>
+          <w:color w:val="666666"/>
+          <w:sz w:val="24"/>
+          <w:szCs w:val="24"/>
+        </w:rPr>
+        <w:t xml:space="preserve">  </w:t>
       </w:r>
       <w:proofErr w:type="spellStart"/>
       <w:r>
@@ -594,7 +606,7 @@
           </w:tcPr>
           <w:p>
             <w:r>
-              <w:t>[Desenvolvimento / Homologação / Produção]</w:t>
+              <w:t>Em produção</w:t>
             </w:r>
           </w:p>
         </w:tc>
@@ -700,18 +712,8 @@
           <w:iCs/>
           <w:color w:val="666666"/>
         </w:rPr>
-        <w:t xml:space="preserve">[Ex.: Verificar o fluxo de autenticação do sistema, garantindo que usuários válidos sejam autenticados e inválidos sejam corretamente </w:t>
+        <w:t>[Ex.: Verificar o fluxo de autenticação do sistema, garantindo que usuários válidos sejam autenticados e inválidos sejam corretamente rejeitados.]</w:t>
       </w:r>
-      <w:proofErr w:type="gramStart"/>
-      <w:r>
-        <w:rPr>
-          <w:i/>
-          <w:iCs/>
-          <w:color w:val="666666"/>
-        </w:rPr>
-        <w:t>rejeitados.]</w:t>
-      </w:r>
-      <w:proofErr w:type="gramEnd"/>
     </w:p>
     <w:p>
       <w:pPr>
@@ -1034,23 +1036,7 @@
           </w:tcPr>
           <w:p>
             <w:r>
-              <w:t>Definir pré-condição (@</w:t>
-            </w:r>
-            <w:proofErr w:type="spellStart"/>
-            <w:r>
-              <w:t>Before</w:t>
-            </w:r>
-            <w:proofErr w:type="spellEnd"/>
-            <w:r>
-              <w:t>) e pós-condição (@</w:t>
-            </w:r>
-            <w:proofErr w:type="spellStart"/>
-            <w:r>
-              <w:t>After</w:t>
-            </w:r>
-            <w:proofErr w:type="spellEnd"/>
-            <w:r>
-              <w:t>)</w:t>
+              <w:t>Definir pré-condição (@Before) e pós-condição (@After)</w:t>
             </w:r>
           </w:p>
         </w:tc>
@@ -1717,15 +1703,7 @@
             </w:r>
             <w:proofErr w:type="spellEnd"/>
             <w:r>
-              <w:t xml:space="preserve"> </w:t>
-            </w:r>
-            <w:proofErr w:type="spellStart"/>
-            <w:r>
-              <w:t>Story</w:t>
-            </w:r>
-            <w:proofErr w:type="spellEnd"/>
-            <w:r>
-              <w:t xml:space="preserve"> / Critério de Aceite]</w:t>
+              <w:t xml:space="preserve"> Story / Critério de Aceite]</w:t>
             </w:r>
           </w:p>
         </w:tc>
@@ -1956,23 +1934,46 @@
           </w:tcPr>
           <w:p>
             <w:r>
-              <w:t>[Ex.: Abrir o navegador e navegar até /</w:t>
+              <w:t xml:space="preserve">[Ex.: Abrir o navegador e navegar até /login  OU  Configurar Thread </w:t>
             </w:r>
             <w:proofErr w:type="spellStart"/>
             <w:r>
-              <w:t>login</w:t>
+              <w:t>Group</w:t>
             </w:r>
             <w:proofErr w:type="spellEnd"/>
             <w:r>
-              <w:t xml:space="preserve">  OU  Configurar Thread </w:t>
+              <w:t xml:space="preserve">  OU  Instanciar a classe sob teste]</w:t>
+            </w:r>
+          </w:p>
+        </w:tc>
+        <w:tc>
+          <w:tcPr>
+            <w:tcW w:w="2730" w:type="dxa"/>
+            <w:tcBorders>
+              <w:top w:val="single" w:sz="1" w:space="0" w:color="AAAAAA"/>
+              <w:left w:val="single" w:sz="1" w:space="0" w:color="AAAAAA"/>
+              <w:bottom w:val="single" w:sz="1" w:space="0" w:color="AAAAAA"/>
+              <w:right w:val="single" w:sz="1" w:space="0" w:color="AAAAAA"/>
+            </w:tcBorders>
+            <w:shd w:val="clear" w:color="auto" w:fill="FFFFFF"/>
+            <w:tcMar>
+              <w:top w:w="80" w:type="dxa"/>
+              <w:left w:w="120" w:type="dxa"/>
+              <w:bottom w:w="80" w:type="dxa"/>
+              <w:right w:w="120" w:type="dxa"/>
+            </w:tcMar>
+          </w:tcPr>
+          <w:p>
+            <w:r>
+              <w:t xml:space="preserve">[URL / Parâmetro / Objeto </w:t>
             </w:r>
             <w:proofErr w:type="spellStart"/>
             <w:r>
-              <w:t>Group</w:t>
+              <w:t>mock</w:t>
             </w:r>
             <w:proofErr w:type="spellEnd"/>
             <w:r>
-              <w:t xml:space="preserve">  OU  Instanciar a classe sob teste]</w:t>
+              <w:t>]</w:t>
             </w:r>
           </w:p>
         </w:tc>
@@ -1995,46 +1996,7 @@
           </w:tcPr>
           <w:p>
             <w:r>
-              <w:t xml:space="preserve">[URL / Parâmetro / Objeto </w:t>
-            </w:r>
-            <w:proofErr w:type="spellStart"/>
-            <w:r>
-              <w:t>mock</w:t>
-            </w:r>
-            <w:proofErr w:type="spellEnd"/>
-            <w:r>
-              <w:t>]</w:t>
-            </w:r>
-          </w:p>
-        </w:tc>
-        <w:tc>
-          <w:tcPr>
-            <w:tcW w:w="2730" w:type="dxa"/>
-            <w:tcBorders>
-              <w:top w:val="single" w:sz="1" w:space="0" w:color="AAAAAA"/>
-              <w:left w:val="single" w:sz="1" w:space="0" w:color="AAAAAA"/>
-              <w:bottom w:val="single" w:sz="1" w:space="0" w:color="AAAAAA"/>
-              <w:right w:val="single" w:sz="1" w:space="0" w:color="AAAAAA"/>
-            </w:tcBorders>
-            <w:shd w:val="clear" w:color="auto" w:fill="FFFFFF"/>
-            <w:tcMar>
-              <w:top w:w="80" w:type="dxa"/>
-              <w:left w:w="120" w:type="dxa"/>
-              <w:bottom w:w="80" w:type="dxa"/>
-              <w:right w:w="120" w:type="dxa"/>
-            </w:tcMar>
-          </w:tcPr>
-          <w:p>
-            <w:r>
-              <w:t xml:space="preserve">[Página de </w:t>
-            </w:r>
-            <w:proofErr w:type="spellStart"/>
-            <w:r>
-              <w:t>login</w:t>
-            </w:r>
-            <w:proofErr w:type="spellEnd"/>
-            <w:r>
-              <w:t xml:space="preserve"> exibida / Thread </w:t>
+              <w:t xml:space="preserve">[Página de login exibida / Thread </w:t>
             </w:r>
             <w:proofErr w:type="spellStart"/>
             <w:r>
@@ -2244,15 +2206,7 @@
           </w:tcPr>
           <w:p>
             <w:r>
-              <w:t>[Redirecionamento para /</w:t>
-            </w:r>
-            <w:proofErr w:type="spellStart"/>
-            <w:r>
-              <w:t>dashboard</w:t>
-            </w:r>
-            <w:proofErr w:type="spellEnd"/>
-            <w:r>
-              <w:t xml:space="preserve">  OU  HTTP 200  OU  Retorno correto]</w:t>
+              <w:t>[Redirecionamento para /dashboard  OU  HTTP 200  OU  Retorno correto]</w:t>
             </w:r>
           </w:p>
         </w:tc>
@@ -2650,7 +2604,6 @@
       <w:pPr>
         <w:spacing w:before="60" w:after="60"/>
       </w:pPr>
-      <w:proofErr w:type="gramStart"/>
       <w:r>
         <w:rPr>
           <w:i/>
@@ -2658,16 +2611,7 @@
           <w:color w:val="666666"/>
         </w:rPr>
         <w:lastRenderedPageBreak/>
-        <w:t>[Anexar</w:t>
-      </w:r>
-      <w:proofErr w:type="gramEnd"/>
-      <w:r>
-        <w:rPr>
-          <w:i/>
-          <w:iCs/>
-          <w:color w:val="666666"/>
-        </w:rPr>
-        <w:t xml:space="preserve"> </w:t>
+        <w:t xml:space="preserve">[Anexar </w:t>
       </w:r>
       <w:proofErr w:type="spellStart"/>
       <w:r>
@@ -3579,7 +3523,7 @@
           </w:tcPr>
           <w:p>
             <w:r>
-              <w:t>[Descreva a pós-condição esperada]</w:t>
+              <w:t>Possibilitar o acesso aos diferentes calendários da faculdade</w:t>
             </w:r>
           </w:p>
         </w:tc>
@@ -3640,15 +3584,7 @@
             </w:r>
             <w:proofErr w:type="spellEnd"/>
             <w:r>
-              <w:t xml:space="preserve"> </w:t>
-            </w:r>
-            <w:proofErr w:type="spellStart"/>
-            <w:r>
-              <w:t>Story</w:t>
-            </w:r>
-            <w:proofErr w:type="spellEnd"/>
-            <w:r>
-              <w:t xml:space="preserve"> / Critério de Aceite]</w:t>
+              <w:t xml:space="preserve"> Story / Critério de Aceite]</w:t>
             </w:r>
           </w:p>
         </w:tc>
@@ -4424,23 +4360,13 @@
       <w:pPr>
         <w:spacing w:before="60" w:after="60"/>
       </w:pPr>
-      <w:proofErr w:type="gramStart"/>
       <w:r>
         <w:rPr>
           <w:i/>
           <w:iCs/>
           <w:color w:val="666666"/>
         </w:rPr>
-        <w:t>[Anexar</w:t>
-      </w:r>
-      <w:proofErr w:type="gramEnd"/>
-      <w:r>
-        <w:rPr>
-          <w:i/>
-          <w:iCs/>
-          <w:color w:val="666666"/>
-        </w:rPr>
-        <w:t xml:space="preserve"> evidências de execução]</w:t>
+        <w:t>[Anexar evidências de execução]</w:t>
       </w:r>
     </w:p>
     <w:p>
@@ -5288,15 +5214,7 @@
             </w:r>
             <w:proofErr w:type="spellEnd"/>
             <w:r>
-              <w:t xml:space="preserve"> </w:t>
-            </w:r>
-            <w:proofErr w:type="spellStart"/>
-            <w:r>
-              <w:t>Story</w:t>
-            </w:r>
-            <w:proofErr w:type="spellEnd"/>
-            <w:r>
-              <w:t xml:space="preserve"> / Critério de Aceite]</w:t>
+              <w:t xml:space="preserve"> Story / Critério de Aceite]</w:t>
             </w:r>
           </w:p>
         </w:tc>
@@ -6072,23 +5990,13 @@
       <w:pPr>
         <w:spacing w:before="60" w:after="60"/>
       </w:pPr>
-      <w:proofErr w:type="gramStart"/>
       <w:r>
         <w:rPr>
           <w:i/>
           <w:iCs/>
           <w:color w:val="666666"/>
         </w:rPr>
-        <w:t>[Anexar</w:t>
-      </w:r>
-      <w:proofErr w:type="gramEnd"/>
-      <w:r>
-        <w:rPr>
-          <w:i/>
-          <w:iCs/>
-          <w:color w:val="666666"/>
-        </w:rPr>
-        <w:t xml:space="preserve"> evidências de execução]</w:t>
+        <w:t>[Anexar evidências de execução]</w:t>
       </w:r>
     </w:p>
     <w:p>
@@ -6959,15 +6867,7 @@
             </w:r>
             <w:proofErr w:type="spellEnd"/>
             <w:r>
-              <w:t xml:space="preserve"> </w:t>
-            </w:r>
-            <w:proofErr w:type="spellStart"/>
-            <w:r>
-              <w:t>Story</w:t>
-            </w:r>
-            <w:proofErr w:type="spellEnd"/>
-            <w:r>
-              <w:t xml:space="preserve"> / Critério de Aceite]</w:t>
+              <w:t xml:space="preserve"> Story / Critério de Aceite]</w:t>
             </w:r>
           </w:p>
         </w:tc>
@@ -7743,23 +7643,13 @@
       <w:pPr>
         <w:spacing w:before="60" w:after="60"/>
       </w:pPr>
-      <w:proofErr w:type="gramStart"/>
       <w:r>
         <w:rPr>
           <w:i/>
           <w:iCs/>
           <w:color w:val="666666"/>
         </w:rPr>
-        <w:t>[Anexar</w:t>
-      </w:r>
-      <w:proofErr w:type="gramEnd"/>
-      <w:r>
-        <w:rPr>
-          <w:i/>
-          <w:iCs/>
-          <w:color w:val="666666"/>
-        </w:rPr>
-        <w:t xml:space="preserve"> evidências de execução]</w:t>
+        <w:t>[Anexar evidências de execução]</w:t>
       </w:r>
     </w:p>
     <w:p>
@@ -8616,15 +8506,7 @@
             </w:r>
             <w:proofErr w:type="spellEnd"/>
             <w:r>
-              <w:t xml:space="preserve"> </w:t>
-            </w:r>
-            <w:proofErr w:type="spellStart"/>
-            <w:r>
-              <w:t>Story</w:t>
-            </w:r>
-            <w:proofErr w:type="spellEnd"/>
-            <w:r>
-              <w:t xml:space="preserve"> / Critério de Aceite]</w:t>
+              <w:t xml:space="preserve"> Story / Critério de Aceite]</w:t>
             </w:r>
           </w:p>
         </w:tc>
@@ -9400,23 +9282,13 @@
       <w:pPr>
         <w:spacing w:before="60" w:after="60"/>
       </w:pPr>
-      <w:proofErr w:type="gramStart"/>
       <w:r>
         <w:rPr>
           <w:i/>
           <w:iCs/>
           <w:color w:val="666666"/>
         </w:rPr>
-        <w:t>[Anexar</w:t>
-      </w:r>
-      <w:proofErr w:type="gramEnd"/>
-      <w:r>
-        <w:rPr>
-          <w:i/>
-          <w:iCs/>
-          <w:color w:val="666666"/>
-        </w:rPr>
-        <w:t xml:space="preserve"> evidências de execução]</w:t>
+        <w:t>[Anexar evidências de execução]</w:t>
       </w:r>
     </w:p>
     <w:p>
@@ -10282,15 +10154,7 @@
             </w:r>
             <w:proofErr w:type="spellEnd"/>
             <w:r>
-              <w:t xml:space="preserve"> </w:t>
-            </w:r>
-            <w:proofErr w:type="spellStart"/>
-            <w:r>
-              <w:t>Story</w:t>
-            </w:r>
-            <w:proofErr w:type="spellEnd"/>
-            <w:r>
-              <w:t xml:space="preserve"> / Critério de Aceite]</w:t>
+              <w:t xml:space="preserve"> Story / Critério de Aceite]</w:t>
             </w:r>
           </w:p>
         </w:tc>
@@ -11066,23 +10930,13 @@
       <w:pPr>
         <w:spacing w:before="60" w:after="60"/>
       </w:pPr>
-      <w:proofErr w:type="gramStart"/>
       <w:r>
         <w:rPr>
           <w:i/>
           <w:iCs/>
           <w:color w:val="666666"/>
         </w:rPr>
-        <w:t>[Anexar</w:t>
-      </w:r>
-      <w:proofErr w:type="gramEnd"/>
-      <w:r>
-        <w:rPr>
-          <w:i/>
-          <w:iCs/>
-          <w:color w:val="666666"/>
-        </w:rPr>
-        <w:t xml:space="preserve"> evidências de execução]</w:t>
+        <w:t>[Anexar evidências de execução]</w:t>
       </w:r>
     </w:p>
     <w:p>
@@ -11957,15 +11811,7 @@
             </w:r>
             <w:proofErr w:type="spellEnd"/>
             <w:r>
-              <w:t xml:space="preserve"> </w:t>
-            </w:r>
-            <w:proofErr w:type="spellStart"/>
-            <w:r>
-              <w:t>Story</w:t>
-            </w:r>
-            <w:proofErr w:type="spellEnd"/>
-            <w:r>
-              <w:t xml:space="preserve"> / Critério de Aceite]</w:t>
+              <w:t xml:space="preserve"> Story / Critério de Aceite]</w:t>
             </w:r>
           </w:p>
         </w:tc>
@@ -12741,23 +12587,13 @@
       <w:pPr>
         <w:spacing w:before="60" w:after="60"/>
       </w:pPr>
-      <w:proofErr w:type="gramStart"/>
       <w:r>
         <w:rPr>
           <w:i/>
           <w:iCs/>
           <w:color w:val="666666"/>
         </w:rPr>
-        <w:t>[Anexar</w:t>
-      </w:r>
-      <w:proofErr w:type="gramEnd"/>
-      <w:r>
-        <w:rPr>
-          <w:i/>
-          <w:iCs/>
-          <w:color w:val="666666"/>
-        </w:rPr>
-        <w:t xml:space="preserve"> evidências de execução]</w:t>
+        <w:t>[Anexar evidências de execução]</w:t>
       </w:r>
     </w:p>
     <w:p>
@@ -13615,15 +13451,7 @@
             </w:r>
             <w:proofErr w:type="spellEnd"/>
             <w:r>
-              <w:t xml:space="preserve"> </w:t>
-            </w:r>
-            <w:proofErr w:type="spellStart"/>
-            <w:r>
-              <w:t>Story</w:t>
-            </w:r>
-            <w:proofErr w:type="spellEnd"/>
-            <w:r>
-              <w:t xml:space="preserve"> / Critério de Aceite]</w:t>
+              <w:t xml:space="preserve"> Story / Critério de Aceite]</w:t>
             </w:r>
           </w:p>
         </w:tc>
@@ -14399,23 +14227,13 @@
       <w:pPr>
         <w:spacing w:before="60" w:after="60"/>
       </w:pPr>
-      <w:proofErr w:type="gramStart"/>
       <w:r>
         <w:rPr>
           <w:i/>
           <w:iCs/>
           <w:color w:val="666666"/>
         </w:rPr>
-        <w:t>[Anexar</w:t>
-      </w:r>
-      <w:proofErr w:type="gramEnd"/>
-      <w:r>
-        <w:rPr>
-          <w:i/>
-          <w:iCs/>
-          <w:color w:val="666666"/>
-        </w:rPr>
-        <w:t xml:space="preserve"> evidências de execução]</w:t>
+        <w:t>[Anexar evidências de execução]</w:t>
       </w:r>
     </w:p>
     <w:p>
@@ -14982,8 +14800,6 @@
             <w:proofErr w:type="spellEnd"/>
           </w:p>
         </w:tc>
-        <w:bookmarkStart w:id="0" w:name="_GoBack"/>
-        <w:bookmarkEnd w:id="0"/>
       </w:tr>
     </w:tbl>
     <w:p>
@@ -15283,15 +15099,7 @@
             </w:r>
             <w:proofErr w:type="spellEnd"/>
             <w:r>
-              <w:t xml:space="preserve"> </w:t>
-            </w:r>
-            <w:proofErr w:type="spellStart"/>
-            <w:r>
-              <w:t>Story</w:t>
-            </w:r>
-            <w:proofErr w:type="spellEnd"/>
-            <w:r>
-              <w:t xml:space="preserve"> / Critério de Aceite]</w:t>
+              <w:t xml:space="preserve"> Story / Critério de Aceite]</w:t>
             </w:r>
           </w:p>
         </w:tc>
@@ -16067,23 +15875,13 @@
       <w:pPr>
         <w:spacing w:before="60" w:after="60"/>
       </w:pPr>
-      <w:proofErr w:type="gramStart"/>
       <w:r>
         <w:rPr>
           <w:i/>
           <w:iCs/>
           <w:color w:val="666666"/>
         </w:rPr>
-        <w:t>[Anexar</w:t>
-      </w:r>
-      <w:proofErr w:type="gramEnd"/>
-      <w:r>
-        <w:rPr>
-          <w:i/>
-          <w:iCs/>
-          <w:color w:val="666666"/>
-        </w:rPr>
-        <w:t xml:space="preserve"> evidências de execução]</w:t>
+        <w:t>[Anexar evidências de execução]</w:t>
       </w:r>
     </w:p>
     <w:p>
@@ -16955,15 +16753,7 @@
             </w:r>
             <w:proofErr w:type="spellEnd"/>
             <w:r>
-              <w:t xml:space="preserve"> </w:t>
-            </w:r>
-            <w:proofErr w:type="spellStart"/>
-            <w:r>
-              <w:t>Story</w:t>
-            </w:r>
-            <w:proofErr w:type="spellEnd"/>
-            <w:r>
-              <w:t xml:space="preserve"> / Critério de Aceite]</w:t>
+              <w:t xml:space="preserve"> Story / Critério de Aceite]</w:t>
             </w:r>
           </w:p>
         </w:tc>
@@ -17194,7 +16984,7 @@
           </w:tcPr>
           <w:p>
             <w:r>
-              <w:t>[Passo 1]</w:t>
+              <w:t>Abri o site projeção.br/faculdade</w:t>
             </w:r>
           </w:p>
         </w:tc>
@@ -17208,54 +16998,6 @@
               <w:right w:val="single" w:sz="1" w:space="0" w:color="AAAAAA"/>
             </w:tcBorders>
             <w:shd w:val="clear" w:color="auto" w:fill="FFFFFF"/>
-            <w:tcMar>
-              <w:top w:w="80" w:type="dxa"/>
-              <w:left w:w="120" w:type="dxa"/>
-              <w:bottom w:w="80" w:type="dxa"/>
-              <w:right w:w="120" w:type="dxa"/>
-            </w:tcMar>
-          </w:tcPr>
-          <w:p>
-            <w:r>
-              <w:t>[Dado de entrada 1]</w:t>
-            </w:r>
-          </w:p>
-        </w:tc>
-        <w:tc>
-          <w:tcPr>
-            <w:tcW w:w="2730" w:type="dxa"/>
-            <w:tcBorders>
-              <w:top w:val="single" w:sz="1" w:space="0" w:color="AAAAAA"/>
-              <w:left w:val="single" w:sz="1" w:space="0" w:color="AAAAAA"/>
-              <w:bottom w:val="single" w:sz="1" w:space="0" w:color="AAAAAA"/>
-              <w:right w:val="single" w:sz="1" w:space="0" w:color="AAAAAA"/>
-            </w:tcBorders>
-            <w:shd w:val="clear" w:color="auto" w:fill="FFFFFF"/>
-            <w:tcMar>
-              <w:top w:w="80" w:type="dxa"/>
-              <w:left w:w="120" w:type="dxa"/>
-              <w:bottom w:w="80" w:type="dxa"/>
-              <w:right w:w="120" w:type="dxa"/>
-            </w:tcMar>
-          </w:tcPr>
-          <w:p>
-            <w:r>
-              <w:t>[Resultado esperado 1]</w:t>
-            </w:r>
-          </w:p>
-        </w:tc>
-      </w:tr>
-      <w:tr>
-        <w:tc>
-          <w:tcPr>
-            <w:tcW w:w="520" w:type="dxa"/>
-            <w:tcBorders>
-              <w:top w:val="single" w:sz="1" w:space="0" w:color="AAAAAA"/>
-              <w:left w:val="single" w:sz="1" w:space="0" w:color="AAAAAA"/>
-              <w:bottom w:val="single" w:sz="1" w:space="0" w:color="AAAAAA"/>
-              <w:right w:val="single" w:sz="1" w:space="0" w:color="AAAAAA"/>
-            </w:tcBorders>
-            <w:shd w:val="clear" w:color="auto" w:fill="F2F2F2"/>
             <w:tcMar>
               <w:top w:w="80" w:type="dxa"/>
               <w:left w:w="120" w:type="dxa"/>
@@ -17268,88 +17010,13 @@
               <w:jc w:val="center"/>
             </w:pPr>
             <w:r>
-              <w:rPr>
-                <w:b/>
-                <w:bCs/>
-              </w:rPr>
-              <w:t>2</w:t>
-            </w:r>
-          </w:p>
-        </w:tc>
-        <w:tc>
-          <w:tcPr>
-            <w:tcW w:w="3380" w:type="dxa"/>
-            <w:tcBorders>
-              <w:top w:val="single" w:sz="1" w:space="0" w:color="AAAAAA"/>
-              <w:left w:val="single" w:sz="1" w:space="0" w:color="AAAAAA"/>
-              <w:bottom w:val="single" w:sz="1" w:space="0" w:color="AAAAAA"/>
-              <w:right w:val="single" w:sz="1" w:space="0" w:color="AAAAAA"/>
-            </w:tcBorders>
-            <w:shd w:val="clear" w:color="auto" w:fill="F2F2F2"/>
-            <w:tcMar>
-              <w:top w:w="80" w:type="dxa"/>
-              <w:left w:w="120" w:type="dxa"/>
-              <w:bottom w:w="80" w:type="dxa"/>
-              <w:right w:w="120" w:type="dxa"/>
-            </w:tcMar>
-          </w:tcPr>
-          <w:p>
-            <w:r>
-              <w:t>[Passo 2]</w:t>
+              <w:t>-</w:t>
             </w:r>
           </w:p>
         </w:tc>
         <w:tc>
           <w:tcPr>
             <w:tcW w:w="2730" w:type="dxa"/>
-            <w:tcBorders>
-              <w:top w:val="single" w:sz="1" w:space="0" w:color="AAAAAA"/>
-              <w:left w:val="single" w:sz="1" w:space="0" w:color="AAAAAA"/>
-              <w:bottom w:val="single" w:sz="1" w:space="0" w:color="AAAAAA"/>
-              <w:right w:val="single" w:sz="1" w:space="0" w:color="AAAAAA"/>
-            </w:tcBorders>
-            <w:shd w:val="clear" w:color="auto" w:fill="F2F2F2"/>
-            <w:tcMar>
-              <w:top w:w="80" w:type="dxa"/>
-              <w:left w:w="120" w:type="dxa"/>
-              <w:bottom w:w="80" w:type="dxa"/>
-              <w:right w:w="120" w:type="dxa"/>
-            </w:tcMar>
-          </w:tcPr>
-          <w:p>
-            <w:r>
-              <w:t>[Dado de entrada 2]</w:t>
-            </w:r>
-          </w:p>
-        </w:tc>
-        <w:tc>
-          <w:tcPr>
-            <w:tcW w:w="2730" w:type="dxa"/>
-            <w:tcBorders>
-              <w:top w:val="single" w:sz="1" w:space="0" w:color="AAAAAA"/>
-              <w:left w:val="single" w:sz="1" w:space="0" w:color="AAAAAA"/>
-              <w:bottom w:val="single" w:sz="1" w:space="0" w:color="AAAAAA"/>
-              <w:right w:val="single" w:sz="1" w:space="0" w:color="AAAAAA"/>
-            </w:tcBorders>
-            <w:shd w:val="clear" w:color="auto" w:fill="F2F2F2"/>
-            <w:tcMar>
-              <w:top w:w="80" w:type="dxa"/>
-              <w:left w:w="120" w:type="dxa"/>
-              <w:bottom w:w="80" w:type="dxa"/>
-              <w:right w:w="120" w:type="dxa"/>
-            </w:tcMar>
-          </w:tcPr>
-          <w:p>
-            <w:r>
-              <w:t>[Resultado esperado 2]</w:t>
-            </w:r>
-          </w:p>
-        </w:tc>
-      </w:tr>
-      <w:tr>
-        <w:tc>
-          <w:tcPr>
-            <w:tcW w:w="520" w:type="dxa"/>
             <w:tcBorders>
               <w:top w:val="single" w:sz="1" w:space="0" w:color="AAAAAA"/>
               <w:left w:val="single" w:sz="1" w:space="0" w:color="AAAAAA"/>
@@ -17369,6 +17036,141 @@
               <w:jc w:val="center"/>
             </w:pPr>
             <w:r>
+              <w:t>-</w:t>
+            </w:r>
+          </w:p>
+        </w:tc>
+      </w:tr>
+      <w:tr>
+        <w:tc>
+          <w:tcPr>
+            <w:tcW w:w="520" w:type="dxa"/>
+            <w:tcBorders>
+              <w:top w:val="single" w:sz="1" w:space="0" w:color="AAAAAA"/>
+              <w:left w:val="single" w:sz="1" w:space="0" w:color="AAAAAA"/>
+              <w:bottom w:val="single" w:sz="1" w:space="0" w:color="AAAAAA"/>
+              <w:right w:val="single" w:sz="1" w:space="0" w:color="AAAAAA"/>
+            </w:tcBorders>
+            <w:shd w:val="clear" w:color="auto" w:fill="F2F2F2"/>
+            <w:tcMar>
+              <w:top w:w="80" w:type="dxa"/>
+              <w:left w:w="120" w:type="dxa"/>
+              <w:bottom w:w="80" w:type="dxa"/>
+              <w:right w:w="120" w:type="dxa"/>
+            </w:tcMar>
+          </w:tcPr>
+          <w:p>
+            <w:pPr>
+              <w:jc w:val="center"/>
+            </w:pPr>
+            <w:r>
+              <w:rPr>
+                <w:b/>
+                <w:bCs/>
+              </w:rPr>
+              <w:t>2</w:t>
+            </w:r>
+          </w:p>
+        </w:tc>
+        <w:tc>
+          <w:tcPr>
+            <w:tcW w:w="3380" w:type="dxa"/>
+            <w:tcBorders>
+              <w:top w:val="single" w:sz="1" w:space="0" w:color="AAAAAA"/>
+              <w:left w:val="single" w:sz="1" w:space="0" w:color="AAAAAA"/>
+              <w:bottom w:val="single" w:sz="1" w:space="0" w:color="AAAAAA"/>
+              <w:right w:val="single" w:sz="1" w:space="0" w:color="AAAAAA"/>
+            </w:tcBorders>
+            <w:shd w:val="clear" w:color="auto" w:fill="F2F2F2"/>
+            <w:tcMar>
+              <w:top w:w="80" w:type="dxa"/>
+              <w:left w:w="120" w:type="dxa"/>
+              <w:bottom w:w="80" w:type="dxa"/>
+              <w:right w:w="120" w:type="dxa"/>
+            </w:tcMar>
+          </w:tcPr>
+          <w:p>
+            <w:r>
+              <w:t>Clicar em Cursos (antes de cada MBA)</w:t>
+            </w:r>
+          </w:p>
+        </w:tc>
+        <w:tc>
+          <w:tcPr>
+            <w:tcW w:w="2730" w:type="dxa"/>
+            <w:tcBorders>
+              <w:top w:val="single" w:sz="1" w:space="0" w:color="AAAAAA"/>
+              <w:left w:val="single" w:sz="1" w:space="0" w:color="AAAAAA"/>
+              <w:bottom w:val="single" w:sz="1" w:space="0" w:color="AAAAAA"/>
+              <w:right w:val="single" w:sz="1" w:space="0" w:color="AAAAAA"/>
+            </w:tcBorders>
+            <w:shd w:val="clear" w:color="auto" w:fill="F2F2F2"/>
+            <w:tcMar>
+              <w:top w:w="80" w:type="dxa"/>
+              <w:left w:w="120" w:type="dxa"/>
+              <w:bottom w:w="80" w:type="dxa"/>
+              <w:right w:w="120" w:type="dxa"/>
+            </w:tcMar>
+          </w:tcPr>
+          <w:p>
+            <w:pPr>
+              <w:jc w:val="center"/>
+            </w:pPr>
+            <w:r>
+              <w:t>-</w:t>
+            </w:r>
+          </w:p>
+        </w:tc>
+        <w:tc>
+          <w:tcPr>
+            <w:tcW w:w="2730" w:type="dxa"/>
+            <w:tcBorders>
+              <w:top w:val="single" w:sz="1" w:space="0" w:color="AAAAAA"/>
+              <w:left w:val="single" w:sz="1" w:space="0" w:color="AAAAAA"/>
+              <w:bottom w:val="single" w:sz="1" w:space="0" w:color="AAAAAA"/>
+              <w:right w:val="single" w:sz="1" w:space="0" w:color="AAAAAA"/>
+            </w:tcBorders>
+            <w:shd w:val="clear" w:color="auto" w:fill="F2F2F2"/>
+            <w:tcMar>
+              <w:top w:w="80" w:type="dxa"/>
+              <w:left w:w="120" w:type="dxa"/>
+              <w:bottom w:w="80" w:type="dxa"/>
+              <w:right w:w="120" w:type="dxa"/>
+            </w:tcMar>
+          </w:tcPr>
+          <w:p>
+            <w:pPr>
+              <w:jc w:val="center"/>
+            </w:pPr>
+            <w:r>
+              <w:t>-</w:t>
+            </w:r>
+          </w:p>
+        </w:tc>
+      </w:tr>
+      <w:tr>
+        <w:tc>
+          <w:tcPr>
+            <w:tcW w:w="520" w:type="dxa"/>
+            <w:tcBorders>
+              <w:top w:val="single" w:sz="1" w:space="0" w:color="AAAAAA"/>
+              <w:left w:val="single" w:sz="1" w:space="0" w:color="AAAAAA"/>
+              <w:bottom w:val="single" w:sz="1" w:space="0" w:color="AAAAAA"/>
+              <w:right w:val="single" w:sz="1" w:space="0" w:color="AAAAAA"/>
+            </w:tcBorders>
+            <w:shd w:val="clear" w:color="auto" w:fill="FFFFFF"/>
+            <w:tcMar>
+              <w:top w:w="80" w:type="dxa"/>
+              <w:left w:w="120" w:type="dxa"/>
+              <w:bottom w:w="80" w:type="dxa"/>
+              <w:right w:w="120" w:type="dxa"/>
+            </w:tcMar>
+          </w:tcPr>
+          <w:p>
+            <w:pPr>
+              <w:jc w:val="center"/>
+            </w:pPr>
+            <w:r>
               <w:rPr>
                 <w:b/>
                 <w:bCs/>
@@ -17396,7 +17198,7 @@
           </w:tcPr>
           <w:p>
             <w:r>
-              <w:t>[Passo 3]</w:t>
+              <w:t>Selecionar o MBA de Qualidade de Software</w:t>
             </w:r>
           </w:p>
         </w:tc>
@@ -17418,8 +17220,11 @@
             </w:tcMar>
           </w:tcPr>
           <w:p>
-            <w:r>
-              <w:t>[Dado de entrada 3]</w:t>
+            <w:pPr>
+              <w:jc w:val="center"/>
+            </w:pPr>
+            <w:r>
+              <w:t>-</w:t>
             </w:r>
           </w:p>
         </w:tc>
@@ -17442,7 +17247,459 @@
           </w:tcPr>
           <w:p>
             <w:r>
-              <w:t>[Resultado esperado 3]</w:t>
+              <w:t>Abri a página do MBA correspondente</w:t>
+            </w:r>
+          </w:p>
+        </w:tc>
+      </w:tr>
+      <w:tr>
+        <w:tc>
+          <w:tcPr>
+            <w:tcW w:w="520" w:type="dxa"/>
+            <w:tcBorders>
+              <w:top w:val="single" w:sz="1" w:space="0" w:color="AAAAAA"/>
+              <w:left w:val="single" w:sz="1" w:space="0" w:color="AAAAAA"/>
+              <w:bottom w:val="single" w:sz="1" w:space="0" w:color="AAAAAA"/>
+              <w:right w:val="single" w:sz="1" w:space="0" w:color="AAAAAA"/>
+            </w:tcBorders>
+            <w:shd w:val="clear" w:color="auto" w:fill="FFFFFF"/>
+            <w:tcMar>
+              <w:top w:w="80" w:type="dxa"/>
+              <w:left w:w="120" w:type="dxa"/>
+              <w:bottom w:w="80" w:type="dxa"/>
+              <w:right w:w="120" w:type="dxa"/>
+            </w:tcMar>
+          </w:tcPr>
+          <w:p>
+            <w:pPr>
+              <w:jc w:val="center"/>
+              <w:rPr>
+                <w:b/>
+                <w:bCs/>
+              </w:rPr>
+            </w:pPr>
+            <w:r>
+              <w:rPr>
+                <w:b/>
+                <w:bCs/>
+              </w:rPr>
+              <w:t>4</w:t>
+            </w:r>
+          </w:p>
+          <w:p>
+            <w:pPr>
+              <w:rPr>
+                <w:b/>
+                <w:bCs/>
+              </w:rPr>
+            </w:pPr>
+          </w:p>
+        </w:tc>
+        <w:tc>
+          <w:tcPr>
+            <w:tcW w:w="3380" w:type="dxa"/>
+            <w:tcBorders>
+              <w:top w:val="single" w:sz="1" w:space="0" w:color="AAAAAA"/>
+              <w:left w:val="single" w:sz="1" w:space="0" w:color="AAAAAA"/>
+              <w:bottom w:val="single" w:sz="1" w:space="0" w:color="AAAAAA"/>
+              <w:right w:val="single" w:sz="1" w:space="0" w:color="AAAAAA"/>
+            </w:tcBorders>
+            <w:shd w:val="clear" w:color="auto" w:fill="FFFFFF"/>
+            <w:tcMar>
+              <w:top w:w="80" w:type="dxa"/>
+              <w:left w:w="120" w:type="dxa"/>
+              <w:bottom w:w="80" w:type="dxa"/>
+              <w:right w:w="120" w:type="dxa"/>
+            </w:tcMar>
+          </w:tcPr>
+          <w:p>
+            <w:r>
+              <w:t xml:space="preserve">Selecionar o MBA de </w:t>
+            </w:r>
+            <w:r>
+              <w:t>Gestão de Projetos</w:t>
+            </w:r>
+          </w:p>
+        </w:tc>
+        <w:tc>
+          <w:tcPr>
+            <w:tcW w:w="2730" w:type="dxa"/>
+            <w:tcBorders>
+              <w:top w:val="single" w:sz="1" w:space="0" w:color="AAAAAA"/>
+              <w:left w:val="single" w:sz="1" w:space="0" w:color="AAAAAA"/>
+              <w:bottom w:val="single" w:sz="1" w:space="0" w:color="AAAAAA"/>
+              <w:right w:val="single" w:sz="1" w:space="0" w:color="AAAAAA"/>
+            </w:tcBorders>
+            <w:shd w:val="clear" w:color="auto" w:fill="FFFFFF"/>
+            <w:tcMar>
+              <w:top w:w="80" w:type="dxa"/>
+              <w:left w:w="120" w:type="dxa"/>
+              <w:bottom w:w="80" w:type="dxa"/>
+              <w:right w:w="120" w:type="dxa"/>
+            </w:tcMar>
+          </w:tcPr>
+          <w:p>
+            <w:pPr>
+              <w:jc w:val="center"/>
+            </w:pPr>
+            <w:r>
+              <w:t>-</w:t>
+            </w:r>
+          </w:p>
+        </w:tc>
+        <w:tc>
+          <w:tcPr>
+            <w:tcW w:w="2730" w:type="dxa"/>
+            <w:tcBorders>
+              <w:top w:val="single" w:sz="1" w:space="0" w:color="AAAAAA"/>
+              <w:left w:val="single" w:sz="1" w:space="0" w:color="AAAAAA"/>
+              <w:bottom w:val="single" w:sz="1" w:space="0" w:color="AAAAAA"/>
+              <w:right w:val="single" w:sz="1" w:space="0" w:color="AAAAAA"/>
+            </w:tcBorders>
+            <w:shd w:val="clear" w:color="auto" w:fill="FFFFFF"/>
+            <w:tcMar>
+              <w:top w:w="80" w:type="dxa"/>
+              <w:left w:w="120" w:type="dxa"/>
+              <w:bottom w:w="80" w:type="dxa"/>
+              <w:right w:w="120" w:type="dxa"/>
+            </w:tcMar>
+          </w:tcPr>
+          <w:p>
+            <w:r>
+              <w:t>Abri a página do MBA correspondente</w:t>
+            </w:r>
+          </w:p>
+        </w:tc>
+      </w:tr>
+      <w:tr>
+        <w:tc>
+          <w:tcPr>
+            <w:tcW w:w="520" w:type="dxa"/>
+            <w:tcBorders>
+              <w:top w:val="single" w:sz="1" w:space="0" w:color="AAAAAA"/>
+              <w:left w:val="single" w:sz="1" w:space="0" w:color="AAAAAA"/>
+              <w:bottom w:val="single" w:sz="1" w:space="0" w:color="AAAAAA"/>
+              <w:right w:val="single" w:sz="1" w:space="0" w:color="AAAAAA"/>
+            </w:tcBorders>
+            <w:shd w:val="clear" w:color="auto" w:fill="FFFFFF"/>
+            <w:tcMar>
+              <w:top w:w="80" w:type="dxa"/>
+              <w:left w:w="120" w:type="dxa"/>
+              <w:bottom w:w="80" w:type="dxa"/>
+              <w:right w:w="120" w:type="dxa"/>
+            </w:tcMar>
+          </w:tcPr>
+          <w:p>
+            <w:pPr>
+              <w:jc w:val="center"/>
+              <w:rPr>
+                <w:b/>
+                <w:bCs/>
+              </w:rPr>
+            </w:pPr>
+            <w:r>
+              <w:rPr>
+                <w:b/>
+                <w:bCs/>
+              </w:rPr>
+              <w:t>5</w:t>
+            </w:r>
+          </w:p>
+        </w:tc>
+        <w:tc>
+          <w:tcPr>
+            <w:tcW w:w="3380" w:type="dxa"/>
+            <w:tcBorders>
+              <w:top w:val="single" w:sz="1" w:space="0" w:color="AAAAAA"/>
+              <w:left w:val="single" w:sz="1" w:space="0" w:color="AAAAAA"/>
+              <w:bottom w:val="single" w:sz="1" w:space="0" w:color="AAAAAA"/>
+              <w:right w:val="single" w:sz="1" w:space="0" w:color="AAAAAA"/>
+            </w:tcBorders>
+            <w:shd w:val="clear" w:color="auto" w:fill="FFFFFF"/>
+            <w:tcMar>
+              <w:top w:w="80" w:type="dxa"/>
+              <w:left w:w="120" w:type="dxa"/>
+              <w:bottom w:w="80" w:type="dxa"/>
+              <w:right w:w="120" w:type="dxa"/>
+            </w:tcMar>
+          </w:tcPr>
+          <w:p>
+            <w:r>
+              <w:t xml:space="preserve">Selecionar o MBA de </w:t>
+            </w:r>
+            <w:r>
+              <w:t xml:space="preserve">Gestão Escolar </w:t>
+            </w:r>
+          </w:p>
+        </w:tc>
+        <w:tc>
+          <w:tcPr>
+            <w:tcW w:w="2730" w:type="dxa"/>
+            <w:tcBorders>
+              <w:top w:val="single" w:sz="1" w:space="0" w:color="AAAAAA"/>
+              <w:left w:val="single" w:sz="1" w:space="0" w:color="AAAAAA"/>
+              <w:bottom w:val="single" w:sz="1" w:space="0" w:color="AAAAAA"/>
+              <w:right w:val="single" w:sz="1" w:space="0" w:color="AAAAAA"/>
+            </w:tcBorders>
+            <w:shd w:val="clear" w:color="auto" w:fill="FFFFFF"/>
+            <w:tcMar>
+              <w:top w:w="80" w:type="dxa"/>
+              <w:left w:w="120" w:type="dxa"/>
+              <w:bottom w:w="80" w:type="dxa"/>
+              <w:right w:w="120" w:type="dxa"/>
+            </w:tcMar>
+          </w:tcPr>
+          <w:p>
+            <w:pPr>
+              <w:jc w:val="center"/>
+            </w:pPr>
+            <w:r>
+              <w:t>-</w:t>
+            </w:r>
+          </w:p>
+        </w:tc>
+        <w:tc>
+          <w:tcPr>
+            <w:tcW w:w="2730" w:type="dxa"/>
+            <w:tcBorders>
+              <w:top w:val="single" w:sz="1" w:space="0" w:color="AAAAAA"/>
+              <w:left w:val="single" w:sz="1" w:space="0" w:color="AAAAAA"/>
+              <w:bottom w:val="single" w:sz="1" w:space="0" w:color="AAAAAA"/>
+              <w:right w:val="single" w:sz="1" w:space="0" w:color="AAAAAA"/>
+            </w:tcBorders>
+            <w:shd w:val="clear" w:color="auto" w:fill="FFFFFF"/>
+            <w:tcMar>
+              <w:top w:w="80" w:type="dxa"/>
+              <w:left w:w="120" w:type="dxa"/>
+              <w:bottom w:w="80" w:type="dxa"/>
+              <w:right w:w="120" w:type="dxa"/>
+            </w:tcMar>
+          </w:tcPr>
+          <w:p>
+            <w:r>
+              <w:t>Abri a página do MBA correspondente</w:t>
+            </w:r>
+          </w:p>
+        </w:tc>
+      </w:tr>
+      <w:tr>
+        <w:tc>
+          <w:tcPr>
+            <w:tcW w:w="520" w:type="dxa"/>
+            <w:tcBorders>
+              <w:top w:val="single" w:sz="1" w:space="0" w:color="AAAAAA"/>
+              <w:left w:val="single" w:sz="1" w:space="0" w:color="AAAAAA"/>
+              <w:bottom w:val="single" w:sz="1" w:space="0" w:color="AAAAAA"/>
+              <w:right w:val="single" w:sz="1" w:space="0" w:color="AAAAAA"/>
+            </w:tcBorders>
+            <w:shd w:val="clear" w:color="auto" w:fill="FFFFFF"/>
+            <w:tcMar>
+              <w:top w:w="80" w:type="dxa"/>
+              <w:left w:w="120" w:type="dxa"/>
+              <w:bottom w:w="80" w:type="dxa"/>
+              <w:right w:w="120" w:type="dxa"/>
+            </w:tcMar>
+          </w:tcPr>
+          <w:p>
+            <w:pPr>
+              <w:jc w:val="center"/>
+              <w:rPr>
+                <w:b/>
+                <w:bCs/>
+              </w:rPr>
+            </w:pPr>
+            <w:r>
+              <w:rPr>
+                <w:b/>
+                <w:bCs/>
+              </w:rPr>
+              <w:t>6</w:t>
+            </w:r>
+          </w:p>
+        </w:tc>
+        <w:tc>
+          <w:tcPr>
+            <w:tcW w:w="3380" w:type="dxa"/>
+            <w:tcBorders>
+              <w:top w:val="single" w:sz="1" w:space="0" w:color="AAAAAA"/>
+              <w:left w:val="single" w:sz="1" w:space="0" w:color="AAAAAA"/>
+              <w:bottom w:val="single" w:sz="1" w:space="0" w:color="AAAAAA"/>
+              <w:right w:val="single" w:sz="1" w:space="0" w:color="AAAAAA"/>
+            </w:tcBorders>
+            <w:shd w:val="clear" w:color="auto" w:fill="FFFFFF"/>
+            <w:tcMar>
+              <w:top w:w="80" w:type="dxa"/>
+              <w:left w:w="120" w:type="dxa"/>
+              <w:bottom w:w="80" w:type="dxa"/>
+              <w:right w:w="120" w:type="dxa"/>
+            </w:tcMar>
+          </w:tcPr>
+          <w:p>
+            <w:r>
+              <w:t xml:space="preserve">Selecionar o MBA de </w:t>
+            </w:r>
+            <w:r>
+              <w:t>Gestão Estratégica de Negócios</w:t>
+            </w:r>
+          </w:p>
+        </w:tc>
+        <w:tc>
+          <w:tcPr>
+            <w:tcW w:w="2730" w:type="dxa"/>
+            <w:tcBorders>
+              <w:top w:val="single" w:sz="1" w:space="0" w:color="AAAAAA"/>
+              <w:left w:val="single" w:sz="1" w:space="0" w:color="AAAAAA"/>
+              <w:bottom w:val="single" w:sz="1" w:space="0" w:color="AAAAAA"/>
+              <w:right w:val="single" w:sz="1" w:space="0" w:color="AAAAAA"/>
+            </w:tcBorders>
+            <w:shd w:val="clear" w:color="auto" w:fill="FFFFFF"/>
+            <w:tcMar>
+              <w:top w:w="80" w:type="dxa"/>
+              <w:left w:w="120" w:type="dxa"/>
+              <w:bottom w:w="80" w:type="dxa"/>
+              <w:right w:w="120" w:type="dxa"/>
+            </w:tcMar>
+          </w:tcPr>
+          <w:p>
+            <w:pPr>
+              <w:jc w:val="center"/>
+            </w:pPr>
+            <w:r>
+              <w:t>-</w:t>
+            </w:r>
+          </w:p>
+        </w:tc>
+        <w:tc>
+          <w:tcPr>
+            <w:tcW w:w="2730" w:type="dxa"/>
+            <w:tcBorders>
+              <w:top w:val="single" w:sz="1" w:space="0" w:color="AAAAAA"/>
+              <w:left w:val="single" w:sz="1" w:space="0" w:color="AAAAAA"/>
+              <w:bottom w:val="single" w:sz="1" w:space="0" w:color="AAAAAA"/>
+              <w:right w:val="single" w:sz="1" w:space="0" w:color="AAAAAA"/>
+            </w:tcBorders>
+            <w:shd w:val="clear" w:color="auto" w:fill="FFFFFF"/>
+            <w:tcMar>
+              <w:top w:w="80" w:type="dxa"/>
+              <w:left w:w="120" w:type="dxa"/>
+              <w:bottom w:w="80" w:type="dxa"/>
+              <w:right w:w="120" w:type="dxa"/>
+            </w:tcMar>
+          </w:tcPr>
+          <w:p>
+            <w:r>
+              <w:t>Abri a página do MBA correspondente</w:t>
+            </w:r>
+          </w:p>
+        </w:tc>
+      </w:tr>
+      <w:tr>
+        <w:tc>
+          <w:tcPr>
+            <w:tcW w:w="520" w:type="dxa"/>
+            <w:tcBorders>
+              <w:top w:val="single" w:sz="1" w:space="0" w:color="AAAAAA"/>
+              <w:left w:val="single" w:sz="1" w:space="0" w:color="AAAAAA"/>
+              <w:bottom w:val="single" w:sz="1" w:space="0" w:color="AAAAAA"/>
+              <w:right w:val="single" w:sz="1" w:space="0" w:color="AAAAAA"/>
+            </w:tcBorders>
+            <w:shd w:val="clear" w:color="auto" w:fill="FFFFFF"/>
+            <w:tcMar>
+              <w:top w:w="80" w:type="dxa"/>
+              <w:left w:w="120" w:type="dxa"/>
+              <w:bottom w:w="80" w:type="dxa"/>
+              <w:right w:w="120" w:type="dxa"/>
+            </w:tcMar>
+          </w:tcPr>
+          <w:p>
+            <w:pPr>
+              <w:jc w:val="center"/>
+              <w:rPr>
+                <w:b/>
+                <w:bCs/>
+              </w:rPr>
+            </w:pPr>
+            <w:r>
+              <w:rPr>
+                <w:b/>
+                <w:bCs/>
+              </w:rPr>
+              <w:t>7</w:t>
+            </w:r>
+          </w:p>
+        </w:tc>
+        <w:tc>
+          <w:tcPr>
+            <w:tcW w:w="3380" w:type="dxa"/>
+            <w:tcBorders>
+              <w:top w:val="single" w:sz="1" w:space="0" w:color="AAAAAA"/>
+              <w:left w:val="single" w:sz="1" w:space="0" w:color="AAAAAA"/>
+              <w:bottom w:val="single" w:sz="1" w:space="0" w:color="AAAAAA"/>
+              <w:right w:val="single" w:sz="1" w:space="0" w:color="AAAAAA"/>
+            </w:tcBorders>
+            <w:shd w:val="clear" w:color="auto" w:fill="FFFFFF"/>
+            <w:tcMar>
+              <w:top w:w="80" w:type="dxa"/>
+              <w:left w:w="120" w:type="dxa"/>
+              <w:bottom w:w="80" w:type="dxa"/>
+              <w:right w:w="120" w:type="dxa"/>
+            </w:tcMar>
+          </w:tcPr>
+          <w:p>
+            <w:r>
+              <w:t xml:space="preserve">Selecionar o MBA de </w:t>
+            </w:r>
+            <w:r>
+              <w:t>Gestão Pública</w:t>
+            </w:r>
+          </w:p>
+        </w:tc>
+        <w:tc>
+          <w:tcPr>
+            <w:tcW w:w="2730" w:type="dxa"/>
+            <w:tcBorders>
+              <w:top w:val="single" w:sz="1" w:space="0" w:color="AAAAAA"/>
+              <w:left w:val="single" w:sz="1" w:space="0" w:color="AAAAAA"/>
+              <w:bottom w:val="single" w:sz="1" w:space="0" w:color="AAAAAA"/>
+              <w:right w:val="single" w:sz="1" w:space="0" w:color="AAAAAA"/>
+            </w:tcBorders>
+            <w:shd w:val="clear" w:color="auto" w:fill="FFFFFF"/>
+            <w:tcMar>
+              <w:top w:w="80" w:type="dxa"/>
+              <w:left w:w="120" w:type="dxa"/>
+              <w:bottom w:w="80" w:type="dxa"/>
+              <w:right w:w="120" w:type="dxa"/>
+            </w:tcMar>
+          </w:tcPr>
+          <w:p>
+            <w:pPr>
+              <w:jc w:val="center"/>
+            </w:pPr>
+            <w:r>
+              <w:t>-</w:t>
+            </w:r>
+          </w:p>
+        </w:tc>
+        <w:tc>
+          <w:tcPr>
+            <w:tcW w:w="2730" w:type="dxa"/>
+            <w:tcBorders>
+              <w:top w:val="single" w:sz="1" w:space="0" w:color="AAAAAA"/>
+              <w:left w:val="single" w:sz="1" w:space="0" w:color="AAAAAA"/>
+              <w:bottom w:val="single" w:sz="1" w:space="0" w:color="AAAAAA"/>
+              <w:right w:val="single" w:sz="1" w:space="0" w:color="AAAAAA"/>
+            </w:tcBorders>
+            <w:shd w:val="clear" w:color="auto" w:fill="FFFFFF"/>
+            <w:tcMar>
+              <w:top w:w="80" w:type="dxa"/>
+              <w:left w:w="120" w:type="dxa"/>
+              <w:bottom w:w="80" w:type="dxa"/>
+              <w:right w:w="120" w:type="dxa"/>
+            </w:tcMar>
+          </w:tcPr>
+          <w:p>
+            <w:r>
+              <w:t>Abri a página do MBA correspondente</w:t>
             </w:r>
           </w:p>
         </w:tc>
@@ -17643,7 +17900,7 @@
           </w:tcPr>
           <w:p>
             <w:r>
-              <w:t>[DD/MM/AAAA]</w:t>
+              <w:t>09/06/2026</w:t>
             </w:r>
           </w:p>
         </w:tc>
@@ -17666,7 +17923,7 @@
           </w:tcPr>
           <w:p>
             <w:r>
-              <w:t>[Nome]</w:t>
+              <w:t>Marcos Vinícius</w:t>
             </w:r>
           </w:p>
         </w:tc>
@@ -17689,8 +17946,32 @@
           </w:tcPr>
           <w:p>
             <w:r>
-              <w:t>[ ] Passou   [ ] Falhou   [ ] Bloqueado</w:t>
-            </w:r>
+              <w:t>[</w:t>
+            </w:r>
+            <w:r>
+              <w:t>X</w:t>
+            </w:r>
+            <w:proofErr w:type="gramStart"/>
+            <w:r>
+              <w:t>] Passou   [</w:t>
+            </w:r>
+            <w:proofErr w:type="gramEnd"/>
+            <w:r>
+              <w:t xml:space="preserve"> </w:t>
+            </w:r>
+            <w:proofErr w:type="gramStart"/>
+            <w:r>
+              <w:t>] Falhou   [</w:t>
+            </w:r>
+            <w:proofErr w:type="gramEnd"/>
+            <w:r>
+              <w:t xml:space="preserve"> </w:t>
+            </w:r>
+            <w:proofErr w:type="gramStart"/>
+            <w:r>
+              <w:t>] Bloqueado</w:t>
+            </w:r>
+            <w:proofErr w:type="gramEnd"/>
           </w:p>
         </w:tc>
         <w:tc>
@@ -17718,6 +17999,16 @@
         </w:tc>
       </w:tr>
     </w:tbl>
+    <w:p>
+      <w:pPr>
+        <w:spacing w:before="80" w:after="80"/>
+      </w:pPr>
+    </w:p>
+    <w:p>
+      <w:r>
+        <w:br w:type="page"/>
+      </w:r>
+    </w:p>
     <w:p>
       <w:pPr>
         <w:spacing w:before="80" w:after="80"/>
@@ -17739,29 +18030,128 @@
       <w:pPr>
         <w:spacing w:before="60" w:after="60"/>
       </w:pPr>
-      <w:proofErr w:type="gramStart"/>
       <w:r>
         <w:rPr>
-          <w:i/>
-          <w:iCs/>
-          <w:color w:val="666666"/>
+          <w:noProof/>
         </w:rPr>
-        <w:t>[Anexar</w:t>
-      </w:r>
-      <w:proofErr w:type="gramEnd"/>
-      <w:r>
-        <w:rPr>
-          <w:i/>
-          <w:iCs/>
-          <w:color w:val="666666"/>
-        </w:rPr>
-        <w:t xml:space="preserve"> evidências de execução]</w:t>
+        <w:drawing>
+          <wp:inline distT="0" distB="0" distL="0" distR="0" wp14:anchorId="5C494271" wp14:editId="41159DBC">
+            <wp:extent cx="5943600" cy="2941320"/>
+            <wp:effectExtent l="0" t="0" r="0" b="0"/>
+            <wp:docPr id="1565386033" name="Imagem 1"/>
+            <wp:cNvGraphicFramePr>
+              <a:graphicFrameLocks xmlns:a="http://schemas.openxmlformats.org/drawingml/2006/main" noChangeAspect="1"/>
+            </wp:cNvGraphicFramePr>
+            <a:graphic xmlns:a="http://schemas.openxmlformats.org/drawingml/2006/main">
+              <a:graphicData uri="http://schemas.openxmlformats.org/drawingml/2006/picture">
+                <pic:pic xmlns:pic="http://schemas.openxmlformats.org/drawingml/2006/picture">
+                  <pic:nvPicPr>
+                    <pic:cNvPr id="1565386033" name="Imagem 1565386033"/>
+                    <pic:cNvPicPr/>
+                  </pic:nvPicPr>
+                  <pic:blipFill>
+                    <a:blip r:embed="rId7">
+                      <a:extLst>
+                        <a:ext uri="{28A0092B-C50C-407E-A947-70E740481C1C}">
+                          <a14:useLocalDpi xmlns:a14="http://schemas.microsoft.com/office/drawing/2010/main" val="0"/>
+                        </a:ext>
+                      </a:extLst>
+                    </a:blip>
+                    <a:stretch>
+                      <a:fillRect/>
+                    </a:stretch>
+                  </pic:blipFill>
+                  <pic:spPr>
+                    <a:xfrm>
+                      <a:off x="0" y="0"/>
+                      <a:ext cx="5943600" cy="2941320"/>
+                    </a:xfrm>
+                    <a:prstGeom prst="rect">
+                      <a:avLst/>
+                    </a:prstGeom>
+                  </pic:spPr>
+                </pic:pic>
+              </a:graphicData>
+            </a:graphic>
+          </wp:inline>
+        </w:drawing>
       </w:r>
     </w:p>
     <w:p>
       <w:pPr>
-        <w:spacing w:before="80" w:after="80"/>
+        <w:spacing w:before="60" w:after="60"/>
+        <w:rPr>
+          <w:b/>
+          <w:bCs/>
+          <w:noProof/>
+        </w:rPr>
       </w:pPr>
+    </w:p>
+    <w:p>
+      <w:pPr>
+        <w:spacing w:before="60" w:after="60"/>
+        <w:rPr>
+          <w:b/>
+          <w:bCs/>
+        </w:rPr>
+      </w:pPr>
+      <w:r>
+        <w:rPr>
+          <w:b/>
+          <w:bCs/>
+          <w:noProof/>
+        </w:rPr>
+        <w:drawing>
+          <wp:inline distT="0" distB="0" distL="0" distR="0" wp14:anchorId="779ACECE" wp14:editId="77DB4CAF">
+            <wp:extent cx="5943600" cy="1682750"/>
+            <wp:effectExtent l="0" t="0" r="0" b="0"/>
+            <wp:docPr id="2018842647" name="Imagem 2"/>
+            <wp:cNvGraphicFramePr>
+              <a:graphicFrameLocks xmlns:a="http://schemas.openxmlformats.org/drawingml/2006/main" noChangeAspect="1"/>
+            </wp:cNvGraphicFramePr>
+            <a:graphic xmlns:a="http://schemas.openxmlformats.org/drawingml/2006/main">
+              <a:graphicData uri="http://schemas.openxmlformats.org/drawingml/2006/picture">
+                <pic:pic xmlns:pic="http://schemas.openxmlformats.org/drawingml/2006/picture">
+                  <pic:nvPicPr>
+                    <pic:cNvPr id="2018842647" name="Imagem 2018842647"/>
+                    <pic:cNvPicPr/>
+                  </pic:nvPicPr>
+                  <pic:blipFill rotWithShape="1">
+                    <a:blip r:embed="rId8">
+                      <a:extLst>
+                        <a:ext uri="{28A0092B-C50C-407E-A947-70E740481C1C}">
+                          <a14:useLocalDpi xmlns:a14="http://schemas.microsoft.com/office/drawing/2010/main" val="0"/>
+                        </a:ext>
+                      </a:extLst>
+                    </a:blip>
+                    <a:srcRect t="31169"/>
+                    <a:stretch>
+                      <a:fillRect/>
+                    </a:stretch>
+                  </pic:blipFill>
+                  <pic:spPr bwMode="auto">
+                    <a:xfrm>
+                      <a:off x="0" y="0"/>
+                      <a:ext cx="5943600" cy="1682750"/>
+                    </a:xfrm>
+                    <a:prstGeom prst="rect">
+                      <a:avLst/>
+                    </a:prstGeom>
+                    <a:ln>
+                      <a:noFill/>
+                    </a:ln>
+                    <a:extLst>
+                      <a:ext uri="{53640926-AAD7-44D8-BBD7-CCE9431645EC}">
+                        <a14:shadowObscured xmlns:a14="http://schemas.microsoft.com/office/drawing/2010/main"/>
+                      </a:ext>
+                    </a:extLst>
+                  </pic:spPr>
+                </pic:pic>
+              </a:graphicData>
+            </a:graphic>
+          </wp:inline>
+        </w:drawing>
+      </w:r>
     </w:p>
     <w:p>
       <w:pPr>
@@ -18325,7 +18715,11 @@
               <w:right w:w="120" w:type="dxa"/>
             </w:tcMar>
           </w:tcPr>
-          <w:p/>
+          <w:p>
+            <w:r>
+              <w:t>18</w:t>
+            </w:r>
+          </w:p>
         </w:tc>
         <w:tc>
           <w:tcPr>
@@ -18344,7 +18738,11 @@
               <w:right w:w="120" w:type="dxa"/>
             </w:tcMar>
           </w:tcPr>
-          <w:p/>
+          <w:p>
+            <w:r>
+              <w:t>18</w:t>
+            </w:r>
+          </w:p>
         </w:tc>
         <w:tc>
           <w:tcPr>
@@ -18363,7 +18761,28 @@
               <w:right w:w="120" w:type="dxa"/>
             </w:tcMar>
           </w:tcPr>
-          <w:p/>
+          <w:p>
+            <w:proofErr w:type="spellStart"/>
+            <w:r>
+              <w:t>CTs</w:t>
+            </w:r>
+            <w:proofErr w:type="spellEnd"/>
+            <w:r>
+              <w:t xml:space="preserve"> com </w:t>
+            </w:r>
+            <w:r>
+              <w:t xml:space="preserve">tamanho de </w:t>
+            </w:r>
+            <w:r>
+              <w:t>tela normal</w:t>
+            </w:r>
+            <w:r>
+              <w:t xml:space="preserve"> e </w:t>
+            </w:r>
+            <w:r>
+              <w:t>retraída</w:t>
+            </w:r>
+          </w:p>
         </w:tc>
       </w:tr>
       <w:tr>
@@ -18833,19 +19252,9 @@
       <w:pPr>
         <w:spacing w:before="60" w:after="60"/>
       </w:pPr>
-      <w:proofErr w:type="gramStart"/>
       <w:r>
-        <w:t>[Registre</w:t>
+        <w:t>[Registre aqui a conclusão geral da execução: o sistema está apto para avançar? Quais riscos residuais foram identificados? Quais defeitos críticos permanecem abertos?]</w:t>
       </w:r>
-      <w:proofErr w:type="gramEnd"/>
-      <w:r>
-        <w:t xml:space="preserve"> aqui a conclusão geral da execução: o sistema está apto para avançar? Quais riscos residuais foram identificados? Quais defeitos críticos permanecem </w:t>
-      </w:r>
-      <w:proofErr w:type="gramStart"/>
-      <w:r>
-        <w:t>abertos?]</w:t>
-      </w:r>
-      <w:proofErr w:type="gramEnd"/>
     </w:p>
     <w:p>
       <w:pPr>
@@ -18861,7 +19270,7 @@
           <w:b/>
           <w:bCs/>
         </w:rPr>
-        <w:t xml:space="preserve">Parecer: [ </w:t>
+        <w:t xml:space="preserve">Parecer: </w:t>
       </w:r>
       <w:proofErr w:type="gramStart"/>
       <w:r>
@@ -18869,7 +19278,7 @@
           <w:b/>
           <w:bCs/>
         </w:rPr>
-        <w:t>] Aprovado</w:t>
+        <w:t>[ ]</w:t>
       </w:r>
       <w:proofErr w:type="gramEnd"/>
       <w:r>
@@ -18877,8 +19286,49 @@
           <w:b/>
           <w:bCs/>
         </w:rPr>
-        <w:t xml:space="preserve">   [ ] Aprovado com Ressalvas   [ ] Reprovado</w:t>
+        <w:t xml:space="preserve"> Aprovado</w:t>
       </w:r>
+      <w:proofErr w:type="gramStart"/>
+      <w:r>
+        <w:rPr>
+          <w:b/>
+          <w:bCs/>
+        </w:rPr>
+        <w:t xml:space="preserve">   [</w:t>
+      </w:r>
+      <w:proofErr w:type="gramEnd"/>
+      <w:r>
+        <w:rPr>
+          <w:b/>
+          <w:bCs/>
+        </w:rPr>
+        <w:t xml:space="preserve"> ] Aprovado com Ressalvas</w:t>
+      </w:r>
+      <w:proofErr w:type="gramStart"/>
+      <w:r>
+        <w:rPr>
+          <w:b/>
+          <w:bCs/>
+        </w:rPr>
+        <w:t xml:space="preserve">   [</w:t>
+      </w:r>
+      <w:proofErr w:type="gramEnd"/>
+      <w:r>
+        <w:rPr>
+          <w:b/>
+          <w:bCs/>
+        </w:rPr>
+        <w:t xml:space="preserve"> </w:t>
+      </w:r>
+      <w:proofErr w:type="gramStart"/>
+      <w:r>
+        <w:rPr>
+          <w:b/>
+          <w:bCs/>
+        </w:rPr>
+        <w:t>] Reprovado</w:t>
+      </w:r>
+      <w:proofErr w:type="gramEnd"/>
     </w:p>
     <w:p>
       <w:pPr>
@@ -19241,8 +19691,8 @@
       </w:pPr>
     </w:p>
     <w:sectPr>
-      <w:headerReference w:type="default" r:id="rId7"/>
-      <w:footerReference w:type="default" r:id="rId8"/>
+      <w:headerReference w:type="default" r:id="rId9"/>
+      <w:footerReference w:type="default" r:id="rId10"/>
       <w:pgSz w:w="12240" w:h="15840"/>
       <w:pgMar w:top="1440" w:right="1440" w:bottom="1440" w:left="1440" w:header="708" w:footer="708" w:gutter="0"/>
       <w:cols w:space="720"/>
@@ -19253,7 +19703,7 @@
 </file>
 
 <file path=word/endnotes.xml><?xml version="1.0" encoding="utf-8"?>
-<w:endnotes xmlns:wpc="http://schemas.microsoft.com/office/word/2010/wordprocessingCanvas" xmlns:cx="http://schemas.microsoft.com/office/drawing/2014/chartex" xmlns:cx1="http://schemas.microsoft.com/office/drawing/2015/9/8/chartex" xmlns:mc="http://schemas.openxmlformats.org/markup-compatibility/2006" xmlns:o="urn:schemas-microsoft-com:office:office" xmlns:r="http://schemas.openxmlformats.org/officeDocument/2006/relationships" xmlns:m="http://schemas.openxmlformats.org/officeDocument/2006/math" xmlns:v="urn:schemas-microsoft-com:vml" xmlns:wp14="http://schemas.microsoft.com/office/word/2010/wordprocessingDrawing" xmlns:wp="http://schemas.openxmlformats.org/drawingml/2006/wordprocessingDrawing" xmlns:w10="urn:schemas-microsoft-com:office:word" xmlns:w="http://schemas.openxmlformats.org/wordprocessingml/2006/main" xmlns:w14="http://schemas.microsoft.com/office/word/2010/wordml" xmlns:w15="http://schemas.microsoft.com/office/word/2012/wordml" xmlns:w16se="http://schemas.microsoft.com/office/word/2015/wordml/symex" xmlns:wpg="http://schemas.microsoft.com/office/word/2010/wordprocessingGroup" xmlns:wpi="http://schemas.microsoft.com/office/word/2010/wordprocessingInk" xmlns:wne="http://schemas.microsoft.com/office/word/2006/wordml" xmlns:wps="http://schemas.microsoft.com/office/word/2010/wordprocessingShape" mc:Ignorable="w14 w15 w16se wp14">
+<w:endnotes xmlns:wpc="http://schemas.microsoft.com/office/word/2010/wordprocessingCanvas" xmlns:cx="http://schemas.microsoft.com/office/drawing/2014/chartex" xmlns:cx1="http://schemas.microsoft.com/office/drawing/2015/9/8/chartex" xmlns:cx2="http://schemas.microsoft.com/office/drawing/2015/10/21/chartex" xmlns:cx3="http://schemas.microsoft.com/office/drawing/2016/5/9/chartex" xmlns:cx4="http://schemas.microsoft.com/office/drawing/2016/5/10/chartex" xmlns:cx5="http://schemas.microsoft.com/office/drawing/2016/5/11/chartex" xmlns:cx6="http://schemas.microsoft.com/office/drawing/2016/5/12/chartex" xmlns:cx7="http://schemas.microsoft.com/office/drawing/2016/5/13/chartex" xmlns:cx8="http://schemas.microsoft.com/office/drawing/2016/5/14/chartex" xmlns:mc="http://schemas.openxmlformats.org/markup-compatibility/2006" xmlns:aink="http://schemas.microsoft.com/office/drawing/2016/ink" xmlns:am3d="http://schemas.microsoft.com/office/drawing/2017/model3d" xmlns:o="urn:schemas-microsoft-com:office:office" xmlns:oel="http://schemas.microsoft.com/office/2019/extlst" xmlns:r="http://schemas.openxmlformats.org/officeDocument/2006/relationships" xmlns:m="http://schemas.openxmlformats.org/officeDocument/2006/math" xmlns:v="urn:schemas-microsoft-com:vml" xmlns:wp14="http://schemas.microsoft.com/office/word/2010/wordprocessingDrawing" xmlns:wp="http://schemas.openxmlformats.org/drawingml/2006/wordprocessingDrawing" xmlns:w10="urn:schemas-microsoft-com:office:word" xmlns:w="http://schemas.openxmlformats.org/wordprocessingml/2006/main" xmlns:w14="http://schemas.microsoft.com/office/word/2010/wordml" xmlns:w15="http://schemas.microsoft.com/office/word/2012/wordml" xmlns:w16cex="http://schemas.microsoft.com/office/word/2018/wordml/cex" xmlns:w16cid="http://schemas.microsoft.com/office/word/2016/wordml/cid" xmlns:w16="http://schemas.microsoft.com/office/word/2018/wordml" xmlns:w16du="http://schemas.microsoft.com/office/word/2023/wordml/word16du" xmlns:w16sdtdh="http://schemas.microsoft.com/office/word/2020/wordml/sdtdatahash" xmlns:w16sdtfl="http://schemas.microsoft.com/office/word/2024/wordml/sdtformatlock" xmlns:w16se="http://schemas.microsoft.com/office/word/2015/wordml/symex" xmlns:wpg="http://schemas.microsoft.com/office/word/2010/wordprocessingGroup" xmlns:wpi="http://schemas.microsoft.com/office/word/2010/wordprocessingInk" xmlns:wne="http://schemas.microsoft.com/office/word/2006/wordml" xmlns:wps="http://schemas.microsoft.com/office/word/2010/wordprocessingShape" mc:Ignorable="w14 w15 w16se w16cid w16 w16cex w16sdtdh w16sdtfl w16du wp14">
   <w:endnote w:type="separator" w:id="-1">
     <w:p>
       <w:r>
@@ -19272,7 +19722,7 @@
 </file>
 
 <file path=word/footer1.xml><?xml version="1.0" encoding="utf-8"?>
-<w:ftr xmlns:wpc="http://schemas.microsoft.com/office/word/2010/wordprocessingCanvas" xmlns:cx="http://schemas.microsoft.com/office/drawing/2014/chartex" xmlns:cx1="http://schemas.microsoft.com/office/drawing/2015/9/8/chartex" xmlns:mc="http://schemas.openxmlformats.org/markup-compatibility/2006" xmlns:o="urn:schemas-microsoft-com:office:office" xmlns:r="http://schemas.openxmlformats.org/officeDocument/2006/relationships" xmlns:m="http://schemas.openxmlformats.org/officeDocument/2006/math" xmlns:v="urn:schemas-microsoft-com:vml" xmlns:wp14="http://schemas.microsoft.com/office/word/2010/wordprocessingDrawing" xmlns:wp="http://schemas.openxmlformats.org/drawingml/2006/wordprocessingDrawing" xmlns:w10="urn:schemas-microsoft-com:office:word" xmlns:w="http://schemas.openxmlformats.org/wordprocessingml/2006/main" xmlns:w14="http://schemas.microsoft.com/office/word/2010/wordml" xmlns:w15="http://schemas.microsoft.com/office/word/2012/wordml" xmlns:w16se="http://schemas.microsoft.com/office/word/2015/wordml/symex" xmlns:wpg="http://schemas.microsoft.com/office/word/2010/wordprocessingGroup" xmlns:wpi="http://schemas.microsoft.com/office/word/2010/wordprocessingInk" xmlns:wne="http://schemas.microsoft.com/office/word/2006/wordml" xmlns:wps="http://schemas.microsoft.com/office/word/2010/wordprocessingShape" mc:Ignorable="w14 w15 w16se wp14">
+<w:ftr xmlns:wpc="http://schemas.microsoft.com/office/word/2010/wordprocessingCanvas" xmlns:cx="http://schemas.microsoft.com/office/drawing/2014/chartex" xmlns:cx1="http://schemas.microsoft.com/office/drawing/2015/9/8/chartex" xmlns:cx2="http://schemas.microsoft.com/office/drawing/2015/10/21/chartex" xmlns:cx3="http://schemas.microsoft.com/office/drawing/2016/5/9/chartex" xmlns:cx4="http://schemas.microsoft.com/office/drawing/2016/5/10/chartex" xmlns:cx5="http://schemas.microsoft.com/office/drawing/2016/5/11/chartex" xmlns:cx6="http://schemas.microsoft.com/office/drawing/2016/5/12/chartex" xmlns:cx7="http://schemas.microsoft.com/office/drawing/2016/5/13/chartex" xmlns:cx8="http://schemas.microsoft.com/office/drawing/2016/5/14/chartex" xmlns:mc="http://schemas.openxmlformats.org/markup-compatibility/2006" xmlns:aink="http://schemas.microsoft.com/office/drawing/2016/ink" xmlns:am3d="http://schemas.microsoft.com/office/drawing/2017/model3d" xmlns:o="urn:schemas-microsoft-com:office:office" xmlns:oel="http://schemas.microsoft.com/office/2019/extlst" xmlns:r="http://schemas.openxmlformats.org/officeDocument/2006/relationships" xmlns:m="http://schemas.openxmlformats.org/officeDocument/2006/math" xmlns:v="urn:schemas-microsoft-com:vml" xmlns:wp14="http://schemas.microsoft.com/office/word/2010/wordprocessingDrawing" xmlns:wp="http://schemas.openxmlformats.org/drawingml/2006/wordprocessingDrawing" xmlns:w10="urn:schemas-microsoft-com:office:word" xmlns:w="http://schemas.openxmlformats.org/wordprocessingml/2006/main" xmlns:w14="http://schemas.microsoft.com/office/word/2010/wordml" xmlns:w15="http://schemas.microsoft.com/office/word/2012/wordml" xmlns:w16cex="http://schemas.microsoft.com/office/word/2018/wordml/cex" xmlns:w16cid="http://schemas.microsoft.com/office/word/2016/wordml/cid" xmlns:w16="http://schemas.microsoft.com/office/word/2018/wordml" xmlns:w16du="http://schemas.microsoft.com/office/word/2023/wordml/word16du" xmlns:w16sdtdh="http://schemas.microsoft.com/office/word/2020/wordml/sdtdatahash" xmlns:w16sdtfl="http://schemas.microsoft.com/office/word/2024/wordml/sdtformatlock" xmlns:w16se="http://schemas.microsoft.com/office/word/2015/wordml/symex" xmlns:wpg="http://schemas.microsoft.com/office/word/2010/wordprocessingGroup" xmlns:wpi="http://schemas.microsoft.com/office/word/2010/wordprocessingInk" xmlns:wne="http://schemas.microsoft.com/office/word/2006/wordml" xmlns:wps="http://schemas.microsoft.com/office/word/2010/wordprocessingShape" mc:Ignorable="w14 w15 w16se w16cid w16 w16cex w16sdtdh w16sdtfl w16du wp14">
   <w:p>
     <w:pPr>
       <w:pBdr>
@@ -19345,7 +19795,7 @@
 </file>
 
 <file path=word/footnotes.xml><?xml version="1.0" encoding="utf-8"?>
-<w:footnotes xmlns:wpc="http://schemas.microsoft.com/office/word/2010/wordprocessingCanvas" xmlns:cx="http://schemas.microsoft.com/office/drawing/2014/chartex" xmlns:cx1="http://schemas.microsoft.com/office/drawing/2015/9/8/chartex" xmlns:mc="http://schemas.openxmlformats.org/markup-compatibility/2006" xmlns:o="urn:schemas-microsoft-com:office:office" xmlns:r="http://schemas.openxmlformats.org/officeDocument/2006/relationships" xmlns:m="http://schemas.openxmlformats.org/officeDocument/2006/math" xmlns:v="urn:schemas-microsoft-com:vml" xmlns:wp14="http://schemas.microsoft.com/office/word/2010/wordprocessingDrawing" xmlns:wp="http://schemas.openxmlformats.org/drawingml/2006/wordprocessingDrawing" xmlns:w10="urn:schemas-microsoft-com:office:word" xmlns:w="http://schemas.openxmlformats.org/wordprocessingml/2006/main" xmlns:w14="http://schemas.microsoft.com/office/word/2010/wordml" xmlns:w15="http://schemas.microsoft.com/office/word/2012/wordml" xmlns:w16se="http://schemas.microsoft.com/office/word/2015/wordml/symex" xmlns:wpg="http://schemas.microsoft.com/office/word/2010/wordprocessingGroup" xmlns:wpi="http://schemas.microsoft.com/office/word/2010/wordprocessingInk" xmlns:wne="http://schemas.microsoft.com/office/word/2006/wordml" xmlns:wps="http://schemas.microsoft.com/office/word/2010/wordprocessingShape" mc:Ignorable="w14 w15 w16se wp14">
+<w:footnotes xmlns:wpc="http://schemas.microsoft.com/office/word/2010/wordprocessingCanvas" xmlns:cx="http://schemas.microsoft.com/office/drawing/2014/chartex" xmlns:cx1="http://schemas.microsoft.com/office/drawing/2015/9/8/chartex" xmlns:cx2="http://schemas.microsoft.com/office/drawing/2015/10/21/chartex" xmlns:cx3="http://schemas.microsoft.com/office/drawing/2016/5/9/chartex" xmlns:cx4="http://schemas.microsoft.com/office/drawing/2016/5/10/chartex" xmlns:cx5="http://schemas.microsoft.com/office/drawing/2016/5/11/chartex" xmlns:cx6="http://schemas.microsoft.com/office/drawing/2016/5/12/chartex" xmlns:cx7="http://schemas.microsoft.com/office/drawing/2016/5/13/chartex" xmlns:cx8="http://schemas.microsoft.com/office/drawing/2016/5/14/chartex" xmlns:mc="http://schemas.openxmlformats.org/markup-compatibility/2006" xmlns:aink="http://schemas.microsoft.com/office/drawing/2016/ink" xmlns:am3d="http://schemas.microsoft.com/office/drawing/2017/model3d" xmlns:o="urn:schemas-microsoft-com:office:office" xmlns:oel="http://schemas.microsoft.com/office/2019/extlst" xmlns:r="http://schemas.openxmlformats.org/officeDocument/2006/relationships" xmlns:m="http://schemas.openxmlformats.org/officeDocument/2006/math" xmlns:v="urn:schemas-microsoft-com:vml" xmlns:wp14="http://schemas.microsoft.com/office/word/2010/wordprocessingDrawing" xmlns:wp="http://schemas.openxmlformats.org/drawingml/2006/wordprocessingDrawing" xmlns:w10="urn:schemas-microsoft-com:office:word" xmlns:w="http://schemas.openxmlformats.org/wordprocessingml/2006/main" xmlns:w14="http://schemas.microsoft.com/office/word/2010/wordml" xmlns:w15="http://schemas.microsoft.com/office/word/2012/wordml" xmlns:w16cex="http://schemas.microsoft.com/office/word/2018/wordml/cex" xmlns:w16cid="http://schemas.microsoft.com/office/word/2016/wordml/cid" xmlns:w16="http://schemas.microsoft.com/office/word/2018/wordml" xmlns:w16du="http://schemas.microsoft.com/office/word/2023/wordml/word16du" xmlns:w16sdtdh="http://schemas.microsoft.com/office/word/2020/wordml/sdtdatahash" xmlns:w16sdtfl="http://schemas.microsoft.com/office/word/2024/wordml/sdtformatlock" xmlns:w16se="http://schemas.microsoft.com/office/word/2015/wordml/symex" xmlns:wpg="http://schemas.microsoft.com/office/word/2010/wordprocessingGroup" xmlns:wpi="http://schemas.microsoft.com/office/word/2010/wordprocessingInk" xmlns:wne="http://schemas.microsoft.com/office/word/2006/wordml" xmlns:wps="http://schemas.microsoft.com/office/word/2010/wordprocessingShape" mc:Ignorable="w14 w15 w16se w16cid w16 w16cex w16sdtdh w16sdtfl w16du wp14">
   <w:footnote w:type="separator" w:id="-1">
     <w:p>
       <w:r>
@@ -19364,7 +19814,7 @@
 </file>
 
 <file path=word/header1.xml><?xml version="1.0" encoding="utf-8"?>
-<w:hdr xmlns:wpc="http://schemas.microsoft.com/office/word/2010/wordprocessingCanvas" xmlns:cx="http://schemas.microsoft.com/office/drawing/2014/chartex" xmlns:cx1="http://schemas.microsoft.com/office/drawing/2015/9/8/chartex" xmlns:mc="http://schemas.openxmlformats.org/markup-compatibility/2006" xmlns:o="urn:schemas-microsoft-com:office:office" xmlns:r="http://schemas.openxmlformats.org/officeDocument/2006/relationships" xmlns:m="http://schemas.openxmlformats.org/officeDocument/2006/math" xmlns:v="urn:schemas-microsoft-com:vml" xmlns:wp14="http://schemas.microsoft.com/office/word/2010/wordprocessingDrawing" xmlns:wp="http://schemas.openxmlformats.org/drawingml/2006/wordprocessingDrawing" xmlns:w10="urn:schemas-microsoft-com:office:word" xmlns:w="http://schemas.openxmlformats.org/wordprocessingml/2006/main" xmlns:w14="http://schemas.microsoft.com/office/word/2010/wordml" xmlns:w15="http://schemas.microsoft.com/office/word/2012/wordml" xmlns:w16se="http://schemas.microsoft.com/office/word/2015/wordml/symex" xmlns:wpg="http://schemas.microsoft.com/office/word/2010/wordprocessingGroup" xmlns:wpi="http://schemas.microsoft.com/office/word/2010/wordprocessingInk" xmlns:wne="http://schemas.microsoft.com/office/word/2006/wordml" xmlns:wps="http://schemas.microsoft.com/office/word/2010/wordprocessingShape" mc:Ignorable="w14 w15 w16se wp14">
+<w:hdr xmlns:wpc="http://schemas.microsoft.com/office/word/2010/wordprocessingCanvas" xmlns:cx="http://schemas.microsoft.com/office/drawing/2014/chartex" xmlns:cx1="http://schemas.microsoft.com/office/drawing/2015/9/8/chartex" xmlns:cx2="http://schemas.microsoft.com/office/drawing/2015/10/21/chartex" xmlns:cx3="http://schemas.microsoft.com/office/drawing/2016/5/9/chartex" xmlns:cx4="http://schemas.microsoft.com/office/drawing/2016/5/10/chartex" xmlns:cx5="http://schemas.microsoft.com/office/drawing/2016/5/11/chartex" xmlns:cx6="http://schemas.microsoft.com/office/drawing/2016/5/12/chartex" xmlns:cx7="http://schemas.microsoft.com/office/drawing/2016/5/13/chartex" xmlns:cx8="http://schemas.microsoft.com/office/drawing/2016/5/14/chartex" xmlns:mc="http://schemas.openxmlformats.org/markup-compatibility/2006" xmlns:aink="http://schemas.microsoft.com/office/drawing/2016/ink" xmlns:am3d="http://schemas.microsoft.com/office/drawing/2017/model3d" xmlns:o="urn:schemas-microsoft-com:office:office" xmlns:oel="http://schemas.microsoft.com/office/2019/extlst" xmlns:r="http://schemas.openxmlformats.org/officeDocument/2006/relationships" xmlns:m="http://schemas.openxmlformats.org/officeDocument/2006/math" xmlns:v="urn:schemas-microsoft-com:vml" xmlns:wp14="http://schemas.microsoft.com/office/word/2010/wordprocessingDrawing" xmlns:wp="http://schemas.openxmlformats.org/drawingml/2006/wordprocessingDrawing" xmlns:w10="urn:schemas-microsoft-com:office:word" xmlns:w="http://schemas.openxmlformats.org/wordprocessingml/2006/main" xmlns:w14="http://schemas.microsoft.com/office/word/2010/wordml" xmlns:w15="http://schemas.microsoft.com/office/word/2012/wordml" xmlns:w16cex="http://schemas.microsoft.com/office/word/2018/wordml/cex" xmlns:w16cid="http://schemas.microsoft.com/office/word/2016/wordml/cid" xmlns:w16="http://schemas.microsoft.com/office/word/2018/wordml" xmlns:w16du="http://schemas.microsoft.com/office/word/2023/wordml/word16du" xmlns:w16sdtdh="http://schemas.microsoft.com/office/word/2020/wordml/sdtdatahash" xmlns:w16sdtfl="http://schemas.microsoft.com/office/word/2024/wordml/sdtformatlock" xmlns:w16se="http://schemas.microsoft.com/office/word/2015/wordml/symex" xmlns:wpg="http://schemas.microsoft.com/office/word/2010/wordprocessingGroup" xmlns:wpi="http://schemas.microsoft.com/office/word/2010/wordprocessingInk" xmlns:wne="http://schemas.microsoft.com/office/word/2006/wordml" xmlns:wps="http://schemas.microsoft.com/office/word/2010/wordprocessingShape" mc:Ignorable="w14 w15 w16se w16cid w16 w16cex w16sdtdh w16sdtfl w16du wp14">
   <w:p>
     <w:pPr>
       <w:pBdr>
@@ -19398,7 +19848,7 @@
 </file>
 
 <file path=word/numbering.xml><?xml version="1.0" encoding="utf-8"?>
-<w:numbering xmlns:wpc="http://schemas.microsoft.com/office/word/2010/wordprocessingCanvas" xmlns:cx="http://schemas.microsoft.com/office/drawing/2014/chartex" xmlns:cx1="http://schemas.microsoft.com/office/drawing/2015/9/8/chartex" xmlns:mc="http://schemas.openxmlformats.org/markup-compatibility/2006" xmlns:o="urn:schemas-microsoft-com:office:office" xmlns:r="http://schemas.openxmlformats.org/officeDocument/2006/relationships" xmlns:m="http://schemas.openxmlformats.org/officeDocument/2006/math" xmlns:v="urn:schemas-microsoft-com:vml" xmlns:wp14="http://schemas.microsoft.com/office/word/2010/wordprocessingDrawing" xmlns:wp="http://schemas.openxmlformats.org/drawingml/2006/wordprocessingDrawing" xmlns:w10="urn:schemas-microsoft-com:office:word" xmlns:w="http://schemas.openxmlformats.org/wordprocessingml/2006/main" xmlns:w14="http://schemas.microsoft.com/office/word/2010/wordml" xmlns:w15="http://schemas.microsoft.com/office/word/2012/wordml" xmlns:w16se="http://schemas.microsoft.com/office/word/2015/wordml/symex" xmlns:wpg="http://schemas.microsoft.com/office/word/2010/wordprocessingGroup" xmlns:wpi="http://schemas.microsoft.com/office/word/2010/wordprocessingInk" xmlns:wne="http://schemas.microsoft.com/office/word/2006/wordml" xmlns:wps="http://schemas.microsoft.com/office/word/2010/wordprocessingShape" mc:Ignorable="w14 w15 w16se wp14">
+<w:numbering xmlns:wpc="http://schemas.microsoft.com/office/word/2010/wordprocessingCanvas" xmlns:cx="http://schemas.microsoft.com/office/drawing/2014/chartex" xmlns:cx1="http://schemas.microsoft.com/office/drawing/2015/9/8/chartex" xmlns:cx2="http://schemas.microsoft.com/office/drawing/2015/10/21/chartex" xmlns:cx3="http://schemas.microsoft.com/office/drawing/2016/5/9/chartex" xmlns:cx4="http://schemas.microsoft.com/office/drawing/2016/5/10/chartex" xmlns:cx5="http://schemas.microsoft.com/office/drawing/2016/5/11/chartex" xmlns:cx6="http://schemas.microsoft.com/office/drawing/2016/5/12/chartex" xmlns:cx7="http://schemas.microsoft.com/office/drawing/2016/5/13/chartex" xmlns:cx8="http://schemas.microsoft.com/office/drawing/2016/5/14/chartex" xmlns:mc="http://schemas.openxmlformats.org/markup-compatibility/2006" xmlns:aink="http://schemas.microsoft.com/office/drawing/2016/ink" xmlns:am3d="http://schemas.microsoft.com/office/drawing/2017/model3d" xmlns:o="urn:schemas-microsoft-com:office:office" xmlns:oel="http://schemas.microsoft.com/office/2019/extlst" xmlns:r="http://schemas.openxmlformats.org/officeDocument/2006/relationships" xmlns:m="http://schemas.openxmlformats.org/officeDocument/2006/math" xmlns:v="urn:schemas-microsoft-com:vml" xmlns:wp14="http://schemas.microsoft.com/office/word/2010/wordprocessingDrawing" xmlns:wp="http://schemas.openxmlformats.org/drawingml/2006/wordprocessingDrawing" xmlns:w10="urn:schemas-microsoft-com:office:word" xmlns:w="http://schemas.openxmlformats.org/wordprocessingml/2006/main" xmlns:w14="http://schemas.microsoft.com/office/word/2010/wordml" xmlns:w15="http://schemas.microsoft.com/office/word/2012/wordml" xmlns:w16cex="http://schemas.microsoft.com/office/word/2018/wordml/cex" xmlns:w16cid="http://schemas.microsoft.com/office/word/2016/wordml/cid" xmlns:w16="http://schemas.microsoft.com/office/word/2018/wordml" xmlns:w16du="http://schemas.microsoft.com/office/word/2023/wordml/word16du" xmlns:w16sdtdh="http://schemas.microsoft.com/office/word/2020/wordml/sdtdatahash" xmlns:w16sdtfl="http://schemas.microsoft.com/office/word/2024/wordml/sdtformatlock" xmlns:w16se="http://schemas.microsoft.com/office/word/2015/wordml/symex" xmlns:wpg="http://schemas.microsoft.com/office/word/2010/wordprocessingGroup" xmlns:wpi="http://schemas.microsoft.com/office/word/2010/wordprocessingInk" xmlns:wne="http://schemas.microsoft.com/office/word/2006/wordml" xmlns:wps="http://schemas.microsoft.com/office/word/2010/wordprocessingShape" mc:Ignorable="w14 w15 w16se w16cid w16 w16cex w16sdtdh w16sdtfl w16du wp14">
   <w:abstractNum w:abstractNumId="0" w15:restartNumberingAfterBreak="0">
     <w:nsid w:val="287F56E7"/>
     <w:multiLevelType w:val="hybridMultilevel"/>
@@ -19539,7 +19989,7 @@
       </w:pPr>
     </w:lvl>
   </w:abstractNum>
-  <w:num w:numId="1">
+  <w:num w:numId="1" w16cid:durableId="1705444424">
     <w:abstractNumId w:val="1"/>
     <w:lvlOverride w:ilvl="0">
       <w:startOverride w:val="1"/>
@@ -19549,7 +19999,7 @@
 </file>
 
 <file path=word/styles.xml><?xml version="1.0" encoding="utf-8"?>
-<w:styles xmlns:mc="http://schemas.openxmlformats.org/markup-compatibility/2006" xmlns:r="http://schemas.openxmlformats.org/officeDocument/2006/relationships" xmlns:w="http://schemas.openxmlformats.org/wordprocessingml/2006/main" xmlns:w14="http://schemas.microsoft.com/office/word/2010/wordml" xmlns:w15="http://schemas.microsoft.com/office/word/2012/wordml" xmlns:w16se="http://schemas.microsoft.com/office/word/2015/wordml/symex" mc:Ignorable="w14 w15 w16se">
+<w:styles xmlns:mc="http://schemas.openxmlformats.org/markup-compatibility/2006" xmlns:r="http://schemas.openxmlformats.org/officeDocument/2006/relationships" xmlns:w="http://schemas.openxmlformats.org/wordprocessingml/2006/main" xmlns:w14="http://schemas.microsoft.com/office/word/2010/wordml" xmlns:w15="http://schemas.microsoft.com/office/word/2012/wordml" xmlns:w16cex="http://schemas.microsoft.com/office/word/2018/wordml/cex" xmlns:w16cid="http://schemas.microsoft.com/office/word/2016/wordml/cid" xmlns:w16="http://schemas.microsoft.com/office/word/2018/wordml" xmlns:w16du="http://schemas.microsoft.com/office/word/2023/wordml/word16du" xmlns:w16sdtdh="http://schemas.microsoft.com/office/word/2020/wordml/sdtdatahash" xmlns:w16sdtfl="http://schemas.microsoft.com/office/word/2024/wordml/sdtformatlock" xmlns:w16se="http://schemas.microsoft.com/office/word/2015/wordml/symex" mc:Ignorable="w14 w15 w16se w16cid w16 w16cex w16sdtdh w16sdtfl w16du">
   <w:docDefaults>
     <w:rPrDefault>
       <w:rPr>
@@ -19559,7 +20009,7 @@
     </w:rPrDefault>
     <w:pPrDefault/>
   </w:docDefaults>
-  <w:latentStyles w:defLockedState="0" w:defUIPriority="99" w:defSemiHidden="0" w:defUnhideWhenUsed="0" w:defQFormat="0" w:count="371">
+  <w:latentStyles w:defLockedState="0" w:defUIPriority="99" w:defSemiHidden="0" w:defUnhideWhenUsed="0" w:defQFormat="0" w:count="376">
     <w:lsdException w:name="Normal" w:uiPriority="0" w:qFormat="1"/>
     <w:lsdException w:name="heading 1" w:uiPriority="9" w:qFormat="1"/>
     <w:lsdException w:name="heading 2" w:semiHidden="1" w:uiPriority="9" w:unhideWhenUsed="1" w:qFormat="1"/>
@@ -19931,6 +20381,11 @@
     <w:lsdException w:name="List Table 5 Dark Accent 6" w:uiPriority="50"/>
     <w:lsdException w:name="List Table 6 Colorful Accent 6" w:uiPriority="51"/>
     <w:lsdException w:name="List Table 7 Colorful Accent 6" w:uiPriority="52"/>
+    <w:lsdException w:name="Mention" w:semiHidden="1" w:unhideWhenUsed="1"/>
+    <w:lsdException w:name="Smart Hyperlink" w:semiHidden="1" w:unhideWhenUsed="1"/>
+    <w:lsdException w:name="Hashtag" w:semiHidden="1" w:unhideWhenUsed="1"/>
+    <w:lsdException w:name="Unresolved Mention" w:semiHidden="1" w:unhideWhenUsed="1"/>
+    <w:lsdException w:name="Smart Link" w:semiHidden="1" w:unhideWhenUsed="1"/>
   </w:latentStyles>
   <w:style w:type="paragraph" w:default="1" w:styleId="Normal">
     <w:name w:val="Normal"/>
@@ -20191,6 +20646,30 @@
       <w:color w:val="2E75B6"/>
       <w:sz w:val="24"/>
       <w:szCs w:val="24"/>
+    </w:rPr>
+  </w:style>
+  <w:style w:type="character" w:styleId="MenoPendente">
+    <w:name w:val="Unresolved Mention"/>
+    <w:basedOn w:val="Fontepargpadro"/>
+    <w:uiPriority w:val="99"/>
+    <w:semiHidden/>
+    <w:unhideWhenUsed/>
+    <w:rsid w:val="006917F7"/>
+    <w:rPr>
+      <w:color w:val="605E5C"/>
+      <w:shd w:val="clear" w:color="auto" w:fill="E1DFDD"/>
+    </w:rPr>
+  </w:style>
+  <w:style w:type="character" w:styleId="HiperlinkVisitado">
+    <w:name w:val="FollowedHyperlink"/>
+    <w:basedOn w:val="Fontepargpadro"/>
+    <w:uiPriority w:val="99"/>
+    <w:semiHidden/>
+    <w:unhideWhenUsed/>
+    <w:rsid w:val="006917F7"/>
+    <w:rPr>
+      <w:color w:val="954F72" w:themeColor="followedHyperlink"/>
+      <w:u w:val="single"/>
     </w:rPr>
   </w:style>
 </w:styles>

--- a/Roteiros/roteiro_de_teste.docx
+++ b/Roteiros/roteiro_de_teste.docx
@@ -683,36 +683,45 @@
     </w:p>
     <w:p>
       <w:pPr>
-        <w:spacing w:before="60" w:after="60"/>
+        <w:spacing w:before="80" w:after="80"/>
       </w:pPr>
       <w:r>
-        <w:t xml:space="preserve">Descreva o objetivo específico deste roteiro — quais funcionalidades, </w:t>
+        <w:t>Verificar se as funcionalidades do site do Projeção estão funcionando corretamente por meio de testes automatizados, garantindo que o</w:t>
+      </w:r>
+      <w:r>
+        <w:t>s</w:t>
+      </w:r>
+      <w:r>
+        <w:t xml:space="preserve"> </w:t>
       </w:r>
       <w:proofErr w:type="spellStart"/>
       <w:r>
-        <w:t>endpoints</w:t>
+        <w:t>script</w:t>
+      </w:r>
+      <w:r>
+        <w:t>’s</w:t>
       </w:r>
       <w:proofErr w:type="spellEnd"/>
       <w:r>
-        <w:t xml:space="preserve"> ou unidades de código serão exercitadas.</w:t>
+        <w:t xml:space="preserve"> seja</w:t>
       </w:r>
-    </w:p>
-    <w:p>
-      <w:pPr>
-        <w:spacing w:before="80" w:after="80"/>
-      </w:pPr>
-    </w:p>
-    <w:p>
-      <w:pPr>
-        <w:spacing w:before="60" w:after="60"/>
-      </w:pPr>
       <w:r>
-        <w:rPr>
-          <w:i/>
-          <w:iCs/>
-          <w:color w:val="666666"/>
-        </w:rPr>
-        <w:t>[Ex.: Verificar o fluxo de autenticação do sistema, garantindo que usuários válidos sejam autenticados e inválidos sejam corretamente rejeitados.]</w:t>
+        <w:t>m</w:t>
+      </w:r>
+      <w:r>
+        <w:t xml:space="preserve"> rodado</w:t>
+      </w:r>
+      <w:r>
+        <w:t>s</w:t>
+      </w:r>
+      <w:r>
+        <w:t>, frequentemente, sem a necessidade de testar manualmente</w:t>
+      </w:r>
+      <w:r>
+        <w:t xml:space="preserve"> </w:t>
+      </w:r>
+      <w:r>
+        <w:t>os links.</w:t>
       </w:r>
     </w:p>
     <w:p>
@@ -1642,7 +1651,13 @@
           </w:tcPr>
           <w:p>
             <w:r>
-              <w:t>O estudante conseguir acessar e validar o diploma</w:t>
+              <w:t>O estudante conseguir acessar</w:t>
+            </w:r>
+            <w:r>
+              <w:t xml:space="preserve"> o registro de diplomas</w:t>
+            </w:r>
+            <w:r>
+              <w:t xml:space="preserve"> e validar diploma</w:t>
             </w:r>
           </w:p>
         </w:tc>
@@ -1934,15 +1949,13 @@
           </w:tcPr>
           <w:p>
             <w:r>
-              <w:t xml:space="preserve">[Ex.: Abrir o navegador e navegar até /login  OU  Configurar Thread </w:t>
-            </w:r>
-            <w:proofErr w:type="spellStart"/>
-            <w:r>
-              <w:t>Group</w:t>
-            </w:r>
-            <w:proofErr w:type="spellEnd"/>
-            <w:r>
-              <w:t xml:space="preserve">  OU  Instanciar a classe sob teste]</w:t>
+              <w:t xml:space="preserve">Abri </w:t>
+            </w:r>
+            <w:r>
+              <w:t xml:space="preserve">o navegador e acessar </w:t>
+            </w:r>
+            <w:r>
+              <w:t>o site: projeção.br/faculdade</w:t>
             </w:r>
           </w:p>
         </w:tc>
@@ -1964,16 +1977,11 @@
             </w:tcMar>
           </w:tcPr>
           <w:p>
-            <w:r>
-              <w:t xml:space="preserve">[URL / Parâmetro / Objeto </w:t>
-            </w:r>
-            <w:proofErr w:type="spellStart"/>
-            <w:r>
-              <w:t>mock</w:t>
-            </w:r>
-            <w:proofErr w:type="spellEnd"/>
-            <w:r>
-              <w:t>]</w:t>
+            <w:pPr>
+              <w:jc w:val="center"/>
+            </w:pPr>
+            <w:r>
+              <w:t>[—]</w:t>
             </w:r>
           </w:p>
         </w:tc>
@@ -1996,15 +2004,7 @@
           </w:tcPr>
           <w:p>
             <w:r>
-              <w:t xml:space="preserve">[Página de login exibida / Thread </w:t>
-            </w:r>
-            <w:proofErr w:type="spellStart"/>
-            <w:r>
-              <w:t>Group</w:t>
-            </w:r>
-            <w:proofErr w:type="spellEnd"/>
-            <w:r>
-              <w:t xml:space="preserve"> criado / Objeto instanciado]</w:t>
+              <w:t>Acessar o site da instituição</w:t>
             </w:r>
           </w:p>
         </w:tc>
@@ -2059,7 +2059,7 @@
           </w:tcPr>
           <w:p>
             <w:r>
-              <w:t>[Ex.: Preencher campo 'Usuário' com valor válido]</w:t>
+              <w:t>Clicar em Diplomas</w:t>
             </w:r>
           </w:p>
         </w:tc>
@@ -2081,8 +2081,11 @@
             </w:tcMar>
           </w:tcPr>
           <w:p>
-            <w:r>
-              <w:t>[usuario@email.com]</w:t>
+            <w:pPr>
+              <w:jc w:val="center"/>
+            </w:pPr>
+            <w:r>
+              <w:t>[—]</w:t>
             </w:r>
           </w:p>
         </w:tc>
@@ -2105,7 +2108,7 @@
           </w:tcPr>
           <w:p>
             <w:r>
-              <w:t>[Campo preenchido sem erros]</w:t>
+              <w:t>Que o botão funcione</w:t>
             </w:r>
           </w:p>
         </w:tc>
@@ -2160,7 +2163,7 @@
           </w:tcPr>
           <w:p>
             <w:r>
-              <w:t>[Ex.: Clicar em 'Entrar'  OU  Executar requisição  OU  Chamar o método testado]</w:t>
+              <w:t>Selecionar Registro de Diplomas</w:t>
             </w:r>
           </w:p>
         </w:tc>
@@ -2182,6 +2185,9 @@
             </w:tcMar>
           </w:tcPr>
           <w:p>
+            <w:pPr>
+              <w:jc w:val="center"/>
+            </w:pPr>
             <w:r>
               <w:t>[—]</w:t>
             </w:r>
@@ -2206,7 +2212,7 @@
           </w:tcPr>
           <w:p>
             <w:r>
-              <w:t>[Redirecionamento para /dashboard  OU  HTTP 200  OU  Retorno correto]</w:t>
+              <w:t>Ser redirecionado para a página sobre registro de diplomas</w:t>
             </w:r>
           </w:p>
         </w:tc>
@@ -2261,8 +2267,13 @@
           </w:tcPr>
           <w:p>
             <w:r>
-              <w:t>[Ex.: Verificar mensagem de boas-vindas / Verificar asserção]</w:t>
-            </w:r>
+              <w:t xml:space="preserve">Clicar na tecla </w:t>
+            </w:r>
+            <w:proofErr w:type="spellStart"/>
+            <w:r>
+              <w:t>tab</w:t>
+            </w:r>
+            <w:proofErr w:type="spellEnd"/>
           </w:p>
         </w:tc>
         <w:tc>
@@ -2283,6 +2294,9 @@
             </w:tcMar>
           </w:tcPr>
           <w:p>
+            <w:pPr>
+              <w:jc w:val="center"/>
+            </w:pPr>
             <w:r>
               <w:t>[—]</w:t>
             </w:r>
@@ -2307,7 +2321,229 @@
           </w:tcPr>
           <w:p>
             <w:r>
-              <w:t>["Bem-vindo, [Usuário]" visível / Asserção verdadeira]</w:t>
+              <w:t>Visualizar os documentos sobre registro de diplomas</w:t>
+            </w:r>
+          </w:p>
+        </w:tc>
+      </w:tr>
+      <w:tr>
+        <w:tc>
+          <w:tcPr>
+            <w:tcW w:w="520" w:type="dxa"/>
+            <w:tcBorders>
+              <w:top w:val="single" w:sz="1" w:space="0" w:color="AAAAAA"/>
+              <w:left w:val="single" w:sz="1" w:space="0" w:color="AAAAAA"/>
+              <w:bottom w:val="single" w:sz="1" w:space="0" w:color="AAAAAA"/>
+              <w:right w:val="single" w:sz="1" w:space="0" w:color="AAAAAA"/>
+            </w:tcBorders>
+            <w:shd w:val="clear" w:color="auto" w:fill="F2F2F2"/>
+            <w:tcMar>
+              <w:top w:w="80" w:type="dxa"/>
+              <w:left w:w="120" w:type="dxa"/>
+              <w:bottom w:w="80" w:type="dxa"/>
+              <w:right w:w="120" w:type="dxa"/>
+            </w:tcMar>
+          </w:tcPr>
+          <w:p>
+            <w:pPr>
+              <w:jc w:val="center"/>
+              <w:rPr>
+                <w:b/>
+                <w:bCs/>
+              </w:rPr>
+            </w:pPr>
+            <w:r>
+              <w:rPr>
+                <w:b/>
+                <w:bCs/>
+              </w:rPr>
+              <w:t>5</w:t>
+            </w:r>
+          </w:p>
+        </w:tc>
+        <w:tc>
+          <w:tcPr>
+            <w:tcW w:w="3380" w:type="dxa"/>
+            <w:tcBorders>
+              <w:top w:val="single" w:sz="1" w:space="0" w:color="AAAAAA"/>
+              <w:left w:val="single" w:sz="1" w:space="0" w:color="AAAAAA"/>
+              <w:bottom w:val="single" w:sz="1" w:space="0" w:color="AAAAAA"/>
+              <w:right w:val="single" w:sz="1" w:space="0" w:color="AAAAAA"/>
+            </w:tcBorders>
+            <w:shd w:val="clear" w:color="auto" w:fill="F2F2F2"/>
+            <w:tcMar>
+              <w:top w:w="80" w:type="dxa"/>
+              <w:left w:w="120" w:type="dxa"/>
+              <w:bottom w:w="80" w:type="dxa"/>
+              <w:right w:w="120" w:type="dxa"/>
+            </w:tcMar>
+          </w:tcPr>
+          <w:p>
+            <w:r>
+              <w:t>Clicar em Diplomas</w:t>
+            </w:r>
+          </w:p>
+        </w:tc>
+        <w:tc>
+          <w:tcPr>
+            <w:tcW w:w="2730" w:type="dxa"/>
+            <w:tcBorders>
+              <w:top w:val="single" w:sz="1" w:space="0" w:color="AAAAAA"/>
+              <w:left w:val="single" w:sz="1" w:space="0" w:color="AAAAAA"/>
+              <w:bottom w:val="single" w:sz="1" w:space="0" w:color="AAAAAA"/>
+              <w:right w:val="single" w:sz="1" w:space="0" w:color="AAAAAA"/>
+            </w:tcBorders>
+            <w:shd w:val="clear" w:color="auto" w:fill="F2F2F2"/>
+            <w:tcMar>
+              <w:top w:w="80" w:type="dxa"/>
+              <w:left w:w="120" w:type="dxa"/>
+              <w:bottom w:w="80" w:type="dxa"/>
+              <w:right w:w="120" w:type="dxa"/>
+            </w:tcMar>
+          </w:tcPr>
+          <w:p>
+            <w:pPr>
+              <w:jc w:val="center"/>
+            </w:pPr>
+            <w:r>
+              <w:t>[—]</w:t>
+            </w:r>
+          </w:p>
+        </w:tc>
+        <w:tc>
+          <w:tcPr>
+            <w:tcW w:w="2730" w:type="dxa"/>
+            <w:tcBorders>
+              <w:top w:val="single" w:sz="1" w:space="0" w:color="AAAAAA"/>
+              <w:left w:val="single" w:sz="1" w:space="0" w:color="AAAAAA"/>
+              <w:bottom w:val="single" w:sz="1" w:space="0" w:color="AAAAAA"/>
+              <w:right w:val="single" w:sz="1" w:space="0" w:color="AAAAAA"/>
+            </w:tcBorders>
+            <w:shd w:val="clear" w:color="auto" w:fill="F2F2F2"/>
+            <w:tcMar>
+              <w:top w:w="80" w:type="dxa"/>
+              <w:left w:w="120" w:type="dxa"/>
+              <w:bottom w:w="80" w:type="dxa"/>
+              <w:right w:w="120" w:type="dxa"/>
+            </w:tcMar>
+          </w:tcPr>
+          <w:p>
+            <w:r>
+              <w:t>Que o botão funcione</w:t>
+            </w:r>
+          </w:p>
+        </w:tc>
+      </w:tr>
+      <w:tr>
+        <w:tc>
+          <w:tcPr>
+            <w:tcW w:w="520" w:type="dxa"/>
+            <w:tcBorders>
+              <w:top w:val="single" w:sz="1" w:space="0" w:color="AAAAAA"/>
+              <w:left w:val="single" w:sz="1" w:space="0" w:color="AAAAAA"/>
+              <w:bottom w:val="single" w:sz="1" w:space="0" w:color="AAAAAA"/>
+              <w:right w:val="single" w:sz="1" w:space="0" w:color="AAAAAA"/>
+            </w:tcBorders>
+            <w:shd w:val="clear" w:color="auto" w:fill="F2F2F2"/>
+            <w:tcMar>
+              <w:top w:w="80" w:type="dxa"/>
+              <w:left w:w="120" w:type="dxa"/>
+              <w:bottom w:w="80" w:type="dxa"/>
+              <w:right w:w="120" w:type="dxa"/>
+            </w:tcMar>
+          </w:tcPr>
+          <w:p>
+            <w:pPr>
+              <w:jc w:val="center"/>
+              <w:rPr>
+                <w:b/>
+                <w:bCs/>
+              </w:rPr>
+            </w:pPr>
+            <w:r>
+              <w:rPr>
+                <w:b/>
+                <w:bCs/>
+              </w:rPr>
+              <w:t>6</w:t>
+            </w:r>
+          </w:p>
+        </w:tc>
+        <w:tc>
+          <w:tcPr>
+            <w:tcW w:w="3380" w:type="dxa"/>
+            <w:tcBorders>
+              <w:top w:val="single" w:sz="1" w:space="0" w:color="AAAAAA"/>
+              <w:left w:val="single" w:sz="1" w:space="0" w:color="AAAAAA"/>
+              <w:bottom w:val="single" w:sz="1" w:space="0" w:color="AAAAAA"/>
+              <w:right w:val="single" w:sz="1" w:space="0" w:color="AAAAAA"/>
+            </w:tcBorders>
+            <w:shd w:val="clear" w:color="auto" w:fill="F2F2F2"/>
+            <w:tcMar>
+              <w:top w:w="80" w:type="dxa"/>
+              <w:left w:w="120" w:type="dxa"/>
+              <w:bottom w:w="80" w:type="dxa"/>
+              <w:right w:w="120" w:type="dxa"/>
+            </w:tcMar>
+          </w:tcPr>
+          <w:p>
+            <w:r>
+              <w:t xml:space="preserve">Selecionar </w:t>
+            </w:r>
+            <w:r>
+              <w:t>Validar</w:t>
+            </w:r>
+            <w:r>
+              <w:t xml:space="preserve"> Diploma</w:t>
+            </w:r>
+          </w:p>
+        </w:tc>
+        <w:tc>
+          <w:tcPr>
+            <w:tcW w:w="2730" w:type="dxa"/>
+            <w:tcBorders>
+              <w:top w:val="single" w:sz="1" w:space="0" w:color="AAAAAA"/>
+              <w:left w:val="single" w:sz="1" w:space="0" w:color="AAAAAA"/>
+              <w:bottom w:val="single" w:sz="1" w:space="0" w:color="AAAAAA"/>
+              <w:right w:val="single" w:sz="1" w:space="0" w:color="AAAAAA"/>
+            </w:tcBorders>
+            <w:shd w:val="clear" w:color="auto" w:fill="F2F2F2"/>
+            <w:tcMar>
+              <w:top w:w="80" w:type="dxa"/>
+              <w:left w:w="120" w:type="dxa"/>
+              <w:bottom w:w="80" w:type="dxa"/>
+              <w:right w:w="120" w:type="dxa"/>
+            </w:tcMar>
+          </w:tcPr>
+          <w:p>
+            <w:pPr>
+              <w:jc w:val="center"/>
+            </w:pPr>
+            <w:r>
+              <w:t>[—]</w:t>
+            </w:r>
+          </w:p>
+        </w:tc>
+        <w:tc>
+          <w:tcPr>
+            <w:tcW w:w="2730" w:type="dxa"/>
+            <w:tcBorders>
+              <w:top w:val="single" w:sz="1" w:space="0" w:color="AAAAAA"/>
+              <w:left w:val="single" w:sz="1" w:space="0" w:color="AAAAAA"/>
+              <w:bottom w:val="single" w:sz="1" w:space="0" w:color="AAAAAA"/>
+              <w:right w:val="single" w:sz="1" w:space="0" w:color="AAAAAA"/>
+            </w:tcBorders>
+            <w:shd w:val="clear" w:color="auto" w:fill="F2F2F2"/>
+            <w:tcMar>
+              <w:top w:w="80" w:type="dxa"/>
+              <w:left w:w="120" w:type="dxa"/>
+              <w:bottom w:w="80" w:type="dxa"/>
+              <w:right w:w="120" w:type="dxa"/>
+            </w:tcMar>
+          </w:tcPr>
+          <w:p>
+            <w:r>
+              <w:t>Ser redirecionado para a página de validação de diploma</w:t>
             </w:r>
           </w:p>
         </w:tc>
@@ -2508,7 +2744,7 @@
           </w:tcPr>
           <w:p>
             <w:r>
-              <w:t>[DD/MM/AAAA]</w:t>
+              <w:t>09/06/2026</w:t>
             </w:r>
           </w:p>
         </w:tc>
@@ -2531,7 +2767,7 @@
           </w:tcPr>
           <w:p>
             <w:r>
-              <w:t>[Nome]</w:t>
+              <w:t>Marcos Vinícius</w:t>
             </w:r>
           </w:p>
         </w:tc>
@@ -2554,8 +2790,29 @@
           </w:tcPr>
           <w:p>
             <w:r>
-              <w:t>[ ] Passou   [ ] Falhou   [ ] Bloqueado</w:t>
-            </w:r>
+              <w:t>[X</w:t>
+            </w:r>
+            <w:proofErr w:type="gramStart"/>
+            <w:r>
+              <w:t>] Passou   [</w:t>
+            </w:r>
+            <w:proofErr w:type="gramEnd"/>
+            <w:r>
+              <w:t xml:space="preserve"> </w:t>
+            </w:r>
+            <w:proofErr w:type="gramStart"/>
+            <w:r>
+              <w:t>] Falhou   [</w:t>
+            </w:r>
+            <w:proofErr w:type="gramEnd"/>
+            <w:r>
+              <w:t xml:space="preserve"> </w:t>
+            </w:r>
+            <w:proofErr w:type="gramStart"/>
+            <w:r>
+              <w:t>] Bloqueado</w:t>
+            </w:r>
+            <w:proofErr w:type="gramEnd"/>
           </w:p>
         </w:tc>
         <w:tc>
@@ -2597,81 +2854,60 @@
           <w:b/>
           <w:bCs/>
         </w:rPr>
+        <w:lastRenderedPageBreak/>
         <w:t>Evidências:</w:t>
-      </w:r>
-    </w:p>
-    <w:p>
-      <w:pPr>
-        <w:spacing w:before="60" w:after="60"/>
-      </w:pPr>
-      <w:r>
-        <w:rPr>
-          <w:i/>
-          <w:iCs/>
-          <w:color w:val="666666"/>
-        </w:rPr>
-        <w:lastRenderedPageBreak/>
-        <w:t xml:space="preserve">[Anexar </w:t>
-      </w:r>
-      <w:proofErr w:type="spellStart"/>
-      <w:r>
-        <w:rPr>
-          <w:i/>
-          <w:iCs/>
-          <w:color w:val="666666"/>
-        </w:rPr>
-        <w:t>screenshot</w:t>
-      </w:r>
-      <w:proofErr w:type="spellEnd"/>
-      <w:r>
-        <w:rPr>
-          <w:i/>
-          <w:iCs/>
-          <w:color w:val="666666"/>
-        </w:rPr>
-        <w:t xml:space="preserve">, log de execução, relatório HTML do </w:t>
-      </w:r>
-      <w:proofErr w:type="spellStart"/>
-      <w:r>
-        <w:rPr>
-          <w:i/>
-          <w:iCs/>
-          <w:color w:val="666666"/>
-        </w:rPr>
-        <w:t>JMeter</w:t>
-      </w:r>
-      <w:proofErr w:type="spellEnd"/>
-      <w:r>
-        <w:rPr>
-          <w:i/>
-          <w:iCs/>
-          <w:color w:val="666666"/>
-        </w:rPr>
-        <w:t xml:space="preserve"> ou saída do </w:t>
-      </w:r>
-      <w:proofErr w:type="spellStart"/>
-      <w:r>
-        <w:rPr>
-          <w:i/>
-          <w:iCs/>
-          <w:color w:val="666666"/>
-        </w:rPr>
-        <w:t>JUnit</w:t>
-      </w:r>
-      <w:proofErr w:type="spellEnd"/>
-      <w:r>
-        <w:rPr>
-          <w:i/>
-          <w:iCs/>
-          <w:color w:val="666666"/>
-        </w:rPr>
-        <w:t>]</w:t>
       </w:r>
     </w:p>
     <w:p>
       <w:pPr>
         <w:spacing w:before="80" w:after="80"/>
       </w:pPr>
+      <w:r>
+        <w:rPr>
+          <w:noProof/>
+        </w:rPr>
+        <w:drawing>
+          <wp:inline distT="0" distB="0" distL="0" distR="0" wp14:anchorId="74F1FC4E" wp14:editId="7AC144E2">
+            <wp:extent cx="5943600" cy="2604135"/>
+            <wp:effectExtent l="0" t="0" r="0" b="5715"/>
+            <wp:docPr id="910959924" name="Imagem 14"/>
+            <wp:cNvGraphicFramePr>
+              <a:graphicFrameLocks xmlns:a="http://schemas.openxmlformats.org/drawingml/2006/main" noChangeAspect="1"/>
+            </wp:cNvGraphicFramePr>
+            <a:graphic xmlns:a="http://schemas.openxmlformats.org/drawingml/2006/main">
+              <a:graphicData uri="http://schemas.openxmlformats.org/drawingml/2006/picture">
+                <pic:pic xmlns:pic="http://schemas.openxmlformats.org/drawingml/2006/picture">
+                  <pic:nvPicPr>
+                    <pic:cNvPr id="910959924" name="Imagem 910959924"/>
+                    <pic:cNvPicPr/>
+                  </pic:nvPicPr>
+                  <pic:blipFill>
+                    <a:blip r:embed="rId8">
+                      <a:extLst>
+                        <a:ext uri="{28A0092B-C50C-407E-A947-70E740481C1C}">
+                          <a14:useLocalDpi xmlns:a14="http://schemas.microsoft.com/office/drawing/2010/main" val="0"/>
+                        </a:ext>
+                      </a:extLst>
+                    </a:blip>
+                    <a:stretch>
+                      <a:fillRect/>
+                    </a:stretch>
+                  </pic:blipFill>
+                  <pic:spPr>
+                    <a:xfrm>
+                      <a:off x="0" y="0"/>
+                      <a:ext cx="5943600" cy="2604135"/>
+                    </a:xfrm>
+                    <a:prstGeom prst="rect">
+                      <a:avLst/>
+                    </a:prstGeom>
+                  </pic:spPr>
+                </pic:pic>
+              </a:graphicData>
+            </a:graphic>
+          </wp:inline>
+        </w:drawing>
+      </w:r>
     </w:p>
     <w:p>
       <w:pPr>
@@ -3262,15 +3498,26 @@
               <w:jc w:val="center"/>
             </w:pPr>
             <w:r>
-              <w:t xml:space="preserve">[ ] </w:t>
+              <w:t>[</w:t>
+            </w:r>
+            <w:r>
+              <w:t>X</w:t>
+            </w:r>
+            <w:r>
+              <w:t xml:space="preserve">] </w:t>
             </w:r>
             <w:proofErr w:type="spellStart"/>
             <w:r>
               <w:t>Pass</w:t>
             </w:r>
             <w:proofErr w:type="spellEnd"/>
-            <w:r>
-              <w:t xml:space="preserve">   [ ] </w:t>
+            <w:proofErr w:type="gramStart"/>
+            <w:r>
+              <w:t xml:space="preserve">   [</w:t>
+            </w:r>
+            <w:proofErr w:type="gramEnd"/>
+            <w:r>
+              <w:t xml:space="preserve"> ] </w:t>
             </w:r>
             <w:proofErr w:type="spellStart"/>
             <w:r>
@@ -3523,7 +3770,10 @@
           </w:tcPr>
           <w:p>
             <w:r>
-              <w:t>Possibilitar o acesso aos diferentes calendários da faculdade</w:t>
+              <w:t xml:space="preserve">Possibilitar o acesso aos diferentes calendários da </w:t>
+            </w:r>
+            <w:r>
+              <w:t>instituição</w:t>
             </w:r>
           </w:p>
         </w:tc>
@@ -3815,7 +4065,7 @@
           </w:tcPr>
           <w:p>
             <w:r>
-              <w:t>[Passo 1]</w:t>
+              <w:t>Abri o navegador e acessar o site: projeção.br/faculdade</w:t>
             </w:r>
           </w:p>
         </w:tc>
@@ -3837,8 +4087,11 @@
             </w:tcMar>
           </w:tcPr>
           <w:p>
-            <w:r>
-              <w:t>[Dado de entrada 1]</w:t>
+            <w:pPr>
+              <w:jc w:val="center"/>
+            </w:pPr>
+            <w:r>
+              <w:t>[—]</w:t>
             </w:r>
           </w:p>
         </w:tc>
@@ -3861,7 +4114,7 @@
           </w:tcPr>
           <w:p>
             <w:r>
-              <w:t>[Resultado esperado 1]</w:t>
+              <w:t>Acessar o site da instituição</w:t>
             </w:r>
           </w:p>
         </w:tc>
@@ -3893,6 +4146,7 @@
                 <w:b/>
                 <w:bCs/>
               </w:rPr>
+              <w:lastRenderedPageBreak/>
               <w:t>2</w:t>
             </w:r>
           </w:p>
@@ -3916,7 +4170,7 @@
           </w:tcPr>
           <w:p>
             <w:r>
-              <w:t>[Passo 2]</w:t>
+              <w:t>Clicar em Calendários</w:t>
             </w:r>
           </w:p>
         </w:tc>
@@ -3938,8 +4192,11 @@
             </w:tcMar>
           </w:tcPr>
           <w:p>
-            <w:r>
-              <w:t>[Dado de entrada 2]</w:t>
+            <w:pPr>
+              <w:jc w:val="center"/>
+            </w:pPr>
+            <w:r>
+              <w:t>[—]</w:t>
             </w:r>
           </w:p>
         </w:tc>
@@ -3962,7 +4219,7 @@
           </w:tcPr>
           <w:p>
             <w:r>
-              <w:t>[Resultado esperado 2]</w:t>
+              <w:t>Que o botão funcione</w:t>
             </w:r>
           </w:p>
         </w:tc>
@@ -4017,7 +4274,7 @@
           </w:tcPr>
           <w:p>
             <w:r>
-              <w:t>[Passo 3]</w:t>
+              <w:t>Selecionar Calendário Acadêmico</w:t>
             </w:r>
           </w:p>
         </w:tc>
@@ -4039,8 +4296,11 @@
             </w:tcMar>
           </w:tcPr>
           <w:p>
-            <w:r>
-              <w:t>[Dado de entrada 3]</w:t>
+            <w:pPr>
+              <w:jc w:val="center"/>
+            </w:pPr>
+            <w:r>
+              <w:t>[—]</w:t>
             </w:r>
           </w:p>
         </w:tc>
@@ -4063,7 +4323,451 @@
           </w:tcPr>
           <w:p>
             <w:r>
-              <w:t>[Resultado esperado 3]</w:t>
+              <w:t>Acessar o Calendário Acadêmico</w:t>
+            </w:r>
+          </w:p>
+        </w:tc>
+      </w:tr>
+      <w:tr>
+        <w:tc>
+          <w:tcPr>
+            <w:tcW w:w="520" w:type="dxa"/>
+            <w:tcBorders>
+              <w:top w:val="single" w:sz="1" w:space="0" w:color="AAAAAA"/>
+              <w:left w:val="single" w:sz="1" w:space="0" w:color="AAAAAA"/>
+              <w:bottom w:val="single" w:sz="1" w:space="0" w:color="AAAAAA"/>
+              <w:right w:val="single" w:sz="1" w:space="0" w:color="AAAAAA"/>
+            </w:tcBorders>
+            <w:shd w:val="clear" w:color="auto" w:fill="FFFFFF"/>
+            <w:tcMar>
+              <w:top w:w="80" w:type="dxa"/>
+              <w:left w:w="120" w:type="dxa"/>
+              <w:bottom w:w="80" w:type="dxa"/>
+              <w:right w:w="120" w:type="dxa"/>
+            </w:tcMar>
+          </w:tcPr>
+          <w:p>
+            <w:pPr>
+              <w:jc w:val="center"/>
+              <w:rPr>
+                <w:b/>
+                <w:bCs/>
+              </w:rPr>
+            </w:pPr>
+            <w:r>
+              <w:rPr>
+                <w:b/>
+                <w:bCs/>
+              </w:rPr>
+              <w:t>4</w:t>
+            </w:r>
+          </w:p>
+        </w:tc>
+        <w:tc>
+          <w:tcPr>
+            <w:tcW w:w="3380" w:type="dxa"/>
+            <w:tcBorders>
+              <w:top w:val="single" w:sz="1" w:space="0" w:color="AAAAAA"/>
+              <w:left w:val="single" w:sz="1" w:space="0" w:color="AAAAAA"/>
+              <w:bottom w:val="single" w:sz="1" w:space="0" w:color="AAAAAA"/>
+              <w:right w:val="single" w:sz="1" w:space="0" w:color="AAAAAA"/>
+            </w:tcBorders>
+            <w:shd w:val="clear" w:color="auto" w:fill="FFFFFF"/>
+            <w:tcMar>
+              <w:top w:w="80" w:type="dxa"/>
+              <w:left w:w="120" w:type="dxa"/>
+              <w:bottom w:w="80" w:type="dxa"/>
+              <w:right w:w="120" w:type="dxa"/>
+            </w:tcMar>
+          </w:tcPr>
+          <w:p>
+            <w:r>
+              <w:t>Clicar em Calendários</w:t>
+            </w:r>
+          </w:p>
+        </w:tc>
+        <w:tc>
+          <w:tcPr>
+            <w:tcW w:w="2730" w:type="dxa"/>
+            <w:tcBorders>
+              <w:top w:val="single" w:sz="1" w:space="0" w:color="AAAAAA"/>
+              <w:left w:val="single" w:sz="1" w:space="0" w:color="AAAAAA"/>
+              <w:bottom w:val="single" w:sz="1" w:space="0" w:color="AAAAAA"/>
+              <w:right w:val="single" w:sz="1" w:space="0" w:color="AAAAAA"/>
+            </w:tcBorders>
+            <w:shd w:val="clear" w:color="auto" w:fill="FFFFFF"/>
+            <w:tcMar>
+              <w:top w:w="80" w:type="dxa"/>
+              <w:left w:w="120" w:type="dxa"/>
+              <w:bottom w:w="80" w:type="dxa"/>
+              <w:right w:w="120" w:type="dxa"/>
+            </w:tcMar>
+          </w:tcPr>
+          <w:p>
+            <w:pPr>
+              <w:jc w:val="center"/>
+            </w:pPr>
+            <w:r>
+              <w:t>[—]</w:t>
+            </w:r>
+          </w:p>
+        </w:tc>
+        <w:tc>
+          <w:tcPr>
+            <w:tcW w:w="2730" w:type="dxa"/>
+            <w:tcBorders>
+              <w:top w:val="single" w:sz="1" w:space="0" w:color="AAAAAA"/>
+              <w:left w:val="single" w:sz="1" w:space="0" w:color="AAAAAA"/>
+              <w:bottom w:val="single" w:sz="1" w:space="0" w:color="AAAAAA"/>
+              <w:right w:val="single" w:sz="1" w:space="0" w:color="AAAAAA"/>
+            </w:tcBorders>
+            <w:shd w:val="clear" w:color="auto" w:fill="FFFFFF"/>
+            <w:tcMar>
+              <w:top w:w="80" w:type="dxa"/>
+              <w:left w:w="120" w:type="dxa"/>
+              <w:bottom w:w="80" w:type="dxa"/>
+              <w:right w:w="120" w:type="dxa"/>
+            </w:tcMar>
+          </w:tcPr>
+          <w:p>
+            <w:r>
+              <w:t>Que o botão funcione</w:t>
+            </w:r>
+          </w:p>
+        </w:tc>
+      </w:tr>
+      <w:tr>
+        <w:tc>
+          <w:tcPr>
+            <w:tcW w:w="520" w:type="dxa"/>
+            <w:tcBorders>
+              <w:top w:val="single" w:sz="1" w:space="0" w:color="AAAAAA"/>
+              <w:left w:val="single" w:sz="1" w:space="0" w:color="AAAAAA"/>
+              <w:bottom w:val="single" w:sz="1" w:space="0" w:color="AAAAAA"/>
+              <w:right w:val="single" w:sz="1" w:space="0" w:color="AAAAAA"/>
+            </w:tcBorders>
+            <w:shd w:val="clear" w:color="auto" w:fill="FFFFFF"/>
+            <w:tcMar>
+              <w:top w:w="80" w:type="dxa"/>
+              <w:left w:w="120" w:type="dxa"/>
+              <w:bottom w:w="80" w:type="dxa"/>
+              <w:right w:w="120" w:type="dxa"/>
+            </w:tcMar>
+          </w:tcPr>
+          <w:p>
+            <w:pPr>
+              <w:jc w:val="center"/>
+              <w:rPr>
+                <w:b/>
+                <w:bCs/>
+              </w:rPr>
+            </w:pPr>
+            <w:r>
+              <w:rPr>
+                <w:b/>
+                <w:bCs/>
+              </w:rPr>
+              <w:t>5</w:t>
+            </w:r>
+          </w:p>
+        </w:tc>
+        <w:tc>
+          <w:tcPr>
+            <w:tcW w:w="3380" w:type="dxa"/>
+            <w:tcBorders>
+              <w:top w:val="single" w:sz="1" w:space="0" w:color="AAAAAA"/>
+              <w:left w:val="single" w:sz="1" w:space="0" w:color="AAAAAA"/>
+              <w:bottom w:val="single" w:sz="1" w:space="0" w:color="AAAAAA"/>
+              <w:right w:val="single" w:sz="1" w:space="0" w:color="AAAAAA"/>
+            </w:tcBorders>
+            <w:shd w:val="clear" w:color="auto" w:fill="FFFFFF"/>
+            <w:tcMar>
+              <w:top w:w="80" w:type="dxa"/>
+              <w:left w:w="120" w:type="dxa"/>
+              <w:bottom w:w="80" w:type="dxa"/>
+              <w:right w:w="120" w:type="dxa"/>
+            </w:tcMar>
+          </w:tcPr>
+          <w:p>
+            <w:r>
+              <w:t xml:space="preserve">Selecionar Calendário </w:t>
+            </w:r>
+            <w:r>
+              <w:t>EAD</w:t>
+            </w:r>
+          </w:p>
+        </w:tc>
+        <w:tc>
+          <w:tcPr>
+            <w:tcW w:w="2730" w:type="dxa"/>
+            <w:tcBorders>
+              <w:top w:val="single" w:sz="1" w:space="0" w:color="AAAAAA"/>
+              <w:left w:val="single" w:sz="1" w:space="0" w:color="AAAAAA"/>
+              <w:bottom w:val="single" w:sz="1" w:space="0" w:color="AAAAAA"/>
+              <w:right w:val="single" w:sz="1" w:space="0" w:color="AAAAAA"/>
+            </w:tcBorders>
+            <w:shd w:val="clear" w:color="auto" w:fill="FFFFFF"/>
+            <w:tcMar>
+              <w:top w:w="80" w:type="dxa"/>
+              <w:left w:w="120" w:type="dxa"/>
+              <w:bottom w:w="80" w:type="dxa"/>
+              <w:right w:w="120" w:type="dxa"/>
+            </w:tcMar>
+          </w:tcPr>
+          <w:p>
+            <w:pPr>
+              <w:jc w:val="center"/>
+            </w:pPr>
+            <w:r>
+              <w:t>[—]</w:t>
+            </w:r>
+          </w:p>
+        </w:tc>
+        <w:tc>
+          <w:tcPr>
+            <w:tcW w:w="2730" w:type="dxa"/>
+            <w:tcBorders>
+              <w:top w:val="single" w:sz="1" w:space="0" w:color="AAAAAA"/>
+              <w:left w:val="single" w:sz="1" w:space="0" w:color="AAAAAA"/>
+              <w:bottom w:val="single" w:sz="1" w:space="0" w:color="AAAAAA"/>
+              <w:right w:val="single" w:sz="1" w:space="0" w:color="AAAAAA"/>
+            </w:tcBorders>
+            <w:shd w:val="clear" w:color="auto" w:fill="FFFFFF"/>
+            <w:tcMar>
+              <w:top w:w="80" w:type="dxa"/>
+              <w:left w:w="120" w:type="dxa"/>
+              <w:bottom w:w="80" w:type="dxa"/>
+              <w:right w:w="120" w:type="dxa"/>
+            </w:tcMar>
+          </w:tcPr>
+          <w:p>
+            <w:r>
+              <w:t xml:space="preserve">Acessar o Calendário </w:t>
+            </w:r>
+            <w:r>
+              <w:t>EAD</w:t>
+            </w:r>
+          </w:p>
+        </w:tc>
+      </w:tr>
+      <w:tr>
+        <w:tc>
+          <w:tcPr>
+            <w:tcW w:w="520" w:type="dxa"/>
+            <w:tcBorders>
+              <w:top w:val="single" w:sz="1" w:space="0" w:color="AAAAAA"/>
+              <w:left w:val="single" w:sz="1" w:space="0" w:color="AAAAAA"/>
+              <w:bottom w:val="single" w:sz="1" w:space="0" w:color="AAAAAA"/>
+              <w:right w:val="single" w:sz="1" w:space="0" w:color="AAAAAA"/>
+            </w:tcBorders>
+            <w:shd w:val="clear" w:color="auto" w:fill="FFFFFF"/>
+            <w:tcMar>
+              <w:top w:w="80" w:type="dxa"/>
+              <w:left w:w="120" w:type="dxa"/>
+              <w:bottom w:w="80" w:type="dxa"/>
+              <w:right w:w="120" w:type="dxa"/>
+            </w:tcMar>
+          </w:tcPr>
+          <w:p>
+            <w:pPr>
+              <w:jc w:val="center"/>
+              <w:rPr>
+                <w:b/>
+                <w:bCs/>
+              </w:rPr>
+            </w:pPr>
+            <w:r>
+              <w:rPr>
+                <w:b/>
+                <w:bCs/>
+              </w:rPr>
+              <w:t>6</w:t>
+            </w:r>
+          </w:p>
+        </w:tc>
+        <w:tc>
+          <w:tcPr>
+            <w:tcW w:w="3380" w:type="dxa"/>
+            <w:tcBorders>
+              <w:top w:val="single" w:sz="1" w:space="0" w:color="AAAAAA"/>
+              <w:left w:val="single" w:sz="1" w:space="0" w:color="AAAAAA"/>
+              <w:bottom w:val="single" w:sz="1" w:space="0" w:color="AAAAAA"/>
+              <w:right w:val="single" w:sz="1" w:space="0" w:color="AAAAAA"/>
+            </w:tcBorders>
+            <w:shd w:val="clear" w:color="auto" w:fill="FFFFFF"/>
+            <w:tcMar>
+              <w:top w:w="80" w:type="dxa"/>
+              <w:left w:w="120" w:type="dxa"/>
+              <w:bottom w:w="80" w:type="dxa"/>
+              <w:right w:w="120" w:type="dxa"/>
+            </w:tcMar>
+          </w:tcPr>
+          <w:p>
+            <w:r>
+              <w:t>Clicar em Calendários</w:t>
+            </w:r>
+          </w:p>
+        </w:tc>
+        <w:tc>
+          <w:tcPr>
+            <w:tcW w:w="2730" w:type="dxa"/>
+            <w:tcBorders>
+              <w:top w:val="single" w:sz="1" w:space="0" w:color="AAAAAA"/>
+              <w:left w:val="single" w:sz="1" w:space="0" w:color="AAAAAA"/>
+              <w:bottom w:val="single" w:sz="1" w:space="0" w:color="AAAAAA"/>
+              <w:right w:val="single" w:sz="1" w:space="0" w:color="AAAAAA"/>
+            </w:tcBorders>
+            <w:shd w:val="clear" w:color="auto" w:fill="FFFFFF"/>
+            <w:tcMar>
+              <w:top w:w="80" w:type="dxa"/>
+              <w:left w:w="120" w:type="dxa"/>
+              <w:bottom w:w="80" w:type="dxa"/>
+              <w:right w:w="120" w:type="dxa"/>
+            </w:tcMar>
+          </w:tcPr>
+          <w:p>
+            <w:pPr>
+              <w:jc w:val="center"/>
+            </w:pPr>
+            <w:r>
+              <w:t>[—]</w:t>
+            </w:r>
+          </w:p>
+        </w:tc>
+        <w:tc>
+          <w:tcPr>
+            <w:tcW w:w="2730" w:type="dxa"/>
+            <w:tcBorders>
+              <w:top w:val="single" w:sz="1" w:space="0" w:color="AAAAAA"/>
+              <w:left w:val="single" w:sz="1" w:space="0" w:color="AAAAAA"/>
+              <w:bottom w:val="single" w:sz="1" w:space="0" w:color="AAAAAA"/>
+              <w:right w:val="single" w:sz="1" w:space="0" w:color="AAAAAA"/>
+            </w:tcBorders>
+            <w:shd w:val="clear" w:color="auto" w:fill="FFFFFF"/>
+            <w:tcMar>
+              <w:top w:w="80" w:type="dxa"/>
+              <w:left w:w="120" w:type="dxa"/>
+              <w:bottom w:w="80" w:type="dxa"/>
+              <w:right w:w="120" w:type="dxa"/>
+            </w:tcMar>
+          </w:tcPr>
+          <w:p>
+            <w:r>
+              <w:t>Que o botão funcione</w:t>
+            </w:r>
+          </w:p>
+        </w:tc>
+      </w:tr>
+      <w:tr>
+        <w:tc>
+          <w:tcPr>
+            <w:tcW w:w="520" w:type="dxa"/>
+            <w:tcBorders>
+              <w:top w:val="single" w:sz="1" w:space="0" w:color="AAAAAA"/>
+              <w:left w:val="single" w:sz="1" w:space="0" w:color="AAAAAA"/>
+              <w:bottom w:val="single" w:sz="1" w:space="0" w:color="AAAAAA"/>
+              <w:right w:val="single" w:sz="1" w:space="0" w:color="AAAAAA"/>
+            </w:tcBorders>
+            <w:shd w:val="clear" w:color="auto" w:fill="FFFFFF"/>
+            <w:tcMar>
+              <w:top w:w="80" w:type="dxa"/>
+              <w:left w:w="120" w:type="dxa"/>
+              <w:bottom w:w="80" w:type="dxa"/>
+              <w:right w:w="120" w:type="dxa"/>
+            </w:tcMar>
+          </w:tcPr>
+          <w:p>
+            <w:pPr>
+              <w:jc w:val="center"/>
+              <w:rPr>
+                <w:b/>
+                <w:bCs/>
+              </w:rPr>
+            </w:pPr>
+            <w:r>
+              <w:rPr>
+                <w:b/>
+                <w:bCs/>
+              </w:rPr>
+              <w:t>7</w:t>
+            </w:r>
+          </w:p>
+        </w:tc>
+        <w:tc>
+          <w:tcPr>
+            <w:tcW w:w="3380" w:type="dxa"/>
+            <w:tcBorders>
+              <w:top w:val="single" w:sz="1" w:space="0" w:color="AAAAAA"/>
+              <w:left w:val="single" w:sz="1" w:space="0" w:color="AAAAAA"/>
+              <w:bottom w:val="single" w:sz="1" w:space="0" w:color="AAAAAA"/>
+              <w:right w:val="single" w:sz="1" w:space="0" w:color="AAAAAA"/>
+            </w:tcBorders>
+            <w:shd w:val="clear" w:color="auto" w:fill="FFFFFF"/>
+            <w:tcMar>
+              <w:top w:w="80" w:type="dxa"/>
+              <w:left w:w="120" w:type="dxa"/>
+              <w:bottom w:w="80" w:type="dxa"/>
+              <w:right w:w="120" w:type="dxa"/>
+            </w:tcMar>
+          </w:tcPr>
+          <w:p>
+            <w:r>
+              <w:t xml:space="preserve">Selecionar Calendário </w:t>
+            </w:r>
+            <w:r>
+              <w:t>de Eventos</w:t>
+            </w:r>
+          </w:p>
+        </w:tc>
+        <w:tc>
+          <w:tcPr>
+            <w:tcW w:w="2730" w:type="dxa"/>
+            <w:tcBorders>
+              <w:top w:val="single" w:sz="1" w:space="0" w:color="AAAAAA"/>
+              <w:left w:val="single" w:sz="1" w:space="0" w:color="AAAAAA"/>
+              <w:bottom w:val="single" w:sz="1" w:space="0" w:color="AAAAAA"/>
+              <w:right w:val="single" w:sz="1" w:space="0" w:color="AAAAAA"/>
+            </w:tcBorders>
+            <w:shd w:val="clear" w:color="auto" w:fill="FFFFFF"/>
+            <w:tcMar>
+              <w:top w:w="80" w:type="dxa"/>
+              <w:left w:w="120" w:type="dxa"/>
+              <w:bottom w:w="80" w:type="dxa"/>
+              <w:right w:w="120" w:type="dxa"/>
+            </w:tcMar>
+          </w:tcPr>
+          <w:p>
+            <w:pPr>
+              <w:jc w:val="center"/>
+            </w:pPr>
+            <w:r>
+              <w:t>[—]</w:t>
+            </w:r>
+          </w:p>
+        </w:tc>
+        <w:tc>
+          <w:tcPr>
+            <w:tcW w:w="2730" w:type="dxa"/>
+            <w:tcBorders>
+              <w:top w:val="single" w:sz="1" w:space="0" w:color="AAAAAA"/>
+              <w:left w:val="single" w:sz="1" w:space="0" w:color="AAAAAA"/>
+              <w:bottom w:val="single" w:sz="1" w:space="0" w:color="AAAAAA"/>
+              <w:right w:val="single" w:sz="1" w:space="0" w:color="AAAAAA"/>
+            </w:tcBorders>
+            <w:shd w:val="clear" w:color="auto" w:fill="FFFFFF"/>
+            <w:tcMar>
+              <w:top w:w="80" w:type="dxa"/>
+              <w:left w:w="120" w:type="dxa"/>
+              <w:bottom w:w="80" w:type="dxa"/>
+              <w:right w:w="120" w:type="dxa"/>
+            </w:tcMar>
+          </w:tcPr>
+          <w:p>
+            <w:r>
+              <w:t xml:space="preserve">Acessar o Calendário </w:t>
+            </w:r>
+            <w:r>
+              <w:t>de Eventos</w:t>
             </w:r>
           </w:p>
         </w:tc>
@@ -4264,7 +4968,7 @@
           </w:tcPr>
           <w:p>
             <w:r>
-              <w:t>[DD/MM/AAAA]</w:t>
+              <w:t>09/06/2026</w:t>
             </w:r>
           </w:p>
         </w:tc>
@@ -4287,7 +4991,7 @@
           </w:tcPr>
           <w:p>
             <w:r>
-              <w:t>[Nome]</w:t>
+              <w:t>Marcos Vinícius</w:t>
             </w:r>
           </w:p>
         </w:tc>
@@ -4310,8 +5014,29 @@
           </w:tcPr>
           <w:p>
             <w:r>
-              <w:t>[ ] Passou   [ ] Falhou   [ ] Bloqueado</w:t>
-            </w:r>
+              <w:t>[X</w:t>
+            </w:r>
+            <w:proofErr w:type="gramStart"/>
+            <w:r>
+              <w:t>] Passou   [</w:t>
+            </w:r>
+            <w:proofErr w:type="gramEnd"/>
+            <w:r>
+              <w:t xml:space="preserve"> </w:t>
+            </w:r>
+            <w:proofErr w:type="gramStart"/>
+            <w:r>
+              <w:t>] Falhou   [</w:t>
+            </w:r>
+            <w:proofErr w:type="gramEnd"/>
+            <w:r>
+              <w:t xml:space="preserve"> </w:t>
+            </w:r>
+            <w:proofErr w:type="gramStart"/>
+            <w:r>
+              <w:t>] Bloqueado</w:t>
+            </w:r>
+            <w:proofErr w:type="gramEnd"/>
           </w:p>
         </w:tc>
         <w:tc>
@@ -4358,21 +5083,100 @@
     </w:p>
     <w:p>
       <w:pPr>
-        <w:spacing w:before="60" w:after="60"/>
+        <w:spacing w:before="80" w:after="80"/>
       </w:pPr>
       <w:r>
         <w:rPr>
-          <w:i/>
-          <w:iCs/>
-          <w:color w:val="666666"/>
+          <w:noProof/>
         </w:rPr>
-        <w:t>[Anexar evidências de execução]</w:t>
+        <w:drawing>
+          <wp:inline distT="0" distB="0" distL="0" distR="0" wp14:anchorId="665D41E8" wp14:editId="0F78BEBC">
+            <wp:extent cx="5943600" cy="1555115"/>
+            <wp:effectExtent l="0" t="0" r="0" b="6985"/>
+            <wp:docPr id="2111871131" name="Imagem 12"/>
+            <wp:cNvGraphicFramePr>
+              <a:graphicFrameLocks xmlns:a="http://schemas.openxmlformats.org/drawingml/2006/main" noChangeAspect="1"/>
+            </wp:cNvGraphicFramePr>
+            <a:graphic xmlns:a="http://schemas.openxmlformats.org/drawingml/2006/main">
+              <a:graphicData uri="http://schemas.openxmlformats.org/drawingml/2006/picture">
+                <pic:pic xmlns:pic="http://schemas.openxmlformats.org/drawingml/2006/picture">
+                  <pic:nvPicPr>
+                    <pic:cNvPr id="2111871131" name="Imagem 2111871131"/>
+                    <pic:cNvPicPr/>
+                  </pic:nvPicPr>
+                  <pic:blipFill>
+                    <a:blip r:embed="rId9">
+                      <a:extLst>
+                        <a:ext uri="{28A0092B-C50C-407E-A947-70E740481C1C}">
+                          <a14:useLocalDpi xmlns:a14="http://schemas.microsoft.com/office/drawing/2010/main" val="0"/>
+                        </a:ext>
+                      </a:extLst>
+                    </a:blip>
+                    <a:stretch>
+                      <a:fillRect/>
+                    </a:stretch>
+                  </pic:blipFill>
+                  <pic:spPr>
+                    <a:xfrm>
+                      <a:off x="0" y="0"/>
+                      <a:ext cx="5943600" cy="1555115"/>
+                    </a:xfrm>
+                    <a:prstGeom prst="rect">
+                      <a:avLst/>
+                    </a:prstGeom>
+                  </pic:spPr>
+                </pic:pic>
+              </a:graphicData>
+            </a:graphic>
+          </wp:inline>
+        </w:drawing>
       </w:r>
-    </w:p>
-    <w:p>
-      <w:pPr>
-        <w:spacing w:before="80" w:after="80"/>
-      </w:pPr>
+      <w:r>
+        <w:rPr>
+          <w:noProof/>
+        </w:rPr>
+        <w:drawing>
+          <wp:inline distT="0" distB="0" distL="0" distR="0" wp14:anchorId="3B3CADB7" wp14:editId="2639E5C6">
+            <wp:extent cx="5943600" cy="1244600"/>
+            <wp:effectExtent l="0" t="0" r="0" b="0"/>
+            <wp:docPr id="230573715" name="Imagem 13"/>
+            <wp:cNvGraphicFramePr>
+              <a:graphicFrameLocks xmlns:a="http://schemas.openxmlformats.org/drawingml/2006/main" noChangeAspect="1"/>
+            </wp:cNvGraphicFramePr>
+            <a:graphic xmlns:a="http://schemas.openxmlformats.org/drawingml/2006/main">
+              <a:graphicData uri="http://schemas.openxmlformats.org/drawingml/2006/picture">
+                <pic:pic xmlns:pic="http://schemas.openxmlformats.org/drawingml/2006/picture">
+                  <pic:nvPicPr>
+                    <pic:cNvPr id="230573715" name="Imagem 230573715"/>
+                    <pic:cNvPicPr/>
+                  </pic:nvPicPr>
+                  <pic:blipFill>
+                    <a:blip r:embed="rId10">
+                      <a:extLst>
+                        <a:ext uri="{28A0092B-C50C-407E-A947-70E740481C1C}">
+                          <a14:useLocalDpi xmlns:a14="http://schemas.microsoft.com/office/drawing/2010/main" val="0"/>
+                        </a:ext>
+                      </a:extLst>
+                    </a:blip>
+                    <a:stretch>
+                      <a:fillRect/>
+                    </a:stretch>
+                  </pic:blipFill>
+                  <pic:spPr>
+                    <a:xfrm>
+                      <a:off x="0" y="0"/>
+                      <a:ext cx="5943600" cy="1244600"/>
+                    </a:xfrm>
+                    <a:prstGeom prst="rect">
+                      <a:avLst/>
+                    </a:prstGeom>
+                  </pic:spPr>
+                </pic:pic>
+              </a:graphicData>
+            </a:graphic>
+          </wp:inline>
+        </w:drawing>
+      </w:r>
     </w:p>
     <w:p>
       <w:pPr>
@@ -4383,7 +5187,6 @@
           <w:b/>
           <w:bCs/>
         </w:rPr>
-        <w:lastRenderedPageBreak/>
         <w:t>Defeitos Registrados:</w:t>
       </w:r>
     </w:p>
@@ -4831,7 +5634,21 @@
                 <w:b/>
                 <w:bCs/>
               </w:rPr>
-              <w:t xml:space="preserve">[ ] </w:t>
+              <w:t>[</w:t>
+            </w:r>
+            <w:r>
+              <w:rPr>
+                <w:b/>
+                <w:bCs/>
+              </w:rPr>
+              <w:t>X</w:t>
+            </w:r>
+            <w:r>
+              <w:rPr>
+                <w:b/>
+                <w:bCs/>
+              </w:rPr>
+              <w:t xml:space="preserve">] </w:t>
             </w:r>
             <w:proofErr w:type="spellStart"/>
             <w:r>
@@ -4842,12 +5659,21 @@
               <w:t>Selenium</w:t>
             </w:r>
             <w:proofErr w:type="spellEnd"/>
-            <w:r>
-              <w:rPr>
-                <w:b/>
-                <w:bCs/>
-              </w:rPr>
-              <w:t xml:space="preserve">   [ ] </w:t>
+            <w:proofErr w:type="gramStart"/>
+            <w:r>
+              <w:rPr>
+                <w:b/>
+                <w:bCs/>
+              </w:rPr>
+              <w:t xml:space="preserve">   [</w:t>
+            </w:r>
+            <w:proofErr w:type="gramEnd"/>
+            <w:r>
+              <w:rPr>
+                <w:b/>
+                <w:bCs/>
+              </w:rPr>
+              <w:t xml:space="preserve"> ] </w:t>
             </w:r>
             <w:proofErr w:type="spellStart"/>
             <w:r>
@@ -4858,12 +5684,21 @@
               <w:t>JMeter</w:t>
             </w:r>
             <w:proofErr w:type="spellEnd"/>
-            <w:r>
-              <w:rPr>
-                <w:b/>
-                <w:bCs/>
-              </w:rPr>
-              <w:t xml:space="preserve">   [ ] </w:t>
+            <w:proofErr w:type="gramStart"/>
+            <w:r>
+              <w:rPr>
+                <w:b/>
+                <w:bCs/>
+              </w:rPr>
+              <w:t xml:space="preserve">   [</w:t>
+            </w:r>
+            <w:proofErr w:type="gramEnd"/>
+            <w:r>
+              <w:rPr>
+                <w:b/>
+                <w:bCs/>
+              </w:rPr>
+              <w:t xml:space="preserve"> ] </w:t>
             </w:r>
             <w:proofErr w:type="spellStart"/>
             <w:r>
@@ -4898,15 +5733,26 @@
               <w:jc w:val="center"/>
             </w:pPr>
             <w:r>
-              <w:t xml:space="preserve">[ ] </w:t>
+              <w:t>[</w:t>
+            </w:r>
+            <w:r>
+              <w:t>X</w:t>
+            </w:r>
+            <w:r>
+              <w:t xml:space="preserve">] </w:t>
             </w:r>
             <w:proofErr w:type="spellStart"/>
             <w:r>
               <w:t>Pass</w:t>
             </w:r>
             <w:proofErr w:type="spellEnd"/>
-            <w:r>
-              <w:t xml:space="preserve">   [ ] </w:t>
+            <w:proofErr w:type="gramStart"/>
+            <w:r>
+              <w:t xml:space="preserve">   [</w:t>
+            </w:r>
+            <w:proofErr w:type="gramEnd"/>
+            <w:r>
+              <w:t xml:space="preserve"> ] </w:t>
             </w:r>
             <w:proofErr w:type="spellStart"/>
             <w:r>
@@ -5153,7 +5999,7 @@
           </w:tcPr>
           <w:p>
             <w:r>
-              <w:t>[Descreva a pós-condição esperada]</w:t>
+              <w:t>Conseguir acessar o fale conosco para enviar mensagens com dúvidas</w:t>
             </w:r>
           </w:p>
         </w:tc>
@@ -5445,7 +6291,7 @@
           </w:tcPr>
           <w:p>
             <w:r>
-              <w:t>[Passo 1]</w:t>
+              <w:t>Abri o navegador e acessar o site: projeção.br/faculdade</w:t>
             </w:r>
           </w:p>
         </w:tc>
@@ -5467,8 +6313,11 @@
             </w:tcMar>
           </w:tcPr>
           <w:p>
-            <w:r>
-              <w:t>[Dado de entrada 1]</w:t>
+            <w:pPr>
+              <w:jc w:val="center"/>
+            </w:pPr>
+            <w:r>
+              <w:t>[—]</w:t>
             </w:r>
           </w:p>
         </w:tc>
@@ -5490,8 +6339,11 @@
             </w:tcMar>
           </w:tcPr>
           <w:p>
-            <w:r>
-              <w:t>[Resultado esperado 1]</w:t>
+            <w:pPr>
+              <w:jc w:val="center"/>
+            </w:pPr>
+            <w:r>
+              <w:t>Acessar o site da instituição</w:t>
             </w:r>
           </w:p>
         </w:tc>
@@ -5546,7 +6398,7 @@
           </w:tcPr>
           <w:p>
             <w:r>
-              <w:t>[Passo 2]</w:t>
+              <w:t>Clicar em Fale Conosco</w:t>
             </w:r>
           </w:p>
         </w:tc>
@@ -5568,8 +6420,11 @@
             </w:tcMar>
           </w:tcPr>
           <w:p>
-            <w:r>
-              <w:t>[Dado de entrada 2]</w:t>
+            <w:pPr>
+              <w:jc w:val="center"/>
+            </w:pPr>
+            <w:r>
+              <w:t>[—]</w:t>
             </w:r>
           </w:p>
         </w:tc>
@@ -5592,108 +6447,7 @@
           </w:tcPr>
           <w:p>
             <w:r>
-              <w:t>[Resultado esperado 2]</w:t>
-            </w:r>
-          </w:p>
-        </w:tc>
-      </w:tr>
-      <w:tr>
-        <w:tc>
-          <w:tcPr>
-            <w:tcW w:w="520" w:type="dxa"/>
-            <w:tcBorders>
-              <w:top w:val="single" w:sz="1" w:space="0" w:color="AAAAAA"/>
-              <w:left w:val="single" w:sz="1" w:space="0" w:color="AAAAAA"/>
-              <w:bottom w:val="single" w:sz="1" w:space="0" w:color="AAAAAA"/>
-              <w:right w:val="single" w:sz="1" w:space="0" w:color="AAAAAA"/>
-            </w:tcBorders>
-            <w:shd w:val="clear" w:color="auto" w:fill="FFFFFF"/>
-            <w:tcMar>
-              <w:top w:w="80" w:type="dxa"/>
-              <w:left w:w="120" w:type="dxa"/>
-              <w:bottom w:w="80" w:type="dxa"/>
-              <w:right w:w="120" w:type="dxa"/>
-            </w:tcMar>
-          </w:tcPr>
-          <w:p>
-            <w:pPr>
-              <w:jc w:val="center"/>
-            </w:pPr>
-            <w:r>
-              <w:rPr>
-                <w:b/>
-                <w:bCs/>
-              </w:rPr>
-              <w:t>3</w:t>
-            </w:r>
-          </w:p>
-        </w:tc>
-        <w:tc>
-          <w:tcPr>
-            <w:tcW w:w="3380" w:type="dxa"/>
-            <w:tcBorders>
-              <w:top w:val="single" w:sz="1" w:space="0" w:color="AAAAAA"/>
-              <w:left w:val="single" w:sz="1" w:space="0" w:color="AAAAAA"/>
-              <w:bottom w:val="single" w:sz="1" w:space="0" w:color="AAAAAA"/>
-              <w:right w:val="single" w:sz="1" w:space="0" w:color="AAAAAA"/>
-            </w:tcBorders>
-            <w:shd w:val="clear" w:color="auto" w:fill="FFFFFF"/>
-            <w:tcMar>
-              <w:top w:w="80" w:type="dxa"/>
-              <w:left w:w="120" w:type="dxa"/>
-              <w:bottom w:w="80" w:type="dxa"/>
-              <w:right w:w="120" w:type="dxa"/>
-            </w:tcMar>
-          </w:tcPr>
-          <w:p>
-            <w:r>
-              <w:t>[Passo 3]</w:t>
-            </w:r>
-          </w:p>
-        </w:tc>
-        <w:tc>
-          <w:tcPr>
-            <w:tcW w:w="2730" w:type="dxa"/>
-            <w:tcBorders>
-              <w:top w:val="single" w:sz="1" w:space="0" w:color="AAAAAA"/>
-              <w:left w:val="single" w:sz="1" w:space="0" w:color="AAAAAA"/>
-              <w:bottom w:val="single" w:sz="1" w:space="0" w:color="AAAAAA"/>
-              <w:right w:val="single" w:sz="1" w:space="0" w:color="AAAAAA"/>
-            </w:tcBorders>
-            <w:shd w:val="clear" w:color="auto" w:fill="FFFFFF"/>
-            <w:tcMar>
-              <w:top w:w="80" w:type="dxa"/>
-              <w:left w:w="120" w:type="dxa"/>
-              <w:bottom w:w="80" w:type="dxa"/>
-              <w:right w:w="120" w:type="dxa"/>
-            </w:tcMar>
-          </w:tcPr>
-          <w:p>
-            <w:r>
-              <w:t>[Dado de entrada 3]</w:t>
-            </w:r>
-          </w:p>
-        </w:tc>
-        <w:tc>
-          <w:tcPr>
-            <w:tcW w:w="2730" w:type="dxa"/>
-            <w:tcBorders>
-              <w:top w:val="single" w:sz="1" w:space="0" w:color="AAAAAA"/>
-              <w:left w:val="single" w:sz="1" w:space="0" w:color="AAAAAA"/>
-              <w:bottom w:val="single" w:sz="1" w:space="0" w:color="AAAAAA"/>
-              <w:right w:val="single" w:sz="1" w:space="0" w:color="AAAAAA"/>
-            </w:tcBorders>
-            <w:shd w:val="clear" w:color="auto" w:fill="FFFFFF"/>
-            <w:tcMar>
-              <w:top w:w="80" w:type="dxa"/>
-              <w:left w:w="120" w:type="dxa"/>
-              <w:bottom w:w="80" w:type="dxa"/>
-              <w:right w:w="120" w:type="dxa"/>
-            </w:tcMar>
-          </w:tcPr>
-          <w:p>
-            <w:r>
-              <w:t>[Resultado esperado 3]</w:t>
+              <w:t>Ser redirecionado para a página de correspondente para enviar mensagens</w:t>
             </w:r>
           </w:p>
         </w:tc>
@@ -5894,7 +6648,7 @@
           </w:tcPr>
           <w:p>
             <w:r>
-              <w:t>[DD/MM/AAAA]</w:t>
+              <w:t>09/06/2026</w:t>
             </w:r>
           </w:p>
         </w:tc>
@@ -5917,7 +6671,7 @@
           </w:tcPr>
           <w:p>
             <w:r>
-              <w:t>[Nome]</w:t>
+              <w:t>Marcos Vinícius</w:t>
             </w:r>
           </w:p>
         </w:tc>
@@ -5940,8 +6694,29 @@
           </w:tcPr>
           <w:p>
             <w:r>
-              <w:t>[ ] Passou   [ ] Falhou   [ ] Bloqueado</w:t>
-            </w:r>
+              <w:t>[X</w:t>
+            </w:r>
+            <w:proofErr w:type="gramStart"/>
+            <w:r>
+              <w:t>] Passou   [</w:t>
+            </w:r>
+            <w:proofErr w:type="gramEnd"/>
+            <w:r>
+              <w:t xml:space="preserve"> </w:t>
+            </w:r>
+            <w:proofErr w:type="gramStart"/>
+            <w:r>
+              <w:t>] Falhou   [</w:t>
+            </w:r>
+            <w:proofErr w:type="gramEnd"/>
+            <w:r>
+              <w:t xml:space="preserve"> </w:t>
+            </w:r>
+            <w:proofErr w:type="gramStart"/>
+            <w:r>
+              <w:t>] Bloqueado</w:t>
+            </w:r>
+            <w:proofErr w:type="gramEnd"/>
           </w:p>
         </w:tc>
         <w:tc>
@@ -5988,21 +6763,54 @@
     </w:p>
     <w:p>
       <w:pPr>
-        <w:spacing w:before="60" w:after="60"/>
+        <w:spacing w:before="80" w:after="80"/>
       </w:pPr>
       <w:r>
         <w:rPr>
-          <w:i/>
-          <w:iCs/>
-          <w:color w:val="666666"/>
+          <w:noProof/>
         </w:rPr>
-        <w:t>[Anexar evidências de execução]</w:t>
+        <w:drawing>
+          <wp:inline distT="0" distB="0" distL="0" distR="0" wp14:anchorId="6F89B2C4" wp14:editId="2BB188E7">
+            <wp:extent cx="5943600" cy="1423670"/>
+            <wp:effectExtent l="0" t="0" r="0" b="5080"/>
+            <wp:docPr id="1089837876" name="Imagem 11"/>
+            <wp:cNvGraphicFramePr>
+              <a:graphicFrameLocks xmlns:a="http://schemas.openxmlformats.org/drawingml/2006/main" noChangeAspect="1"/>
+            </wp:cNvGraphicFramePr>
+            <a:graphic xmlns:a="http://schemas.openxmlformats.org/drawingml/2006/main">
+              <a:graphicData uri="http://schemas.openxmlformats.org/drawingml/2006/picture">
+                <pic:pic xmlns:pic="http://schemas.openxmlformats.org/drawingml/2006/picture">
+                  <pic:nvPicPr>
+                    <pic:cNvPr id="1089837876" name="Imagem 1089837876"/>
+                    <pic:cNvPicPr/>
+                  </pic:nvPicPr>
+                  <pic:blipFill>
+                    <a:blip r:embed="rId11">
+                      <a:extLst>
+                        <a:ext uri="{28A0092B-C50C-407E-A947-70E740481C1C}">
+                          <a14:useLocalDpi xmlns:a14="http://schemas.microsoft.com/office/drawing/2010/main" val="0"/>
+                        </a:ext>
+                      </a:extLst>
+                    </a:blip>
+                    <a:stretch>
+                      <a:fillRect/>
+                    </a:stretch>
+                  </pic:blipFill>
+                  <pic:spPr>
+                    <a:xfrm>
+                      <a:off x="0" y="0"/>
+                      <a:ext cx="5943600" cy="1423670"/>
+                    </a:xfrm>
+                    <a:prstGeom prst="rect">
+                      <a:avLst/>
+                    </a:prstGeom>
+                  </pic:spPr>
+                </pic:pic>
+              </a:graphicData>
+            </a:graphic>
+          </wp:inline>
+        </w:drawing>
       </w:r>
-    </w:p>
-    <w:p>
-      <w:pPr>
-        <w:spacing w:before="80" w:after="80"/>
-      </w:pPr>
     </w:p>
     <w:p>
       <w:pPr>
@@ -6074,7 +6882,6 @@
                 <w:bCs/>
                 <w:color w:val="9C0006"/>
               </w:rPr>
-              <w:lastRenderedPageBreak/>
               <w:t>ID</w:t>
             </w:r>
           </w:p>
@@ -6232,6 +7039,7 @@
                 <w:b/>
                 <w:bCs/>
               </w:rPr>
+              <w:lastRenderedPageBreak/>
               <w:t>[D-001]</w:t>
             </w:r>
           </w:p>
@@ -6478,7 +7286,21 @@
                 <w:b/>
                 <w:bCs/>
               </w:rPr>
-              <w:t xml:space="preserve">[ ] </w:t>
+              <w:t>[</w:t>
+            </w:r>
+            <w:r>
+              <w:rPr>
+                <w:b/>
+                <w:bCs/>
+              </w:rPr>
+              <w:t>X</w:t>
+            </w:r>
+            <w:r>
+              <w:rPr>
+                <w:b/>
+                <w:bCs/>
+              </w:rPr>
+              <w:t xml:space="preserve">] </w:t>
             </w:r>
             <w:proofErr w:type="spellStart"/>
             <w:r>
@@ -6489,12 +7311,21 @@
               <w:t>Selenium</w:t>
             </w:r>
             <w:proofErr w:type="spellEnd"/>
-            <w:r>
-              <w:rPr>
-                <w:b/>
-                <w:bCs/>
-              </w:rPr>
-              <w:t xml:space="preserve">   [ ] </w:t>
+            <w:proofErr w:type="gramStart"/>
+            <w:r>
+              <w:rPr>
+                <w:b/>
+                <w:bCs/>
+              </w:rPr>
+              <w:t xml:space="preserve">   [</w:t>
+            </w:r>
+            <w:proofErr w:type="gramEnd"/>
+            <w:r>
+              <w:rPr>
+                <w:b/>
+                <w:bCs/>
+              </w:rPr>
+              <w:t xml:space="preserve"> ] </w:t>
             </w:r>
             <w:proofErr w:type="spellStart"/>
             <w:r>
@@ -6505,12 +7336,21 @@
               <w:t>JMeter</w:t>
             </w:r>
             <w:proofErr w:type="spellEnd"/>
-            <w:r>
-              <w:rPr>
-                <w:b/>
-                <w:bCs/>
-              </w:rPr>
-              <w:t xml:space="preserve">   [ ] </w:t>
+            <w:proofErr w:type="gramStart"/>
+            <w:r>
+              <w:rPr>
+                <w:b/>
+                <w:bCs/>
+              </w:rPr>
+              <w:t xml:space="preserve">   [</w:t>
+            </w:r>
+            <w:proofErr w:type="gramEnd"/>
+            <w:r>
+              <w:rPr>
+                <w:b/>
+                <w:bCs/>
+              </w:rPr>
+              <w:t xml:space="preserve"> ] </w:t>
             </w:r>
             <w:proofErr w:type="spellStart"/>
             <w:r>
@@ -6545,15 +7385,26 @@
               <w:jc w:val="center"/>
             </w:pPr>
             <w:r>
-              <w:t xml:space="preserve">[ ] </w:t>
+              <w:t>[</w:t>
+            </w:r>
+            <w:r>
+              <w:t>X</w:t>
+            </w:r>
+            <w:r>
+              <w:t xml:space="preserve">] </w:t>
             </w:r>
             <w:proofErr w:type="spellStart"/>
             <w:r>
               <w:t>Pass</w:t>
             </w:r>
             <w:proofErr w:type="spellEnd"/>
-            <w:r>
-              <w:t xml:space="preserve">   [ ] </w:t>
+            <w:proofErr w:type="gramStart"/>
+            <w:r>
+              <w:t xml:space="preserve">   [</w:t>
+            </w:r>
+            <w:proofErr w:type="gramEnd"/>
+            <w:r>
+              <w:t xml:space="preserve"> ] </w:t>
             </w:r>
             <w:proofErr w:type="spellStart"/>
             <w:r>
@@ -6806,7 +7657,7 @@
           </w:tcPr>
           <w:p>
             <w:r>
-              <w:t>[Descreva a pós-condição esperada]</w:t>
+              <w:t>Acessar informações referentes a extensão</w:t>
             </w:r>
           </w:p>
         </w:tc>
@@ -7098,7 +7949,7 @@
           </w:tcPr>
           <w:p>
             <w:r>
-              <w:t>[Passo 1]</w:t>
+              <w:t>Abri o navegador e acessar o site: projeção.br/faculdade</w:t>
             </w:r>
           </w:p>
         </w:tc>
@@ -7120,8 +7971,11 @@
             </w:tcMar>
           </w:tcPr>
           <w:p>
-            <w:r>
-              <w:t>[Dado de entrada 1]</w:t>
+            <w:pPr>
+              <w:jc w:val="center"/>
+            </w:pPr>
+            <w:r>
+              <w:t>[—]</w:t>
             </w:r>
           </w:p>
         </w:tc>
@@ -7144,7 +7998,7 @@
           </w:tcPr>
           <w:p>
             <w:r>
-              <w:t>[Resultado esperado 1]</w:t>
+              <w:t>Acessar o site da instituição</w:t>
             </w:r>
           </w:p>
         </w:tc>
@@ -7199,7 +8053,7 @@
           </w:tcPr>
           <w:p>
             <w:r>
-              <w:t>[Passo 2]</w:t>
+              <w:t>Clicar em Extensão</w:t>
             </w:r>
           </w:p>
         </w:tc>
@@ -7221,8 +8075,11 @@
             </w:tcMar>
           </w:tcPr>
           <w:p>
-            <w:r>
-              <w:t>[Dado de entrada 2]</w:t>
+            <w:pPr>
+              <w:jc w:val="center"/>
+            </w:pPr>
+            <w:r>
+              <w:t>[—]</w:t>
             </w:r>
           </w:p>
         </w:tc>
@@ -7245,7 +8102,13 @@
           </w:tcPr>
           <w:p>
             <w:r>
-              <w:t>[Resultado esperado 2]</w:t>
+              <w:t xml:space="preserve">Ser redirecionado para a página sobre </w:t>
+            </w:r>
+            <w:r>
+              <w:t>e</w:t>
+            </w:r>
+            <w:r>
+              <w:t>xtensão</w:t>
             </w:r>
           </w:p>
         </w:tc>
@@ -7300,8 +8163,13 @@
           </w:tcPr>
           <w:p>
             <w:r>
-              <w:t>[Passo 3]</w:t>
-            </w:r>
+              <w:t xml:space="preserve">Clicar na tecla </w:t>
+            </w:r>
+            <w:proofErr w:type="spellStart"/>
+            <w:r>
+              <w:t>tab</w:t>
+            </w:r>
+            <w:proofErr w:type="spellEnd"/>
           </w:p>
         </w:tc>
         <w:tc>
@@ -7322,8 +8190,11 @@
             </w:tcMar>
           </w:tcPr>
           <w:p>
-            <w:r>
-              <w:t>[Dado de entrada 3]</w:t>
+            <w:pPr>
+              <w:jc w:val="center"/>
+            </w:pPr>
+            <w:r>
+              <w:t>[—]</w:t>
             </w:r>
           </w:p>
         </w:tc>
@@ -7346,7 +8217,127 @@
           </w:tcPr>
           <w:p>
             <w:r>
-              <w:t>[Resultado esperado 3]</w:t>
+              <w:t xml:space="preserve">Visualizar os documentos sobre </w:t>
+            </w:r>
+            <w:r>
+              <w:t>e</w:t>
+            </w:r>
+            <w:r>
+              <w:t>xtensão</w:t>
+            </w:r>
+          </w:p>
+        </w:tc>
+      </w:tr>
+      <w:tr>
+        <w:tc>
+          <w:tcPr>
+            <w:tcW w:w="520" w:type="dxa"/>
+            <w:tcBorders>
+              <w:top w:val="single" w:sz="1" w:space="0" w:color="AAAAAA"/>
+              <w:left w:val="single" w:sz="1" w:space="0" w:color="AAAAAA"/>
+              <w:bottom w:val="single" w:sz="1" w:space="0" w:color="AAAAAA"/>
+              <w:right w:val="single" w:sz="1" w:space="0" w:color="AAAAAA"/>
+            </w:tcBorders>
+            <w:shd w:val="clear" w:color="auto" w:fill="FFFFFF"/>
+            <w:tcMar>
+              <w:top w:w="80" w:type="dxa"/>
+              <w:left w:w="120" w:type="dxa"/>
+              <w:bottom w:w="80" w:type="dxa"/>
+              <w:right w:w="120" w:type="dxa"/>
+            </w:tcMar>
+          </w:tcPr>
+          <w:p>
+            <w:pPr>
+              <w:jc w:val="center"/>
+              <w:rPr>
+                <w:b/>
+                <w:bCs/>
+              </w:rPr>
+            </w:pPr>
+            <w:r>
+              <w:rPr>
+                <w:b/>
+                <w:bCs/>
+              </w:rPr>
+              <w:t>4</w:t>
+            </w:r>
+          </w:p>
+        </w:tc>
+        <w:tc>
+          <w:tcPr>
+            <w:tcW w:w="3380" w:type="dxa"/>
+            <w:tcBorders>
+              <w:top w:val="single" w:sz="1" w:space="0" w:color="AAAAAA"/>
+              <w:left w:val="single" w:sz="1" w:space="0" w:color="AAAAAA"/>
+              <w:bottom w:val="single" w:sz="1" w:space="0" w:color="AAAAAA"/>
+              <w:right w:val="single" w:sz="1" w:space="0" w:color="AAAAAA"/>
+            </w:tcBorders>
+            <w:shd w:val="clear" w:color="auto" w:fill="FFFFFF"/>
+            <w:tcMar>
+              <w:top w:w="80" w:type="dxa"/>
+              <w:left w:w="120" w:type="dxa"/>
+              <w:bottom w:w="80" w:type="dxa"/>
+              <w:right w:w="120" w:type="dxa"/>
+            </w:tcMar>
+          </w:tcPr>
+          <w:p>
+            <w:r>
+              <w:t>Clicar em Curso de Extensão - Inscrição</w:t>
+            </w:r>
+          </w:p>
+        </w:tc>
+        <w:tc>
+          <w:tcPr>
+            <w:tcW w:w="2730" w:type="dxa"/>
+            <w:tcBorders>
+              <w:top w:val="single" w:sz="1" w:space="0" w:color="AAAAAA"/>
+              <w:left w:val="single" w:sz="1" w:space="0" w:color="AAAAAA"/>
+              <w:bottom w:val="single" w:sz="1" w:space="0" w:color="AAAAAA"/>
+              <w:right w:val="single" w:sz="1" w:space="0" w:color="AAAAAA"/>
+            </w:tcBorders>
+            <w:shd w:val="clear" w:color="auto" w:fill="FFFFFF"/>
+            <w:tcMar>
+              <w:top w:w="80" w:type="dxa"/>
+              <w:left w:w="120" w:type="dxa"/>
+              <w:bottom w:w="80" w:type="dxa"/>
+              <w:right w:w="120" w:type="dxa"/>
+            </w:tcMar>
+          </w:tcPr>
+          <w:p>
+            <w:pPr>
+              <w:jc w:val="center"/>
+            </w:pPr>
+            <w:r>
+              <w:t>[—]</w:t>
+            </w:r>
+          </w:p>
+        </w:tc>
+        <w:tc>
+          <w:tcPr>
+            <w:tcW w:w="2730" w:type="dxa"/>
+            <w:tcBorders>
+              <w:top w:val="single" w:sz="1" w:space="0" w:color="AAAAAA"/>
+              <w:left w:val="single" w:sz="1" w:space="0" w:color="AAAAAA"/>
+              <w:bottom w:val="single" w:sz="1" w:space="0" w:color="AAAAAA"/>
+              <w:right w:val="single" w:sz="1" w:space="0" w:color="AAAAAA"/>
+            </w:tcBorders>
+            <w:shd w:val="clear" w:color="auto" w:fill="FFFFFF"/>
+            <w:tcMar>
+              <w:top w:w="80" w:type="dxa"/>
+              <w:left w:w="120" w:type="dxa"/>
+              <w:bottom w:w="80" w:type="dxa"/>
+              <w:right w:w="120" w:type="dxa"/>
+            </w:tcMar>
+          </w:tcPr>
+          <w:p>
+            <w:r>
+              <w:t xml:space="preserve">Acessar os contatos para a inscrição </w:t>
+            </w:r>
+            <w:r>
+              <w:t>nos cursos de e</w:t>
+            </w:r>
+            <w:r>
+              <w:t>xtensão</w:t>
             </w:r>
           </w:p>
         </w:tc>
@@ -7547,7 +8538,7 @@
           </w:tcPr>
           <w:p>
             <w:r>
-              <w:t>[DD/MM/AAAA]</w:t>
+              <w:t>09/06/2026</w:t>
             </w:r>
           </w:p>
         </w:tc>
@@ -7570,7 +8561,7 @@
           </w:tcPr>
           <w:p>
             <w:r>
-              <w:t>[Nome]</w:t>
+              <w:t>Marcos Vinícius</w:t>
             </w:r>
           </w:p>
         </w:tc>
@@ -7593,8 +8584,29 @@
           </w:tcPr>
           <w:p>
             <w:r>
-              <w:t>[ ] Passou   [ ] Falhou   [ ] Bloqueado</w:t>
-            </w:r>
+              <w:t>[X</w:t>
+            </w:r>
+            <w:proofErr w:type="gramStart"/>
+            <w:r>
+              <w:t>] Passou   [</w:t>
+            </w:r>
+            <w:proofErr w:type="gramEnd"/>
+            <w:r>
+              <w:t xml:space="preserve"> </w:t>
+            </w:r>
+            <w:proofErr w:type="gramStart"/>
+            <w:r>
+              <w:t>] Falhou   [</w:t>
+            </w:r>
+            <w:proofErr w:type="gramEnd"/>
+            <w:r>
+              <w:t xml:space="preserve"> </w:t>
+            </w:r>
+            <w:proofErr w:type="gramStart"/>
+            <w:r>
+              <w:t>] Bloqueado</w:t>
+            </w:r>
+            <w:proofErr w:type="gramEnd"/>
           </w:p>
         </w:tc>
         <w:tc>
@@ -7641,21 +8653,55 @@
     </w:p>
     <w:p>
       <w:pPr>
-        <w:spacing w:before="60" w:after="60"/>
+        <w:spacing w:before="80" w:after="80"/>
       </w:pPr>
       <w:r>
         <w:rPr>
-          <w:i/>
-          <w:iCs/>
-          <w:color w:val="666666"/>
+          <w:noProof/>
         </w:rPr>
-        <w:t>[Anexar evidências de execução]</w:t>
+        <w:lastRenderedPageBreak/>
+        <w:drawing>
+          <wp:inline distT="0" distB="0" distL="0" distR="0" wp14:anchorId="2CEA3B49" wp14:editId="0BA2AEF9">
+            <wp:extent cx="5943600" cy="2167255"/>
+            <wp:effectExtent l="0" t="0" r="0" b="4445"/>
+            <wp:docPr id="732467333" name="Imagem 10"/>
+            <wp:cNvGraphicFramePr>
+              <a:graphicFrameLocks xmlns:a="http://schemas.openxmlformats.org/drawingml/2006/main" noChangeAspect="1"/>
+            </wp:cNvGraphicFramePr>
+            <a:graphic xmlns:a="http://schemas.openxmlformats.org/drawingml/2006/main">
+              <a:graphicData uri="http://schemas.openxmlformats.org/drawingml/2006/picture">
+                <pic:pic xmlns:pic="http://schemas.openxmlformats.org/drawingml/2006/picture">
+                  <pic:nvPicPr>
+                    <pic:cNvPr id="732467333" name="Imagem 732467333"/>
+                    <pic:cNvPicPr/>
+                  </pic:nvPicPr>
+                  <pic:blipFill>
+                    <a:blip r:embed="rId12">
+                      <a:extLst>
+                        <a:ext uri="{28A0092B-C50C-407E-A947-70E740481C1C}">
+                          <a14:useLocalDpi xmlns:a14="http://schemas.microsoft.com/office/drawing/2010/main" val="0"/>
+                        </a:ext>
+                      </a:extLst>
+                    </a:blip>
+                    <a:stretch>
+                      <a:fillRect/>
+                    </a:stretch>
+                  </pic:blipFill>
+                  <pic:spPr>
+                    <a:xfrm>
+                      <a:off x="0" y="0"/>
+                      <a:ext cx="5943600" cy="2167255"/>
+                    </a:xfrm>
+                    <a:prstGeom prst="rect">
+                      <a:avLst/>
+                    </a:prstGeom>
+                  </pic:spPr>
+                </pic:pic>
+              </a:graphicData>
+            </a:graphic>
+          </wp:inline>
+        </w:drawing>
       </w:r>
-    </w:p>
-    <w:p>
-      <w:pPr>
-        <w:spacing w:before="80" w:after="80"/>
-      </w:pPr>
     </w:p>
     <w:p>
       <w:pPr>
@@ -7884,7 +8930,6 @@
                 <w:b/>
                 <w:bCs/>
               </w:rPr>
-              <w:lastRenderedPageBreak/>
               <w:t>[D-001]</w:t>
             </w:r>
           </w:p>
@@ -8190,15 +9235,26 @@
               <w:jc w:val="center"/>
             </w:pPr>
             <w:r>
-              <w:t xml:space="preserve">[ ] </w:t>
+              <w:t>[</w:t>
+            </w:r>
+            <w:r>
+              <w:t>X</w:t>
+            </w:r>
+            <w:r>
+              <w:t xml:space="preserve">] </w:t>
             </w:r>
             <w:proofErr w:type="spellStart"/>
             <w:r>
               <w:t>Pass</w:t>
             </w:r>
             <w:proofErr w:type="spellEnd"/>
-            <w:r>
-              <w:t xml:space="preserve">   [ ] </w:t>
+            <w:proofErr w:type="gramStart"/>
+            <w:r>
+              <w:t xml:space="preserve">   [</w:t>
+            </w:r>
+            <w:proofErr w:type="gramEnd"/>
+            <w:r>
+              <w:t xml:space="preserve"> ] </w:t>
             </w:r>
             <w:proofErr w:type="spellStart"/>
             <w:r>
@@ -8445,7 +9501,10 @@
           </w:tcPr>
           <w:p>
             <w:r>
-              <w:t>[Descreva a pós-condição esperada]</w:t>
+              <w:t>Ser possível acessar Tv Projeção e Galeria</w:t>
+            </w:r>
+            <w:r>
+              <w:t>s</w:t>
             </w:r>
           </w:p>
         </w:tc>
@@ -8737,7 +9796,7 @@
           </w:tcPr>
           <w:p>
             <w:r>
-              <w:t>[Passo 1]</w:t>
+              <w:t>Abri o navegador e acessar o site: projeção.br/faculdade</w:t>
             </w:r>
           </w:p>
         </w:tc>
@@ -8760,7 +9819,7 @@
           </w:tcPr>
           <w:p>
             <w:r>
-              <w:t>[Dado de entrada 1]</w:t>
+              <w:t>[—]</w:t>
             </w:r>
           </w:p>
         </w:tc>
@@ -8783,7 +9842,7 @@
           </w:tcPr>
           <w:p>
             <w:r>
-              <w:t>[Resultado esperado 1]</w:t>
+              <w:t>Acessar o site da instituição</w:t>
             </w:r>
           </w:p>
         </w:tc>
@@ -8838,7 +9897,7 @@
           </w:tcPr>
           <w:p>
             <w:r>
-              <w:t>[Passo 2]</w:t>
+              <w:t>Clicar em Mídias</w:t>
             </w:r>
           </w:p>
         </w:tc>
@@ -8861,7 +9920,7 @@
           </w:tcPr>
           <w:p>
             <w:r>
-              <w:t>[Dado de entrada 2]</w:t>
+              <w:t>[—]</w:t>
             </w:r>
           </w:p>
         </w:tc>
@@ -8884,7 +9943,7 @@
           </w:tcPr>
           <w:p>
             <w:r>
-              <w:t>[Resultado esperado 2]</w:t>
+              <w:t>Que o botão funcione</w:t>
             </w:r>
           </w:p>
         </w:tc>
@@ -8916,6 +9975,7 @@
                 <w:b/>
                 <w:bCs/>
               </w:rPr>
+              <w:lastRenderedPageBreak/>
               <w:t>3</w:t>
             </w:r>
           </w:p>
@@ -8939,7 +9999,7 @@
           </w:tcPr>
           <w:p>
             <w:r>
-              <w:t>[Passo 3]</w:t>
+              <w:t>Selecionar a Tv Projeção</w:t>
             </w:r>
           </w:p>
         </w:tc>
@@ -8962,7 +10022,7 @@
           </w:tcPr>
           <w:p>
             <w:r>
-              <w:t>[Dado de entrada 3]</w:t>
+              <w:t>[—]</w:t>
             </w:r>
           </w:p>
         </w:tc>
@@ -8985,7 +10045,223 @@
           </w:tcPr>
           <w:p>
             <w:r>
-              <w:t>[Resultado esperado 3]</w:t>
+              <w:t>Carregar a página Tv Projeção</w:t>
+            </w:r>
+          </w:p>
+        </w:tc>
+      </w:tr>
+      <w:tr>
+        <w:tc>
+          <w:tcPr>
+            <w:tcW w:w="520" w:type="dxa"/>
+            <w:tcBorders>
+              <w:top w:val="single" w:sz="1" w:space="0" w:color="AAAAAA"/>
+              <w:left w:val="single" w:sz="1" w:space="0" w:color="AAAAAA"/>
+              <w:bottom w:val="single" w:sz="1" w:space="0" w:color="AAAAAA"/>
+              <w:right w:val="single" w:sz="1" w:space="0" w:color="AAAAAA"/>
+            </w:tcBorders>
+            <w:shd w:val="clear" w:color="auto" w:fill="FFFFFF"/>
+            <w:tcMar>
+              <w:top w:w="80" w:type="dxa"/>
+              <w:left w:w="120" w:type="dxa"/>
+              <w:bottom w:w="80" w:type="dxa"/>
+              <w:right w:w="120" w:type="dxa"/>
+            </w:tcMar>
+          </w:tcPr>
+          <w:p>
+            <w:pPr>
+              <w:jc w:val="center"/>
+              <w:rPr>
+                <w:b/>
+                <w:bCs/>
+              </w:rPr>
+            </w:pPr>
+            <w:r>
+              <w:rPr>
+                <w:b/>
+                <w:bCs/>
+              </w:rPr>
+              <w:t>4</w:t>
+            </w:r>
+          </w:p>
+        </w:tc>
+        <w:tc>
+          <w:tcPr>
+            <w:tcW w:w="3380" w:type="dxa"/>
+            <w:tcBorders>
+              <w:top w:val="single" w:sz="1" w:space="0" w:color="AAAAAA"/>
+              <w:left w:val="single" w:sz="1" w:space="0" w:color="AAAAAA"/>
+              <w:bottom w:val="single" w:sz="1" w:space="0" w:color="AAAAAA"/>
+              <w:right w:val="single" w:sz="1" w:space="0" w:color="AAAAAA"/>
+            </w:tcBorders>
+            <w:shd w:val="clear" w:color="auto" w:fill="FFFFFF"/>
+            <w:tcMar>
+              <w:top w:w="80" w:type="dxa"/>
+              <w:left w:w="120" w:type="dxa"/>
+              <w:bottom w:w="80" w:type="dxa"/>
+              <w:right w:w="120" w:type="dxa"/>
+            </w:tcMar>
+          </w:tcPr>
+          <w:p>
+            <w:r>
+              <w:t>Clicar em Mídias</w:t>
+            </w:r>
+          </w:p>
+        </w:tc>
+        <w:tc>
+          <w:tcPr>
+            <w:tcW w:w="2730" w:type="dxa"/>
+            <w:tcBorders>
+              <w:top w:val="single" w:sz="1" w:space="0" w:color="AAAAAA"/>
+              <w:left w:val="single" w:sz="1" w:space="0" w:color="AAAAAA"/>
+              <w:bottom w:val="single" w:sz="1" w:space="0" w:color="AAAAAA"/>
+              <w:right w:val="single" w:sz="1" w:space="0" w:color="AAAAAA"/>
+            </w:tcBorders>
+            <w:shd w:val="clear" w:color="auto" w:fill="FFFFFF"/>
+            <w:tcMar>
+              <w:top w:w="80" w:type="dxa"/>
+              <w:left w:w="120" w:type="dxa"/>
+              <w:bottom w:w="80" w:type="dxa"/>
+              <w:right w:w="120" w:type="dxa"/>
+            </w:tcMar>
+          </w:tcPr>
+          <w:p>
+            <w:r>
+              <w:t>[—]</w:t>
+            </w:r>
+          </w:p>
+        </w:tc>
+        <w:tc>
+          <w:tcPr>
+            <w:tcW w:w="2730" w:type="dxa"/>
+            <w:tcBorders>
+              <w:top w:val="single" w:sz="1" w:space="0" w:color="AAAAAA"/>
+              <w:left w:val="single" w:sz="1" w:space="0" w:color="AAAAAA"/>
+              <w:bottom w:val="single" w:sz="1" w:space="0" w:color="AAAAAA"/>
+              <w:right w:val="single" w:sz="1" w:space="0" w:color="AAAAAA"/>
+            </w:tcBorders>
+            <w:shd w:val="clear" w:color="auto" w:fill="FFFFFF"/>
+            <w:tcMar>
+              <w:top w:w="80" w:type="dxa"/>
+              <w:left w:w="120" w:type="dxa"/>
+              <w:bottom w:w="80" w:type="dxa"/>
+              <w:right w:w="120" w:type="dxa"/>
+            </w:tcMar>
+          </w:tcPr>
+          <w:p>
+            <w:r>
+              <w:t>Que o botão funcione</w:t>
+            </w:r>
+          </w:p>
+        </w:tc>
+      </w:tr>
+      <w:tr>
+        <w:tc>
+          <w:tcPr>
+            <w:tcW w:w="520" w:type="dxa"/>
+            <w:tcBorders>
+              <w:top w:val="single" w:sz="1" w:space="0" w:color="AAAAAA"/>
+              <w:left w:val="single" w:sz="1" w:space="0" w:color="AAAAAA"/>
+              <w:bottom w:val="single" w:sz="1" w:space="0" w:color="AAAAAA"/>
+              <w:right w:val="single" w:sz="1" w:space="0" w:color="AAAAAA"/>
+            </w:tcBorders>
+            <w:shd w:val="clear" w:color="auto" w:fill="FFFFFF"/>
+            <w:tcMar>
+              <w:top w:w="80" w:type="dxa"/>
+              <w:left w:w="120" w:type="dxa"/>
+              <w:bottom w:w="80" w:type="dxa"/>
+              <w:right w:w="120" w:type="dxa"/>
+            </w:tcMar>
+          </w:tcPr>
+          <w:p>
+            <w:pPr>
+              <w:jc w:val="center"/>
+              <w:rPr>
+                <w:b/>
+                <w:bCs/>
+              </w:rPr>
+            </w:pPr>
+            <w:r>
+              <w:rPr>
+                <w:b/>
+                <w:bCs/>
+              </w:rPr>
+              <w:t>5</w:t>
+            </w:r>
+          </w:p>
+        </w:tc>
+        <w:tc>
+          <w:tcPr>
+            <w:tcW w:w="3380" w:type="dxa"/>
+            <w:tcBorders>
+              <w:top w:val="single" w:sz="1" w:space="0" w:color="AAAAAA"/>
+              <w:left w:val="single" w:sz="1" w:space="0" w:color="AAAAAA"/>
+              <w:bottom w:val="single" w:sz="1" w:space="0" w:color="AAAAAA"/>
+              <w:right w:val="single" w:sz="1" w:space="0" w:color="AAAAAA"/>
+            </w:tcBorders>
+            <w:shd w:val="clear" w:color="auto" w:fill="FFFFFF"/>
+            <w:tcMar>
+              <w:top w:w="80" w:type="dxa"/>
+              <w:left w:w="120" w:type="dxa"/>
+              <w:bottom w:w="80" w:type="dxa"/>
+              <w:right w:w="120" w:type="dxa"/>
+            </w:tcMar>
+          </w:tcPr>
+          <w:p>
+            <w:r>
+              <w:t>Selecionar a Galeria</w:t>
+            </w:r>
+            <w:r>
+              <w:t>s</w:t>
+            </w:r>
+          </w:p>
+        </w:tc>
+        <w:tc>
+          <w:tcPr>
+            <w:tcW w:w="2730" w:type="dxa"/>
+            <w:tcBorders>
+              <w:top w:val="single" w:sz="1" w:space="0" w:color="AAAAAA"/>
+              <w:left w:val="single" w:sz="1" w:space="0" w:color="AAAAAA"/>
+              <w:bottom w:val="single" w:sz="1" w:space="0" w:color="AAAAAA"/>
+              <w:right w:val="single" w:sz="1" w:space="0" w:color="AAAAAA"/>
+            </w:tcBorders>
+            <w:shd w:val="clear" w:color="auto" w:fill="FFFFFF"/>
+            <w:tcMar>
+              <w:top w:w="80" w:type="dxa"/>
+              <w:left w:w="120" w:type="dxa"/>
+              <w:bottom w:w="80" w:type="dxa"/>
+              <w:right w:w="120" w:type="dxa"/>
+            </w:tcMar>
+          </w:tcPr>
+          <w:p>
+            <w:r>
+              <w:t>[—]</w:t>
+            </w:r>
+          </w:p>
+        </w:tc>
+        <w:tc>
+          <w:tcPr>
+            <w:tcW w:w="2730" w:type="dxa"/>
+            <w:tcBorders>
+              <w:top w:val="single" w:sz="1" w:space="0" w:color="AAAAAA"/>
+              <w:left w:val="single" w:sz="1" w:space="0" w:color="AAAAAA"/>
+              <w:bottom w:val="single" w:sz="1" w:space="0" w:color="AAAAAA"/>
+              <w:right w:val="single" w:sz="1" w:space="0" w:color="AAAAAA"/>
+            </w:tcBorders>
+            <w:shd w:val="clear" w:color="auto" w:fill="FFFFFF"/>
+            <w:tcMar>
+              <w:top w:w="80" w:type="dxa"/>
+              <w:left w:w="120" w:type="dxa"/>
+              <w:bottom w:w="80" w:type="dxa"/>
+              <w:right w:w="120" w:type="dxa"/>
+            </w:tcMar>
+          </w:tcPr>
+          <w:p>
+            <w:r>
+              <w:t>Carregar a página Galeria</w:t>
+            </w:r>
+            <w:r>
+              <w:t>s</w:t>
             </w:r>
           </w:p>
         </w:tc>
@@ -9186,7 +10462,7 @@
           </w:tcPr>
           <w:p>
             <w:r>
-              <w:t>[DD/MM/AAAA]</w:t>
+              <w:t>09/06/2026</w:t>
             </w:r>
           </w:p>
         </w:tc>
@@ -9209,7 +10485,7 @@
           </w:tcPr>
           <w:p>
             <w:r>
-              <w:t>[Nome]</w:t>
+              <w:t>Marcos Vinícius</w:t>
             </w:r>
           </w:p>
         </w:tc>
@@ -9232,8 +10508,32 @@
           </w:tcPr>
           <w:p>
             <w:r>
-              <w:t>[ ] Passou   [ ] Falhou   [ ] Bloqueado</w:t>
-            </w:r>
+              <w:t>[</w:t>
+            </w:r>
+            <w:r>
+              <w:t>X</w:t>
+            </w:r>
+            <w:proofErr w:type="gramStart"/>
+            <w:r>
+              <w:t>] Passou   [</w:t>
+            </w:r>
+            <w:proofErr w:type="gramEnd"/>
+            <w:r>
+              <w:t xml:space="preserve"> </w:t>
+            </w:r>
+            <w:proofErr w:type="gramStart"/>
+            <w:r>
+              <w:t>] Falhou   [</w:t>
+            </w:r>
+            <w:proofErr w:type="gramEnd"/>
+            <w:r>
+              <w:t xml:space="preserve"> </w:t>
+            </w:r>
+            <w:proofErr w:type="gramStart"/>
+            <w:r>
+              <w:t>] Bloqueado</w:t>
+            </w:r>
+            <w:proofErr w:type="gramEnd"/>
           </w:p>
         </w:tc>
         <w:tc>
@@ -9280,21 +10580,54 @@
     </w:p>
     <w:p>
       <w:pPr>
-        <w:spacing w:before="60" w:after="60"/>
+        <w:spacing w:before="80" w:after="80"/>
       </w:pPr>
       <w:r>
         <w:rPr>
-          <w:i/>
-          <w:iCs/>
-          <w:color w:val="666666"/>
+          <w:noProof/>
         </w:rPr>
-        <w:t>[Anexar evidências de execução]</w:t>
+        <w:drawing>
+          <wp:inline distT="0" distB="0" distL="0" distR="0" wp14:anchorId="47D4A3A7" wp14:editId="7985D6A4">
+            <wp:extent cx="5943600" cy="2328545"/>
+            <wp:effectExtent l="0" t="0" r="0" b="0"/>
+            <wp:docPr id="1892775271" name="Imagem 9"/>
+            <wp:cNvGraphicFramePr>
+              <a:graphicFrameLocks xmlns:a="http://schemas.openxmlformats.org/drawingml/2006/main" noChangeAspect="1"/>
+            </wp:cNvGraphicFramePr>
+            <a:graphic xmlns:a="http://schemas.openxmlformats.org/drawingml/2006/main">
+              <a:graphicData uri="http://schemas.openxmlformats.org/drawingml/2006/picture">
+                <pic:pic xmlns:pic="http://schemas.openxmlformats.org/drawingml/2006/picture">
+                  <pic:nvPicPr>
+                    <pic:cNvPr id="1892775271" name="Imagem 1892775271"/>
+                    <pic:cNvPicPr/>
+                  </pic:nvPicPr>
+                  <pic:blipFill>
+                    <a:blip r:embed="rId13">
+                      <a:extLst>
+                        <a:ext uri="{28A0092B-C50C-407E-A947-70E740481C1C}">
+                          <a14:useLocalDpi xmlns:a14="http://schemas.microsoft.com/office/drawing/2010/main" val="0"/>
+                        </a:ext>
+                      </a:extLst>
+                    </a:blip>
+                    <a:stretch>
+                      <a:fillRect/>
+                    </a:stretch>
+                  </pic:blipFill>
+                  <pic:spPr>
+                    <a:xfrm>
+                      <a:off x="0" y="0"/>
+                      <a:ext cx="5943600" cy="2328545"/>
+                    </a:xfrm>
+                    <a:prstGeom prst="rect">
+                      <a:avLst/>
+                    </a:prstGeom>
+                  </pic:spPr>
+                </pic:pic>
+              </a:graphicData>
+            </a:graphic>
+          </wp:inline>
+        </w:drawing>
       </w:r>
-    </w:p>
-    <w:p>
-      <w:pPr>
-        <w:spacing w:before="80" w:after="80"/>
-      </w:pPr>
     </w:p>
     <w:p>
       <w:pPr>
@@ -9523,7 +10856,6 @@
                 <w:b/>
                 <w:bCs/>
               </w:rPr>
-              <w:lastRenderedPageBreak/>
               <w:t>[D-001]</w:t>
             </w:r>
           </w:p>
@@ -9829,15 +11161,26 @@
               <w:jc w:val="center"/>
             </w:pPr>
             <w:r>
-              <w:t xml:space="preserve">[ ] </w:t>
+              <w:t>[</w:t>
+            </w:r>
+            <w:r>
+              <w:t>X</w:t>
+            </w:r>
+            <w:r>
+              <w:t xml:space="preserve">] </w:t>
             </w:r>
             <w:proofErr w:type="spellStart"/>
             <w:r>
               <w:t>Pass</w:t>
             </w:r>
             <w:proofErr w:type="spellEnd"/>
-            <w:r>
-              <w:t xml:space="preserve">   [ ] </w:t>
+            <w:proofErr w:type="gramStart"/>
+            <w:r>
+              <w:t xml:space="preserve">   [</w:t>
+            </w:r>
+            <w:proofErr w:type="gramEnd"/>
+            <w:r>
+              <w:t xml:space="preserve"> ] </w:t>
             </w:r>
             <w:proofErr w:type="spellStart"/>
             <w:r>
@@ -10017,6 +11360,7 @@
                 <w:bCs/>
                 <w:color w:val="1F3864"/>
               </w:rPr>
+              <w:lastRenderedPageBreak/>
               <w:t>Pré-condição:</w:t>
             </w:r>
           </w:p>
@@ -10093,7 +11437,7 @@
           </w:tcPr>
           <w:p>
             <w:r>
-              <w:t>[Descreva a pós-condição esperada]</w:t>
+              <w:t>Visualizar a página sobre a instituição</w:t>
             </w:r>
           </w:p>
         </w:tc>
@@ -10385,7 +11729,7 @@
           </w:tcPr>
           <w:p>
             <w:r>
-              <w:t>[Passo 1]</w:t>
+              <w:t>Abri o navegador e acessar o site: projeção.br/faculdade</w:t>
             </w:r>
           </w:p>
         </w:tc>
@@ -10408,7 +11752,7 @@
           </w:tcPr>
           <w:p>
             <w:r>
-              <w:t>[Dado de entrada 1]</w:t>
+              <w:t>[—]</w:t>
             </w:r>
           </w:p>
         </w:tc>
@@ -10431,7 +11775,7 @@
           </w:tcPr>
           <w:p>
             <w:r>
-              <w:t>[Resultado esperado 1]</w:t>
+              <w:t>Acessar o site da instituição</w:t>
             </w:r>
           </w:p>
         </w:tc>
@@ -10486,8 +11830,16 @@
           </w:tcPr>
           <w:p>
             <w:r>
-              <w:t>[Passo 2]</w:t>
-            </w:r>
+              <w:t xml:space="preserve">Clicar em </w:t>
+            </w:r>
+            <w:proofErr w:type="spellStart"/>
+            <w:r>
+              <w:t>Institui</w:t>
+            </w:r>
+            <w:r>
+              <w:t>cional</w:t>
+            </w:r>
+            <w:proofErr w:type="spellEnd"/>
           </w:p>
         </w:tc>
         <w:tc>
@@ -10509,7 +11861,7 @@
           </w:tcPr>
           <w:p>
             <w:r>
-              <w:t>[Dado de entrada 2]</w:t>
+              <w:t>[—]</w:t>
             </w:r>
           </w:p>
         </w:tc>
@@ -10532,7 +11884,16 @@
           </w:tcPr>
           <w:p>
             <w:r>
-              <w:t>[Resultado esperado 2]</w:t>
+              <w:t xml:space="preserve">Acessar a página sobre </w:t>
+            </w:r>
+            <w:r>
+              <w:t xml:space="preserve">a </w:t>
+            </w:r>
+            <w:r>
+              <w:t>instituição</w:t>
+            </w:r>
+            <w:r>
+              <w:t xml:space="preserve"> (Institucional + Linha do Tempo)</w:t>
             </w:r>
           </w:p>
         </w:tc>
@@ -10547,17 +11908,21 @@
               <w:bottom w:val="single" w:sz="1" w:space="0" w:color="AAAAAA"/>
               <w:right w:val="single" w:sz="1" w:space="0" w:color="AAAAAA"/>
             </w:tcBorders>
-            <w:shd w:val="clear" w:color="auto" w:fill="FFFFFF"/>
-            <w:tcMar>
-              <w:top w:w="80" w:type="dxa"/>
-              <w:left w:w="120" w:type="dxa"/>
-              <w:bottom w:w="80" w:type="dxa"/>
-              <w:right w:w="120" w:type="dxa"/>
-            </w:tcMar>
-          </w:tcPr>
-          <w:p>
-            <w:pPr>
-              <w:jc w:val="center"/>
+            <w:shd w:val="clear" w:color="auto" w:fill="F2F2F2"/>
+            <w:tcMar>
+              <w:top w:w="80" w:type="dxa"/>
+              <w:left w:w="120" w:type="dxa"/>
+              <w:bottom w:w="80" w:type="dxa"/>
+              <w:right w:w="120" w:type="dxa"/>
+            </w:tcMar>
+          </w:tcPr>
+          <w:p>
+            <w:pPr>
+              <w:jc w:val="center"/>
+              <w:rPr>
+                <w:b/>
+                <w:bCs/>
+              </w:rPr>
             </w:pPr>
             <w:r>
               <w:rPr>
@@ -10577,18 +11942,23 @@
               <w:bottom w:val="single" w:sz="1" w:space="0" w:color="AAAAAA"/>
               <w:right w:val="single" w:sz="1" w:space="0" w:color="AAAAAA"/>
             </w:tcBorders>
-            <w:shd w:val="clear" w:color="auto" w:fill="FFFFFF"/>
-            <w:tcMar>
-              <w:top w:w="80" w:type="dxa"/>
-              <w:left w:w="120" w:type="dxa"/>
-              <w:bottom w:w="80" w:type="dxa"/>
-              <w:right w:w="120" w:type="dxa"/>
-            </w:tcMar>
-          </w:tcPr>
-          <w:p>
-            <w:r>
-              <w:t>[Passo 3]</w:t>
-            </w:r>
+            <w:shd w:val="clear" w:color="auto" w:fill="F2F2F2"/>
+            <w:tcMar>
+              <w:top w:w="80" w:type="dxa"/>
+              <w:left w:w="120" w:type="dxa"/>
+              <w:bottom w:w="80" w:type="dxa"/>
+              <w:right w:w="120" w:type="dxa"/>
+            </w:tcMar>
+          </w:tcPr>
+          <w:p>
+            <w:r>
+              <w:t xml:space="preserve">Clicar na tecla </w:t>
+            </w:r>
+            <w:proofErr w:type="spellStart"/>
+            <w:r>
+              <w:t>tab</w:t>
+            </w:r>
+            <w:proofErr w:type="spellEnd"/>
           </w:p>
         </w:tc>
         <w:tc>
@@ -10600,17 +11970,17 @@
               <w:bottom w:val="single" w:sz="1" w:space="0" w:color="AAAAAA"/>
               <w:right w:val="single" w:sz="1" w:space="0" w:color="AAAAAA"/>
             </w:tcBorders>
-            <w:shd w:val="clear" w:color="auto" w:fill="FFFFFF"/>
-            <w:tcMar>
-              <w:top w:w="80" w:type="dxa"/>
-              <w:left w:w="120" w:type="dxa"/>
-              <w:bottom w:w="80" w:type="dxa"/>
-              <w:right w:w="120" w:type="dxa"/>
-            </w:tcMar>
-          </w:tcPr>
-          <w:p>
-            <w:r>
-              <w:t>[Dado de entrada 3]</w:t>
+            <w:shd w:val="clear" w:color="auto" w:fill="F2F2F2"/>
+            <w:tcMar>
+              <w:top w:w="80" w:type="dxa"/>
+              <w:left w:w="120" w:type="dxa"/>
+              <w:bottom w:w="80" w:type="dxa"/>
+              <w:right w:w="120" w:type="dxa"/>
+            </w:tcMar>
+          </w:tcPr>
+          <w:p>
+            <w:r>
+              <w:t>[—]</w:t>
             </w:r>
           </w:p>
         </w:tc>
@@ -10623,17 +11993,17 @@
               <w:bottom w:val="single" w:sz="1" w:space="0" w:color="AAAAAA"/>
               <w:right w:val="single" w:sz="1" w:space="0" w:color="AAAAAA"/>
             </w:tcBorders>
-            <w:shd w:val="clear" w:color="auto" w:fill="FFFFFF"/>
-            <w:tcMar>
-              <w:top w:w="80" w:type="dxa"/>
-              <w:left w:w="120" w:type="dxa"/>
-              <w:bottom w:w="80" w:type="dxa"/>
-              <w:right w:w="120" w:type="dxa"/>
-            </w:tcMar>
-          </w:tcPr>
-          <w:p>
-            <w:r>
-              <w:t>[Resultado esperado 3]</w:t>
+            <w:shd w:val="clear" w:color="auto" w:fill="F2F2F2"/>
+            <w:tcMar>
+              <w:top w:w="80" w:type="dxa"/>
+              <w:left w:w="120" w:type="dxa"/>
+              <w:bottom w:w="80" w:type="dxa"/>
+              <w:right w:w="120" w:type="dxa"/>
+            </w:tcMar>
+          </w:tcPr>
+          <w:p>
+            <w:r>
+              <w:t>Visualizar a Linha do Tempo do Projeção</w:t>
             </w:r>
           </w:p>
         </w:tc>
@@ -10834,7 +12204,7 @@
           </w:tcPr>
           <w:p>
             <w:r>
-              <w:t>[DD/MM/AAAA]</w:t>
+              <w:t>09/06/2026</w:t>
             </w:r>
           </w:p>
         </w:tc>
@@ -10857,7 +12227,7 @@
           </w:tcPr>
           <w:p>
             <w:r>
-              <w:t>[Nome]</w:t>
+              <w:t>Marcos Vinícius</w:t>
             </w:r>
           </w:p>
         </w:tc>
@@ -10880,8 +12250,29 @@
           </w:tcPr>
           <w:p>
             <w:r>
-              <w:t>[ ] Passou   [ ] Falhou   [ ] Bloqueado</w:t>
-            </w:r>
+              <w:t>[X</w:t>
+            </w:r>
+            <w:proofErr w:type="gramStart"/>
+            <w:r>
+              <w:t>] Passou   [</w:t>
+            </w:r>
+            <w:proofErr w:type="gramEnd"/>
+            <w:r>
+              <w:t xml:space="preserve"> </w:t>
+            </w:r>
+            <w:proofErr w:type="gramStart"/>
+            <w:r>
+              <w:t>] Falhou   [</w:t>
+            </w:r>
+            <w:proofErr w:type="gramEnd"/>
+            <w:r>
+              <w:t xml:space="preserve"> </w:t>
+            </w:r>
+            <w:proofErr w:type="gramStart"/>
+            <w:r>
+              <w:t>] Bloqueado</w:t>
+            </w:r>
+            <w:proofErr w:type="gramEnd"/>
           </w:p>
         </w:tc>
         <w:tc>
@@ -10928,21 +12319,54 @@
     </w:p>
     <w:p>
       <w:pPr>
-        <w:spacing w:before="60" w:after="60"/>
+        <w:spacing w:before="80" w:after="80"/>
       </w:pPr>
       <w:r>
         <w:rPr>
-          <w:i/>
-          <w:iCs/>
-          <w:color w:val="666666"/>
+          <w:noProof/>
         </w:rPr>
-        <w:t>[Anexar evidências de execução]</w:t>
+        <w:drawing>
+          <wp:inline distT="0" distB="0" distL="0" distR="0" wp14:anchorId="69BAFDBE" wp14:editId="0E5AD668">
+            <wp:extent cx="5943600" cy="1571625"/>
+            <wp:effectExtent l="0" t="0" r="0" b="9525"/>
+            <wp:docPr id="827583577" name="Imagem 8"/>
+            <wp:cNvGraphicFramePr>
+              <a:graphicFrameLocks xmlns:a="http://schemas.openxmlformats.org/drawingml/2006/main" noChangeAspect="1"/>
+            </wp:cNvGraphicFramePr>
+            <a:graphic xmlns:a="http://schemas.openxmlformats.org/drawingml/2006/main">
+              <a:graphicData uri="http://schemas.openxmlformats.org/drawingml/2006/picture">
+                <pic:pic xmlns:pic="http://schemas.openxmlformats.org/drawingml/2006/picture">
+                  <pic:nvPicPr>
+                    <pic:cNvPr id="827583577" name="Imagem 827583577"/>
+                    <pic:cNvPicPr/>
+                  </pic:nvPicPr>
+                  <pic:blipFill>
+                    <a:blip r:embed="rId14">
+                      <a:extLst>
+                        <a:ext uri="{28A0092B-C50C-407E-A947-70E740481C1C}">
+                          <a14:useLocalDpi xmlns:a14="http://schemas.microsoft.com/office/drawing/2010/main" val="0"/>
+                        </a:ext>
+                      </a:extLst>
+                    </a:blip>
+                    <a:stretch>
+                      <a:fillRect/>
+                    </a:stretch>
+                  </pic:blipFill>
+                  <pic:spPr>
+                    <a:xfrm>
+                      <a:off x="0" y="0"/>
+                      <a:ext cx="5943600" cy="1571625"/>
+                    </a:xfrm>
+                    <a:prstGeom prst="rect">
+                      <a:avLst/>
+                    </a:prstGeom>
+                  </pic:spPr>
+                </pic:pic>
+              </a:graphicData>
+            </a:graphic>
+          </wp:inline>
+        </w:drawing>
       </w:r>
-    </w:p>
-    <w:p>
-      <w:pPr>
-        <w:spacing w:before="80" w:after="80"/>
-      </w:pPr>
     </w:p>
     <w:p>
       <w:pPr>
@@ -11290,6 +12714,7 @@
         <w:pStyle w:val="Ttulo2"/>
       </w:pPr>
       <w:r>
+        <w:lastRenderedPageBreak/>
         <w:t>CT-007 —</w:t>
       </w:r>
       <w:r>
@@ -11495,15 +12920,26 @@
               <w:jc w:val="center"/>
             </w:pPr>
             <w:r>
-              <w:t xml:space="preserve">[ ] </w:t>
+              <w:t>[</w:t>
+            </w:r>
+            <w:r>
+              <w:t>X</w:t>
+            </w:r>
+            <w:r>
+              <w:t xml:space="preserve">] </w:t>
             </w:r>
             <w:proofErr w:type="spellStart"/>
             <w:r>
               <w:t>Pass</w:t>
             </w:r>
             <w:proofErr w:type="spellEnd"/>
-            <w:r>
-              <w:t xml:space="preserve">   [ ] </w:t>
+            <w:proofErr w:type="gramStart"/>
+            <w:r>
+              <w:t xml:space="preserve">   [</w:t>
+            </w:r>
+            <w:proofErr w:type="gramEnd"/>
+            <w:r>
+              <w:t xml:space="preserve"> ] </w:t>
             </w:r>
             <w:proofErr w:type="spellStart"/>
             <w:r>
@@ -11750,7 +13186,21 @@
           </w:tcPr>
           <w:p>
             <w:r>
-              <w:t>[Descreva a pós-condição esperada]</w:t>
+              <w:t>Ser possível acessar todas as páginas s</w:t>
+            </w:r>
+            <w:r>
+              <w:t>obre as</w:t>
+            </w:r>
+            <w:r>
+              <w:t xml:space="preserve"> unidades d</w:t>
+            </w:r>
+            <w:r>
+              <w:t>a instituição</w:t>
+            </w:r>
+          </w:p>
+          <w:p>
+            <w:r>
+              <w:t>(Campus e Faculdades)</w:t>
             </w:r>
           </w:p>
         </w:tc>
@@ -12042,7 +13492,7 @@
           </w:tcPr>
           <w:p>
             <w:r>
-              <w:t>[Passo 1]</w:t>
+              <w:t>Abri o navegador e acessar o site: projeção.br/faculdade</w:t>
             </w:r>
           </w:p>
         </w:tc>
@@ -12064,8 +13514,11 @@
             </w:tcMar>
           </w:tcPr>
           <w:p>
-            <w:r>
-              <w:t>[Dado de entrada 1]</w:t>
+            <w:pPr>
+              <w:jc w:val="center"/>
+            </w:pPr>
+            <w:r>
+              <w:t>[—]</w:t>
             </w:r>
           </w:p>
         </w:tc>
@@ -12087,8 +13540,11 @@
             </w:tcMar>
           </w:tcPr>
           <w:p>
-            <w:r>
-              <w:t>[Resultado esperado 1]</w:t>
+            <w:pPr>
+              <w:jc w:val="center"/>
+            </w:pPr>
+            <w:r>
+              <w:t>Acessar o site da instituição</w:t>
             </w:r>
           </w:p>
         </w:tc>
@@ -12143,7 +13599,7 @@
           </w:tcPr>
           <w:p>
             <w:r>
-              <w:t>[Passo 2]</w:t>
+              <w:t>Clicar em Unidades (antes de realizar o acesso a cada unidade)</w:t>
             </w:r>
           </w:p>
         </w:tc>
@@ -12165,8 +13621,11 @@
             </w:tcMar>
           </w:tcPr>
           <w:p>
-            <w:r>
-              <w:t>[Dado de entrada 2]</w:t>
+            <w:pPr>
+              <w:jc w:val="center"/>
+            </w:pPr>
+            <w:r>
+              <w:t>[—]</w:t>
             </w:r>
           </w:p>
         </w:tc>
@@ -12189,7 +13648,7 @@
           </w:tcPr>
           <w:p>
             <w:r>
-              <w:t>[Resultado esperado 2]</w:t>
+              <w:t>Que o botão funcione</w:t>
             </w:r>
           </w:p>
         </w:tc>
@@ -12244,7 +13703,7 @@
           </w:tcPr>
           <w:p>
             <w:r>
-              <w:t>[Passo 3]</w:t>
+              <w:t>Selecionar a Faculdade Projeção de Sobradinho</w:t>
             </w:r>
           </w:p>
         </w:tc>
@@ -12266,8 +13725,11 @@
             </w:tcMar>
           </w:tcPr>
           <w:p>
-            <w:r>
-              <w:t>[Dado de entrada 3]</w:t>
+            <w:pPr>
+              <w:jc w:val="center"/>
+            </w:pPr>
+            <w:r>
+              <w:t>[—]</w:t>
             </w:r>
           </w:p>
         </w:tc>
@@ -12290,7 +13752,223 @@
           </w:tcPr>
           <w:p>
             <w:r>
-              <w:t>[Resultado esperado 3]</w:t>
+              <w:t>Carregar a página da unidade de Sobradinho</w:t>
+            </w:r>
+          </w:p>
+        </w:tc>
+      </w:tr>
+      <w:tr>
+        <w:tc>
+          <w:tcPr>
+            <w:tcW w:w="520" w:type="dxa"/>
+            <w:tcBorders>
+              <w:top w:val="single" w:sz="1" w:space="0" w:color="AAAAAA"/>
+              <w:left w:val="single" w:sz="1" w:space="0" w:color="AAAAAA"/>
+              <w:bottom w:val="single" w:sz="1" w:space="0" w:color="AAAAAA"/>
+              <w:right w:val="single" w:sz="1" w:space="0" w:color="AAAAAA"/>
+            </w:tcBorders>
+            <w:shd w:val="clear" w:color="auto" w:fill="FFFFFF"/>
+            <w:tcMar>
+              <w:top w:w="80" w:type="dxa"/>
+              <w:left w:w="120" w:type="dxa"/>
+              <w:bottom w:w="80" w:type="dxa"/>
+              <w:right w:w="120" w:type="dxa"/>
+            </w:tcMar>
+          </w:tcPr>
+          <w:p>
+            <w:pPr>
+              <w:jc w:val="center"/>
+              <w:rPr>
+                <w:b/>
+                <w:bCs/>
+              </w:rPr>
+            </w:pPr>
+            <w:r>
+              <w:rPr>
+                <w:b/>
+                <w:bCs/>
+              </w:rPr>
+              <w:t>4</w:t>
+            </w:r>
+          </w:p>
+        </w:tc>
+        <w:tc>
+          <w:tcPr>
+            <w:tcW w:w="3380" w:type="dxa"/>
+            <w:tcBorders>
+              <w:top w:val="single" w:sz="1" w:space="0" w:color="AAAAAA"/>
+              <w:left w:val="single" w:sz="1" w:space="0" w:color="AAAAAA"/>
+              <w:bottom w:val="single" w:sz="1" w:space="0" w:color="AAAAAA"/>
+              <w:right w:val="single" w:sz="1" w:space="0" w:color="AAAAAA"/>
+            </w:tcBorders>
+            <w:shd w:val="clear" w:color="auto" w:fill="FFFFFF"/>
+            <w:tcMar>
+              <w:top w:w="80" w:type="dxa"/>
+              <w:left w:w="120" w:type="dxa"/>
+              <w:bottom w:w="80" w:type="dxa"/>
+              <w:right w:w="120" w:type="dxa"/>
+            </w:tcMar>
+          </w:tcPr>
+          <w:p>
+            <w:r>
+              <w:t>Selecionar o Campus Projeção de Taguatinga</w:t>
+            </w:r>
+          </w:p>
+        </w:tc>
+        <w:tc>
+          <w:tcPr>
+            <w:tcW w:w="2730" w:type="dxa"/>
+            <w:tcBorders>
+              <w:top w:val="single" w:sz="1" w:space="0" w:color="AAAAAA"/>
+              <w:left w:val="single" w:sz="1" w:space="0" w:color="AAAAAA"/>
+              <w:bottom w:val="single" w:sz="1" w:space="0" w:color="AAAAAA"/>
+              <w:right w:val="single" w:sz="1" w:space="0" w:color="AAAAAA"/>
+            </w:tcBorders>
+            <w:shd w:val="clear" w:color="auto" w:fill="FFFFFF"/>
+            <w:tcMar>
+              <w:top w:w="80" w:type="dxa"/>
+              <w:left w:w="120" w:type="dxa"/>
+              <w:bottom w:w="80" w:type="dxa"/>
+              <w:right w:w="120" w:type="dxa"/>
+            </w:tcMar>
+          </w:tcPr>
+          <w:p>
+            <w:pPr>
+              <w:jc w:val="center"/>
+            </w:pPr>
+            <w:r>
+              <w:t>[—]</w:t>
+            </w:r>
+          </w:p>
+        </w:tc>
+        <w:tc>
+          <w:tcPr>
+            <w:tcW w:w="2730" w:type="dxa"/>
+            <w:tcBorders>
+              <w:top w:val="single" w:sz="1" w:space="0" w:color="AAAAAA"/>
+              <w:left w:val="single" w:sz="1" w:space="0" w:color="AAAAAA"/>
+              <w:bottom w:val="single" w:sz="1" w:space="0" w:color="AAAAAA"/>
+              <w:right w:val="single" w:sz="1" w:space="0" w:color="AAAAAA"/>
+            </w:tcBorders>
+            <w:shd w:val="clear" w:color="auto" w:fill="FFFFFF"/>
+            <w:tcMar>
+              <w:top w:w="80" w:type="dxa"/>
+              <w:left w:w="120" w:type="dxa"/>
+              <w:bottom w:w="80" w:type="dxa"/>
+              <w:right w:w="120" w:type="dxa"/>
+            </w:tcMar>
+          </w:tcPr>
+          <w:p>
+            <w:r>
+              <w:t>Carregar a página da unidade de Taguatinga</w:t>
+            </w:r>
+          </w:p>
+        </w:tc>
+      </w:tr>
+      <w:tr>
+        <w:tc>
+          <w:tcPr>
+            <w:tcW w:w="520" w:type="dxa"/>
+            <w:tcBorders>
+              <w:top w:val="single" w:sz="1" w:space="0" w:color="AAAAAA"/>
+              <w:left w:val="single" w:sz="1" w:space="0" w:color="AAAAAA"/>
+              <w:bottom w:val="single" w:sz="1" w:space="0" w:color="AAAAAA"/>
+              <w:right w:val="single" w:sz="1" w:space="0" w:color="AAAAAA"/>
+            </w:tcBorders>
+            <w:shd w:val="clear" w:color="auto" w:fill="FFFFFF"/>
+            <w:tcMar>
+              <w:top w:w="80" w:type="dxa"/>
+              <w:left w:w="120" w:type="dxa"/>
+              <w:bottom w:w="80" w:type="dxa"/>
+              <w:right w:w="120" w:type="dxa"/>
+            </w:tcMar>
+          </w:tcPr>
+          <w:p>
+            <w:pPr>
+              <w:jc w:val="center"/>
+              <w:rPr>
+                <w:b/>
+                <w:bCs/>
+              </w:rPr>
+            </w:pPr>
+            <w:r>
+              <w:rPr>
+                <w:b/>
+                <w:bCs/>
+              </w:rPr>
+              <w:t>5</w:t>
+            </w:r>
+          </w:p>
+        </w:tc>
+        <w:tc>
+          <w:tcPr>
+            <w:tcW w:w="3380" w:type="dxa"/>
+            <w:tcBorders>
+              <w:top w:val="single" w:sz="1" w:space="0" w:color="AAAAAA"/>
+              <w:left w:val="single" w:sz="1" w:space="0" w:color="AAAAAA"/>
+              <w:bottom w:val="single" w:sz="1" w:space="0" w:color="AAAAAA"/>
+              <w:right w:val="single" w:sz="1" w:space="0" w:color="AAAAAA"/>
+            </w:tcBorders>
+            <w:shd w:val="clear" w:color="auto" w:fill="FFFFFF"/>
+            <w:tcMar>
+              <w:top w:w="80" w:type="dxa"/>
+              <w:left w:w="120" w:type="dxa"/>
+              <w:bottom w:w="80" w:type="dxa"/>
+              <w:right w:w="120" w:type="dxa"/>
+            </w:tcMar>
+          </w:tcPr>
+          <w:p>
+            <w:r>
+              <w:t>Selecionar a Faculdade Projeção do Guará</w:t>
+            </w:r>
+          </w:p>
+        </w:tc>
+        <w:tc>
+          <w:tcPr>
+            <w:tcW w:w="2730" w:type="dxa"/>
+            <w:tcBorders>
+              <w:top w:val="single" w:sz="1" w:space="0" w:color="AAAAAA"/>
+              <w:left w:val="single" w:sz="1" w:space="0" w:color="AAAAAA"/>
+              <w:bottom w:val="single" w:sz="1" w:space="0" w:color="AAAAAA"/>
+              <w:right w:val="single" w:sz="1" w:space="0" w:color="AAAAAA"/>
+            </w:tcBorders>
+            <w:shd w:val="clear" w:color="auto" w:fill="FFFFFF"/>
+            <w:tcMar>
+              <w:top w:w="80" w:type="dxa"/>
+              <w:left w:w="120" w:type="dxa"/>
+              <w:bottom w:w="80" w:type="dxa"/>
+              <w:right w:w="120" w:type="dxa"/>
+            </w:tcMar>
+          </w:tcPr>
+          <w:p>
+            <w:pPr>
+              <w:jc w:val="center"/>
+            </w:pPr>
+            <w:r>
+              <w:t>[—]</w:t>
+            </w:r>
+          </w:p>
+        </w:tc>
+        <w:tc>
+          <w:tcPr>
+            <w:tcW w:w="2730" w:type="dxa"/>
+            <w:tcBorders>
+              <w:top w:val="single" w:sz="1" w:space="0" w:color="AAAAAA"/>
+              <w:left w:val="single" w:sz="1" w:space="0" w:color="AAAAAA"/>
+              <w:bottom w:val="single" w:sz="1" w:space="0" w:color="AAAAAA"/>
+              <w:right w:val="single" w:sz="1" w:space="0" w:color="AAAAAA"/>
+            </w:tcBorders>
+            <w:shd w:val="clear" w:color="auto" w:fill="FFFFFF"/>
+            <w:tcMar>
+              <w:top w:w="80" w:type="dxa"/>
+              <w:left w:w="120" w:type="dxa"/>
+              <w:bottom w:w="80" w:type="dxa"/>
+              <w:right w:w="120" w:type="dxa"/>
+            </w:tcMar>
+          </w:tcPr>
+          <w:p>
+            <w:r>
+              <w:t>Carregar a página da unidade do Guará</w:t>
             </w:r>
           </w:p>
         </w:tc>
@@ -12491,7 +14169,7 @@
           </w:tcPr>
           <w:p>
             <w:r>
-              <w:t>[DD/MM/AAAA]</w:t>
+              <w:t>09/06/2026</w:t>
             </w:r>
           </w:p>
         </w:tc>
@@ -12514,7 +14192,7 @@
           </w:tcPr>
           <w:p>
             <w:r>
-              <w:t>[Nome]</w:t>
+              <w:t>Marcos Vinícius</w:t>
             </w:r>
           </w:p>
         </w:tc>
@@ -12537,8 +14215,32 @@
           </w:tcPr>
           <w:p>
             <w:r>
-              <w:t>[ ] Passou   [ ] Falhou   [ ] Bloqueado</w:t>
-            </w:r>
+              <w:t>[</w:t>
+            </w:r>
+            <w:r>
+              <w:t>X</w:t>
+            </w:r>
+            <w:proofErr w:type="gramStart"/>
+            <w:r>
+              <w:t>] Passou   [</w:t>
+            </w:r>
+            <w:proofErr w:type="gramEnd"/>
+            <w:r>
+              <w:t xml:space="preserve"> </w:t>
+            </w:r>
+            <w:proofErr w:type="gramStart"/>
+            <w:r>
+              <w:t>] Falhou   [</w:t>
+            </w:r>
+            <w:proofErr w:type="gramEnd"/>
+            <w:r>
+              <w:t xml:space="preserve"> </w:t>
+            </w:r>
+            <w:proofErr w:type="gramStart"/>
+            <w:r>
+              <w:t>] Bloqueado</w:t>
+            </w:r>
+            <w:proofErr w:type="gramEnd"/>
           </w:p>
         </w:tc>
         <w:tc>
@@ -12574,6 +14276,10 @@
     <w:p>
       <w:pPr>
         <w:spacing w:before="60" w:after="60"/>
+        <w:rPr>
+          <w:b/>
+          <w:bCs/>
+        </w:rPr>
       </w:pPr>
       <w:r>
         <w:rPr>
@@ -12589,17 +14295,97 @@
       </w:pPr>
       <w:r>
         <w:rPr>
-          <w:i/>
-          <w:iCs/>
-          <w:color w:val="666666"/>
+          <w:noProof/>
         </w:rPr>
-        <w:t>[Anexar evidências de execução]</w:t>
+        <w:lastRenderedPageBreak/>
+        <w:drawing>
+          <wp:inline distT="0" distB="0" distL="0" distR="0" wp14:anchorId="7349374D" wp14:editId="127AE1B7">
+            <wp:extent cx="5943600" cy="2030730"/>
+            <wp:effectExtent l="0" t="0" r="0" b="7620"/>
+            <wp:docPr id="2020996566" name="Imagem 17"/>
+            <wp:cNvGraphicFramePr>
+              <a:graphicFrameLocks xmlns:a="http://schemas.openxmlformats.org/drawingml/2006/main" noChangeAspect="1"/>
+            </wp:cNvGraphicFramePr>
+            <a:graphic xmlns:a="http://schemas.openxmlformats.org/drawingml/2006/main">
+              <a:graphicData uri="http://schemas.openxmlformats.org/drawingml/2006/picture">
+                <pic:pic xmlns:pic="http://schemas.openxmlformats.org/drawingml/2006/picture">
+                  <pic:nvPicPr>
+                    <pic:cNvPr id="2020996566" name="Imagem 2020996566"/>
+                    <pic:cNvPicPr/>
+                  </pic:nvPicPr>
+                  <pic:blipFill>
+                    <a:blip r:embed="rId15">
+                      <a:extLst>
+                        <a:ext uri="{28A0092B-C50C-407E-A947-70E740481C1C}">
+                          <a14:useLocalDpi xmlns:a14="http://schemas.microsoft.com/office/drawing/2010/main" val="0"/>
+                        </a:ext>
+                      </a:extLst>
+                    </a:blip>
+                    <a:stretch>
+                      <a:fillRect/>
+                    </a:stretch>
+                  </pic:blipFill>
+                  <pic:spPr>
+                    <a:xfrm>
+                      <a:off x="0" y="0"/>
+                      <a:ext cx="5943600" cy="2030730"/>
+                    </a:xfrm>
+                    <a:prstGeom prst="rect">
+                      <a:avLst/>
+                    </a:prstGeom>
+                  </pic:spPr>
+                </pic:pic>
+              </a:graphicData>
+            </a:graphic>
+          </wp:inline>
+        </w:drawing>
       </w:r>
-    </w:p>
-    <w:p>
-      <w:pPr>
-        <w:spacing w:before="80" w:after="80"/>
-      </w:pPr>
+      <w:r>
+        <w:rPr>
+          <w:noProof/>
+        </w:rPr>
+        <w:drawing>
+          <wp:inline distT="0" distB="0" distL="0" distR="0" wp14:anchorId="42208B7E" wp14:editId="0F31E786">
+            <wp:extent cx="5943600" cy="1280795"/>
+            <wp:effectExtent l="0" t="0" r="0" b="0"/>
+            <wp:docPr id="77793205" name="Imagem 18"/>
+            <wp:cNvGraphicFramePr>
+              <a:graphicFrameLocks xmlns:a="http://schemas.openxmlformats.org/drawingml/2006/main" noChangeAspect="1"/>
+            </wp:cNvGraphicFramePr>
+            <a:graphic xmlns:a="http://schemas.openxmlformats.org/drawingml/2006/main">
+              <a:graphicData uri="http://schemas.openxmlformats.org/drawingml/2006/picture">
+                <pic:pic xmlns:pic="http://schemas.openxmlformats.org/drawingml/2006/picture">
+                  <pic:nvPicPr>
+                    <pic:cNvPr id="77793205" name="Imagem 77793205"/>
+                    <pic:cNvPicPr/>
+                  </pic:nvPicPr>
+                  <pic:blipFill>
+                    <a:blip r:embed="rId16">
+                      <a:extLst>
+                        <a:ext uri="{28A0092B-C50C-407E-A947-70E740481C1C}">
+                          <a14:useLocalDpi xmlns:a14="http://schemas.microsoft.com/office/drawing/2010/main" val="0"/>
+                        </a:ext>
+                      </a:extLst>
+                    </a:blip>
+                    <a:stretch>
+                      <a:fillRect/>
+                    </a:stretch>
+                  </pic:blipFill>
+                  <pic:spPr>
+                    <a:xfrm>
+                      <a:off x="0" y="0"/>
+                      <a:ext cx="5943600" cy="1280795"/>
+                    </a:xfrm>
+                    <a:prstGeom prst="rect">
+                      <a:avLst/>
+                    </a:prstGeom>
+                  </pic:spPr>
+                </pic:pic>
+              </a:graphicData>
+            </a:graphic>
+          </wp:inline>
+        </w:drawing>
+      </w:r>
     </w:p>
     <w:p>
       <w:pPr>
@@ -13068,7 +14854,21 @@
                 <w:b/>
                 <w:bCs/>
               </w:rPr>
-              <w:t xml:space="preserve">[ ] </w:t>
+              <w:t>[</w:t>
+            </w:r>
+            <w:r>
+              <w:rPr>
+                <w:b/>
+                <w:bCs/>
+              </w:rPr>
+              <w:t>X</w:t>
+            </w:r>
+            <w:r>
+              <w:rPr>
+                <w:b/>
+                <w:bCs/>
+              </w:rPr>
+              <w:t xml:space="preserve">] </w:t>
             </w:r>
             <w:proofErr w:type="spellStart"/>
             <w:r>
@@ -13079,12 +14879,21 @@
               <w:t>Selenium</w:t>
             </w:r>
             <w:proofErr w:type="spellEnd"/>
-            <w:r>
-              <w:rPr>
-                <w:b/>
-                <w:bCs/>
-              </w:rPr>
-              <w:t xml:space="preserve">   [ ] </w:t>
+            <w:proofErr w:type="gramStart"/>
+            <w:r>
+              <w:rPr>
+                <w:b/>
+                <w:bCs/>
+              </w:rPr>
+              <w:t xml:space="preserve">   [</w:t>
+            </w:r>
+            <w:proofErr w:type="gramEnd"/>
+            <w:r>
+              <w:rPr>
+                <w:b/>
+                <w:bCs/>
+              </w:rPr>
+              <w:t xml:space="preserve"> ] </w:t>
             </w:r>
             <w:proofErr w:type="spellStart"/>
             <w:r>
@@ -13095,12 +14904,21 @@
               <w:t>JMeter</w:t>
             </w:r>
             <w:proofErr w:type="spellEnd"/>
-            <w:r>
-              <w:rPr>
-                <w:b/>
-                <w:bCs/>
-              </w:rPr>
-              <w:t xml:space="preserve">   [ ] </w:t>
+            <w:proofErr w:type="gramStart"/>
+            <w:r>
+              <w:rPr>
+                <w:b/>
+                <w:bCs/>
+              </w:rPr>
+              <w:t xml:space="preserve">   [</w:t>
+            </w:r>
+            <w:proofErr w:type="gramEnd"/>
+            <w:r>
+              <w:rPr>
+                <w:b/>
+                <w:bCs/>
+              </w:rPr>
+              <w:t xml:space="preserve"> ] </w:t>
             </w:r>
             <w:proofErr w:type="spellStart"/>
             <w:r>
@@ -13135,15 +14953,26 @@
               <w:jc w:val="center"/>
             </w:pPr>
             <w:r>
-              <w:t xml:space="preserve">[ ] </w:t>
+              <w:t>[</w:t>
+            </w:r>
+            <w:r>
+              <w:t>X</w:t>
+            </w:r>
+            <w:r>
+              <w:t>] P</w:t>
             </w:r>
             <w:proofErr w:type="spellStart"/>
             <w:r>
-              <w:t>Pass</w:t>
+              <w:t>ass</w:t>
             </w:r>
             <w:proofErr w:type="spellEnd"/>
-            <w:r>
-              <w:t xml:space="preserve">   [ ] </w:t>
+            <w:proofErr w:type="gramStart"/>
+            <w:r>
+              <w:t xml:space="preserve">   [</w:t>
+            </w:r>
+            <w:proofErr w:type="gramEnd"/>
+            <w:r>
+              <w:t xml:space="preserve"> ] </w:t>
             </w:r>
             <w:proofErr w:type="spellStart"/>
             <w:r>
@@ -13390,7 +15219,7 @@
           </w:tcPr>
           <w:p>
             <w:r>
-              <w:t>[Descreva a pós-condição esperada]</w:t>
+              <w:t>Conseguir visualizar as notícias postadas pela instituição</w:t>
             </w:r>
           </w:p>
         </w:tc>
@@ -13682,7 +15511,7 @@
           </w:tcPr>
           <w:p>
             <w:r>
-              <w:t>[Passo 1]</w:t>
+              <w:t>Abri o navegador e acessar o site: projeção.br/faculdade</w:t>
             </w:r>
           </w:p>
         </w:tc>
@@ -13705,7 +15534,7 @@
           </w:tcPr>
           <w:p>
             <w:r>
-              <w:t>[Dado de entrada 1]</w:t>
+              <w:t>[—]</w:t>
             </w:r>
           </w:p>
         </w:tc>
@@ -13728,7 +15557,7 @@
           </w:tcPr>
           <w:p>
             <w:r>
-              <w:t>[Resultado esperado 1]</w:t>
+              <w:t>Acessar o site da instituição</w:t>
             </w:r>
           </w:p>
         </w:tc>
@@ -13783,7 +15612,7 @@
           </w:tcPr>
           <w:p>
             <w:r>
-              <w:t>[Passo 2]</w:t>
+              <w:t>Clicar em Notícias</w:t>
             </w:r>
           </w:p>
         </w:tc>
@@ -13806,7 +15635,7 @@
           </w:tcPr>
           <w:p>
             <w:r>
-              <w:t>[Dado de entrada 2]</w:t>
+              <w:t>[—]</w:t>
             </w:r>
           </w:p>
         </w:tc>
@@ -13829,108 +15658,7 @@
           </w:tcPr>
           <w:p>
             <w:r>
-              <w:t>[Resultado esperado 2]</w:t>
-            </w:r>
-          </w:p>
-        </w:tc>
-      </w:tr>
-      <w:tr>
-        <w:tc>
-          <w:tcPr>
-            <w:tcW w:w="520" w:type="dxa"/>
-            <w:tcBorders>
-              <w:top w:val="single" w:sz="1" w:space="0" w:color="AAAAAA"/>
-              <w:left w:val="single" w:sz="1" w:space="0" w:color="AAAAAA"/>
-              <w:bottom w:val="single" w:sz="1" w:space="0" w:color="AAAAAA"/>
-              <w:right w:val="single" w:sz="1" w:space="0" w:color="AAAAAA"/>
-            </w:tcBorders>
-            <w:shd w:val="clear" w:color="auto" w:fill="FFFFFF"/>
-            <w:tcMar>
-              <w:top w:w="80" w:type="dxa"/>
-              <w:left w:w="120" w:type="dxa"/>
-              <w:bottom w:w="80" w:type="dxa"/>
-              <w:right w:w="120" w:type="dxa"/>
-            </w:tcMar>
-          </w:tcPr>
-          <w:p>
-            <w:pPr>
-              <w:jc w:val="center"/>
-            </w:pPr>
-            <w:r>
-              <w:rPr>
-                <w:b/>
-                <w:bCs/>
-              </w:rPr>
-              <w:t>3</w:t>
-            </w:r>
-          </w:p>
-        </w:tc>
-        <w:tc>
-          <w:tcPr>
-            <w:tcW w:w="3380" w:type="dxa"/>
-            <w:tcBorders>
-              <w:top w:val="single" w:sz="1" w:space="0" w:color="AAAAAA"/>
-              <w:left w:val="single" w:sz="1" w:space="0" w:color="AAAAAA"/>
-              <w:bottom w:val="single" w:sz="1" w:space="0" w:color="AAAAAA"/>
-              <w:right w:val="single" w:sz="1" w:space="0" w:color="AAAAAA"/>
-            </w:tcBorders>
-            <w:shd w:val="clear" w:color="auto" w:fill="FFFFFF"/>
-            <w:tcMar>
-              <w:top w:w="80" w:type="dxa"/>
-              <w:left w:w="120" w:type="dxa"/>
-              <w:bottom w:w="80" w:type="dxa"/>
-              <w:right w:w="120" w:type="dxa"/>
-            </w:tcMar>
-          </w:tcPr>
-          <w:p>
-            <w:r>
-              <w:t>[Passo 3]</w:t>
-            </w:r>
-          </w:p>
-        </w:tc>
-        <w:tc>
-          <w:tcPr>
-            <w:tcW w:w="2730" w:type="dxa"/>
-            <w:tcBorders>
-              <w:top w:val="single" w:sz="1" w:space="0" w:color="AAAAAA"/>
-              <w:left w:val="single" w:sz="1" w:space="0" w:color="AAAAAA"/>
-              <w:bottom w:val="single" w:sz="1" w:space="0" w:color="AAAAAA"/>
-              <w:right w:val="single" w:sz="1" w:space="0" w:color="AAAAAA"/>
-            </w:tcBorders>
-            <w:shd w:val="clear" w:color="auto" w:fill="FFFFFF"/>
-            <w:tcMar>
-              <w:top w:w="80" w:type="dxa"/>
-              <w:left w:w="120" w:type="dxa"/>
-              <w:bottom w:w="80" w:type="dxa"/>
-              <w:right w:w="120" w:type="dxa"/>
-            </w:tcMar>
-          </w:tcPr>
-          <w:p>
-            <w:r>
-              <w:t>[Dado de entrada 3]</w:t>
-            </w:r>
-          </w:p>
-        </w:tc>
-        <w:tc>
-          <w:tcPr>
-            <w:tcW w:w="2730" w:type="dxa"/>
-            <w:tcBorders>
-              <w:top w:val="single" w:sz="1" w:space="0" w:color="AAAAAA"/>
-              <w:left w:val="single" w:sz="1" w:space="0" w:color="AAAAAA"/>
-              <w:bottom w:val="single" w:sz="1" w:space="0" w:color="AAAAAA"/>
-              <w:right w:val="single" w:sz="1" w:space="0" w:color="AAAAAA"/>
-            </w:tcBorders>
-            <w:shd w:val="clear" w:color="auto" w:fill="FFFFFF"/>
-            <w:tcMar>
-              <w:top w:w="80" w:type="dxa"/>
-              <w:left w:w="120" w:type="dxa"/>
-              <w:bottom w:w="80" w:type="dxa"/>
-              <w:right w:w="120" w:type="dxa"/>
-            </w:tcMar>
-          </w:tcPr>
-          <w:p>
-            <w:r>
-              <w:t>[Resultado esperado 3]</w:t>
+              <w:t>Acessar a página de notícias da instituição</w:t>
             </w:r>
           </w:p>
         </w:tc>
@@ -14131,7 +15859,7 @@
           </w:tcPr>
           <w:p>
             <w:r>
-              <w:t>[DD/MM/AAAA]</w:t>
+              <w:t>09/06/2026</w:t>
             </w:r>
           </w:p>
         </w:tc>
@@ -14154,7 +15882,7 @@
           </w:tcPr>
           <w:p>
             <w:r>
-              <w:t>[Nome]</w:t>
+              <w:t>Marcos Vinícius</w:t>
             </w:r>
           </w:p>
         </w:tc>
@@ -14177,8 +15905,32 @@
           </w:tcPr>
           <w:p>
             <w:r>
-              <w:t>[ ] Passou   [ ] Falhou   [ ] Bloqueado</w:t>
-            </w:r>
+              <w:t>[</w:t>
+            </w:r>
+            <w:r>
+              <w:t>X</w:t>
+            </w:r>
+            <w:proofErr w:type="gramStart"/>
+            <w:r>
+              <w:t>] Passou   [</w:t>
+            </w:r>
+            <w:proofErr w:type="gramEnd"/>
+            <w:r>
+              <w:t xml:space="preserve"> </w:t>
+            </w:r>
+            <w:proofErr w:type="gramStart"/>
+            <w:r>
+              <w:t>] Falhou   [</w:t>
+            </w:r>
+            <w:proofErr w:type="gramEnd"/>
+            <w:r>
+              <w:t xml:space="preserve"> </w:t>
+            </w:r>
+            <w:proofErr w:type="gramStart"/>
+            <w:r>
+              <w:t>] Bloqueado</w:t>
+            </w:r>
+            <w:proofErr w:type="gramEnd"/>
           </w:p>
         </w:tc>
         <w:tc>
@@ -14225,21 +15977,54 @@
     </w:p>
     <w:p>
       <w:pPr>
-        <w:spacing w:before="60" w:after="60"/>
+        <w:spacing w:before="80" w:after="80"/>
       </w:pPr>
       <w:r>
         <w:rPr>
-          <w:i/>
-          <w:iCs/>
-          <w:color w:val="666666"/>
+          <w:noProof/>
         </w:rPr>
-        <w:t>[Anexar evidências de execução]</w:t>
+        <w:drawing>
+          <wp:inline distT="0" distB="0" distL="0" distR="0" wp14:anchorId="5D1C8F2D" wp14:editId="4B0FB459">
+            <wp:extent cx="5943600" cy="1405255"/>
+            <wp:effectExtent l="0" t="0" r="0" b="4445"/>
+            <wp:docPr id="796460669" name="Imagem 7"/>
+            <wp:cNvGraphicFramePr>
+              <a:graphicFrameLocks xmlns:a="http://schemas.openxmlformats.org/drawingml/2006/main" noChangeAspect="1"/>
+            </wp:cNvGraphicFramePr>
+            <a:graphic xmlns:a="http://schemas.openxmlformats.org/drawingml/2006/main">
+              <a:graphicData uri="http://schemas.openxmlformats.org/drawingml/2006/picture">
+                <pic:pic xmlns:pic="http://schemas.openxmlformats.org/drawingml/2006/picture">
+                  <pic:nvPicPr>
+                    <pic:cNvPr id="796460669" name="Imagem 796460669"/>
+                    <pic:cNvPicPr/>
+                  </pic:nvPicPr>
+                  <pic:blipFill>
+                    <a:blip r:embed="rId17">
+                      <a:extLst>
+                        <a:ext uri="{28A0092B-C50C-407E-A947-70E740481C1C}">
+                          <a14:useLocalDpi xmlns:a14="http://schemas.microsoft.com/office/drawing/2010/main" val="0"/>
+                        </a:ext>
+                      </a:extLst>
+                    </a:blip>
+                    <a:stretch>
+                      <a:fillRect/>
+                    </a:stretch>
+                  </pic:blipFill>
+                  <pic:spPr>
+                    <a:xfrm>
+                      <a:off x="0" y="0"/>
+                      <a:ext cx="5943600" cy="1405255"/>
+                    </a:xfrm>
+                    <a:prstGeom prst="rect">
+                      <a:avLst/>
+                    </a:prstGeom>
+                  </pic:spPr>
+                </pic:pic>
+              </a:graphicData>
+            </a:graphic>
+          </wp:inline>
+        </w:drawing>
       </w:r>
-    </w:p>
-    <w:p>
-      <w:pPr>
-        <w:spacing w:before="80" w:after="80"/>
-      </w:pPr>
     </w:p>
     <w:p>
       <w:pPr>
@@ -14587,7 +16372,6 @@
         <w:pStyle w:val="Ttulo2"/>
       </w:pPr>
       <w:r>
-        <w:lastRenderedPageBreak/>
         <w:t xml:space="preserve">CT-009 — </w:t>
       </w:r>
       <w:r>
@@ -14783,15 +16567,26 @@
               <w:jc w:val="center"/>
             </w:pPr>
             <w:r>
-              <w:t xml:space="preserve">[ ] </w:t>
+              <w:t>[</w:t>
+            </w:r>
+            <w:r>
+              <w:t>X</w:t>
+            </w:r>
+            <w:r>
+              <w:t xml:space="preserve">] </w:t>
             </w:r>
             <w:proofErr w:type="spellStart"/>
             <w:r>
               <w:t>Pass</w:t>
             </w:r>
             <w:proofErr w:type="spellEnd"/>
-            <w:r>
-              <w:t xml:space="preserve">   [ ] </w:t>
+            <w:proofErr w:type="gramStart"/>
+            <w:r>
+              <w:t xml:space="preserve">   [</w:t>
+            </w:r>
+            <w:proofErr w:type="gramEnd"/>
+            <w:r>
+              <w:t xml:space="preserve"> ] </w:t>
             </w:r>
             <w:proofErr w:type="spellStart"/>
             <w:r>
@@ -15015,6 +16810,7 @@
                 <w:bCs/>
                 <w:color w:val="1F3864"/>
               </w:rPr>
+              <w:lastRenderedPageBreak/>
               <w:t>Pós-condição:</w:t>
             </w:r>
           </w:p>
@@ -15039,6 +16835,9 @@
           <w:p>
             <w:r>
               <w:t>Conseguir acessar todas as páginas dos cursos</w:t>
+            </w:r>
+            <w:r>
+              <w:t xml:space="preserve"> de tecnologia</w:t>
             </w:r>
           </w:p>
         </w:tc>
@@ -15121,11 +16920,6 @@
         </w:rPr>
         <w:t>Passos:</w:t>
       </w:r>
-    </w:p>
-    <w:p>
-      <w:pPr>
-        <w:spacing w:before="80" w:after="80"/>
-      </w:pPr>
     </w:p>
     <w:tbl>
       <w:tblPr>
@@ -15330,7 +17124,7 @@
           </w:tcPr>
           <w:p>
             <w:r>
-              <w:t>[Passo 1]</w:t>
+              <w:t>Abri o navegador e acessar o site: projeção.br/faculdade</w:t>
             </w:r>
           </w:p>
         </w:tc>
@@ -15352,8 +17146,11 @@
             </w:tcMar>
           </w:tcPr>
           <w:p>
-            <w:r>
-              <w:t>[Dado de entrada 1]</w:t>
+            <w:pPr>
+              <w:jc w:val="center"/>
+            </w:pPr>
+            <w:r>
+              <w:t>[—]</w:t>
             </w:r>
           </w:p>
         </w:tc>
@@ -15375,8 +17172,11 @@
             </w:tcMar>
           </w:tcPr>
           <w:p>
-            <w:r>
-              <w:t>[Resultado esperado 1]</w:t>
+            <w:pPr>
+              <w:jc w:val="center"/>
+            </w:pPr>
+            <w:r>
+              <w:t>Acessar o site da instituição</w:t>
             </w:r>
           </w:p>
         </w:tc>
@@ -15431,7 +17231,13 @@
           </w:tcPr>
           <w:p>
             <w:r>
-              <w:t>[Passo 2]</w:t>
+              <w:t>Clicar em Cursos (</w:t>
+            </w:r>
+            <w:r>
+              <w:t>para acessar cada curso de tecnologia</w:t>
+            </w:r>
+            <w:r>
+              <w:t>)</w:t>
             </w:r>
           </w:p>
         </w:tc>
@@ -15453,8 +17259,11 @@
             </w:tcMar>
           </w:tcPr>
           <w:p>
-            <w:r>
-              <w:t>[Dado de entrada 2]</w:t>
+            <w:pPr>
+              <w:jc w:val="center"/>
+            </w:pPr>
+            <w:r>
+              <w:t>[—]</w:t>
             </w:r>
           </w:p>
         </w:tc>
@@ -15477,7 +17286,7 @@
           </w:tcPr>
           <w:p>
             <w:r>
-              <w:t>[Resultado esperado 2]</w:t>
+              <w:t>Que o botão funcione</w:t>
             </w:r>
           </w:p>
         </w:tc>
@@ -15532,7 +17341,7 @@
           </w:tcPr>
           <w:p>
             <w:r>
-              <w:t>[Passo 3]</w:t>
+              <w:t>Selecionar o curso de TADS</w:t>
             </w:r>
           </w:p>
         </w:tc>
@@ -15554,8 +17363,11 @@
             </w:tcMar>
           </w:tcPr>
           <w:p>
-            <w:r>
-              <w:t>[Dado de entrada 3]</w:t>
+            <w:pPr>
+              <w:jc w:val="center"/>
+            </w:pPr>
+            <w:r>
+              <w:t>[—]</w:t>
             </w:r>
           </w:p>
         </w:tc>
@@ -15578,7 +17390,340 @@
           </w:tcPr>
           <w:p>
             <w:r>
-              <w:t>[Resultado esperado 3]</w:t>
+              <w:t>Carregar a página do curso correspondente</w:t>
+            </w:r>
+          </w:p>
+        </w:tc>
+      </w:tr>
+      <w:tr>
+        <w:tc>
+          <w:tcPr>
+            <w:tcW w:w="520" w:type="dxa"/>
+            <w:tcBorders>
+              <w:top w:val="single" w:sz="1" w:space="0" w:color="AAAAAA"/>
+              <w:left w:val="single" w:sz="1" w:space="0" w:color="AAAAAA"/>
+              <w:bottom w:val="single" w:sz="1" w:space="0" w:color="AAAAAA"/>
+              <w:right w:val="single" w:sz="1" w:space="0" w:color="AAAAAA"/>
+            </w:tcBorders>
+            <w:shd w:val="clear" w:color="auto" w:fill="FFFFFF"/>
+            <w:tcMar>
+              <w:top w:w="80" w:type="dxa"/>
+              <w:left w:w="120" w:type="dxa"/>
+              <w:bottom w:w="80" w:type="dxa"/>
+              <w:right w:w="120" w:type="dxa"/>
+            </w:tcMar>
+          </w:tcPr>
+          <w:p>
+            <w:pPr>
+              <w:jc w:val="center"/>
+              <w:rPr>
+                <w:b/>
+                <w:bCs/>
+              </w:rPr>
+            </w:pPr>
+            <w:r>
+              <w:rPr>
+                <w:b/>
+                <w:bCs/>
+              </w:rPr>
+              <w:t>4</w:t>
+            </w:r>
+          </w:p>
+        </w:tc>
+        <w:tc>
+          <w:tcPr>
+            <w:tcW w:w="3380" w:type="dxa"/>
+            <w:tcBorders>
+              <w:top w:val="single" w:sz="1" w:space="0" w:color="AAAAAA"/>
+              <w:left w:val="single" w:sz="1" w:space="0" w:color="AAAAAA"/>
+              <w:bottom w:val="single" w:sz="1" w:space="0" w:color="AAAAAA"/>
+              <w:right w:val="single" w:sz="1" w:space="0" w:color="AAAAAA"/>
+            </w:tcBorders>
+            <w:shd w:val="clear" w:color="auto" w:fill="FFFFFF"/>
+            <w:tcMar>
+              <w:top w:w="80" w:type="dxa"/>
+              <w:left w:w="120" w:type="dxa"/>
+              <w:bottom w:w="80" w:type="dxa"/>
+              <w:right w:w="120" w:type="dxa"/>
+            </w:tcMar>
+          </w:tcPr>
+          <w:p>
+            <w:r>
+              <w:t>Selecionar o curso de TADS</w:t>
+            </w:r>
+            <w:r>
+              <w:t xml:space="preserve"> (Flex)</w:t>
+            </w:r>
+          </w:p>
+        </w:tc>
+        <w:tc>
+          <w:tcPr>
+            <w:tcW w:w="2730" w:type="dxa"/>
+            <w:tcBorders>
+              <w:top w:val="single" w:sz="1" w:space="0" w:color="AAAAAA"/>
+              <w:left w:val="single" w:sz="1" w:space="0" w:color="AAAAAA"/>
+              <w:bottom w:val="single" w:sz="1" w:space="0" w:color="AAAAAA"/>
+              <w:right w:val="single" w:sz="1" w:space="0" w:color="AAAAAA"/>
+            </w:tcBorders>
+            <w:shd w:val="clear" w:color="auto" w:fill="FFFFFF"/>
+            <w:tcMar>
+              <w:top w:w="80" w:type="dxa"/>
+              <w:left w:w="120" w:type="dxa"/>
+              <w:bottom w:w="80" w:type="dxa"/>
+              <w:right w:w="120" w:type="dxa"/>
+            </w:tcMar>
+          </w:tcPr>
+          <w:p>
+            <w:pPr>
+              <w:jc w:val="center"/>
+            </w:pPr>
+            <w:r>
+              <w:t>[—]</w:t>
+            </w:r>
+          </w:p>
+        </w:tc>
+        <w:tc>
+          <w:tcPr>
+            <w:tcW w:w="2730" w:type="dxa"/>
+            <w:tcBorders>
+              <w:top w:val="single" w:sz="1" w:space="0" w:color="AAAAAA"/>
+              <w:left w:val="single" w:sz="1" w:space="0" w:color="AAAAAA"/>
+              <w:bottom w:val="single" w:sz="1" w:space="0" w:color="AAAAAA"/>
+              <w:right w:val="single" w:sz="1" w:space="0" w:color="AAAAAA"/>
+            </w:tcBorders>
+            <w:shd w:val="clear" w:color="auto" w:fill="FFFFFF"/>
+            <w:tcMar>
+              <w:top w:w="80" w:type="dxa"/>
+              <w:left w:w="120" w:type="dxa"/>
+              <w:bottom w:w="80" w:type="dxa"/>
+              <w:right w:w="120" w:type="dxa"/>
+            </w:tcMar>
+          </w:tcPr>
+          <w:p>
+            <w:r>
+              <w:t>Carregar a página do curso correspondente</w:t>
+            </w:r>
+          </w:p>
+        </w:tc>
+      </w:tr>
+      <w:tr>
+        <w:tc>
+          <w:tcPr>
+            <w:tcW w:w="520" w:type="dxa"/>
+            <w:tcBorders>
+              <w:top w:val="single" w:sz="1" w:space="0" w:color="AAAAAA"/>
+              <w:left w:val="single" w:sz="1" w:space="0" w:color="AAAAAA"/>
+              <w:bottom w:val="single" w:sz="1" w:space="0" w:color="AAAAAA"/>
+              <w:right w:val="single" w:sz="1" w:space="0" w:color="AAAAAA"/>
+            </w:tcBorders>
+            <w:shd w:val="clear" w:color="auto" w:fill="FFFFFF"/>
+            <w:tcMar>
+              <w:top w:w="80" w:type="dxa"/>
+              <w:left w:w="120" w:type="dxa"/>
+              <w:bottom w:w="80" w:type="dxa"/>
+              <w:right w:w="120" w:type="dxa"/>
+            </w:tcMar>
+          </w:tcPr>
+          <w:p>
+            <w:pPr>
+              <w:jc w:val="center"/>
+              <w:rPr>
+                <w:b/>
+                <w:bCs/>
+              </w:rPr>
+            </w:pPr>
+            <w:r>
+              <w:rPr>
+                <w:b/>
+                <w:bCs/>
+              </w:rPr>
+              <w:t>5</w:t>
+            </w:r>
+          </w:p>
+        </w:tc>
+        <w:tc>
+          <w:tcPr>
+            <w:tcW w:w="3380" w:type="dxa"/>
+            <w:tcBorders>
+              <w:top w:val="single" w:sz="1" w:space="0" w:color="AAAAAA"/>
+              <w:left w:val="single" w:sz="1" w:space="0" w:color="AAAAAA"/>
+              <w:bottom w:val="single" w:sz="1" w:space="0" w:color="AAAAAA"/>
+              <w:right w:val="single" w:sz="1" w:space="0" w:color="AAAAAA"/>
+            </w:tcBorders>
+            <w:shd w:val="clear" w:color="auto" w:fill="FFFFFF"/>
+            <w:tcMar>
+              <w:top w:w="80" w:type="dxa"/>
+              <w:left w:w="120" w:type="dxa"/>
+              <w:bottom w:w="80" w:type="dxa"/>
+              <w:right w:w="120" w:type="dxa"/>
+            </w:tcMar>
+          </w:tcPr>
+          <w:p>
+            <w:r>
+              <w:t xml:space="preserve">Selecionar o curso de </w:t>
+            </w:r>
+            <w:r>
+              <w:t>SI</w:t>
+            </w:r>
+          </w:p>
+        </w:tc>
+        <w:tc>
+          <w:tcPr>
+            <w:tcW w:w="2730" w:type="dxa"/>
+            <w:tcBorders>
+              <w:top w:val="single" w:sz="1" w:space="0" w:color="AAAAAA"/>
+              <w:left w:val="single" w:sz="1" w:space="0" w:color="AAAAAA"/>
+              <w:bottom w:val="single" w:sz="1" w:space="0" w:color="AAAAAA"/>
+              <w:right w:val="single" w:sz="1" w:space="0" w:color="AAAAAA"/>
+            </w:tcBorders>
+            <w:shd w:val="clear" w:color="auto" w:fill="FFFFFF"/>
+            <w:tcMar>
+              <w:top w:w="80" w:type="dxa"/>
+              <w:left w:w="120" w:type="dxa"/>
+              <w:bottom w:w="80" w:type="dxa"/>
+              <w:right w:w="120" w:type="dxa"/>
+            </w:tcMar>
+          </w:tcPr>
+          <w:p>
+            <w:pPr>
+              <w:jc w:val="center"/>
+            </w:pPr>
+            <w:r>
+              <w:t>[—]</w:t>
+            </w:r>
+          </w:p>
+        </w:tc>
+        <w:tc>
+          <w:tcPr>
+            <w:tcW w:w="2730" w:type="dxa"/>
+            <w:tcBorders>
+              <w:top w:val="single" w:sz="1" w:space="0" w:color="AAAAAA"/>
+              <w:left w:val="single" w:sz="1" w:space="0" w:color="AAAAAA"/>
+              <w:bottom w:val="single" w:sz="1" w:space="0" w:color="AAAAAA"/>
+              <w:right w:val="single" w:sz="1" w:space="0" w:color="AAAAAA"/>
+            </w:tcBorders>
+            <w:shd w:val="clear" w:color="auto" w:fill="FFFFFF"/>
+            <w:tcMar>
+              <w:top w:w="80" w:type="dxa"/>
+              <w:left w:w="120" w:type="dxa"/>
+              <w:bottom w:w="80" w:type="dxa"/>
+              <w:right w:w="120" w:type="dxa"/>
+            </w:tcMar>
+          </w:tcPr>
+          <w:p>
+            <w:r>
+              <w:t>Carregar a página do curso correspondente</w:t>
+            </w:r>
+          </w:p>
+        </w:tc>
+      </w:tr>
+      <w:tr>
+        <w:tc>
+          <w:tcPr>
+            <w:tcW w:w="520" w:type="dxa"/>
+            <w:tcBorders>
+              <w:top w:val="single" w:sz="1" w:space="0" w:color="AAAAAA"/>
+              <w:left w:val="single" w:sz="1" w:space="0" w:color="AAAAAA"/>
+              <w:bottom w:val="single" w:sz="1" w:space="0" w:color="AAAAAA"/>
+              <w:right w:val="single" w:sz="1" w:space="0" w:color="AAAAAA"/>
+            </w:tcBorders>
+            <w:shd w:val="clear" w:color="auto" w:fill="FFFFFF"/>
+            <w:tcMar>
+              <w:top w:w="80" w:type="dxa"/>
+              <w:left w:w="120" w:type="dxa"/>
+              <w:bottom w:w="80" w:type="dxa"/>
+              <w:right w:w="120" w:type="dxa"/>
+            </w:tcMar>
+          </w:tcPr>
+          <w:p>
+            <w:pPr>
+              <w:jc w:val="center"/>
+              <w:rPr>
+                <w:b/>
+                <w:bCs/>
+              </w:rPr>
+            </w:pPr>
+            <w:r>
+              <w:rPr>
+                <w:b/>
+                <w:bCs/>
+              </w:rPr>
+              <w:t>6</w:t>
+            </w:r>
+          </w:p>
+        </w:tc>
+        <w:tc>
+          <w:tcPr>
+            <w:tcW w:w="3380" w:type="dxa"/>
+            <w:tcBorders>
+              <w:top w:val="single" w:sz="1" w:space="0" w:color="AAAAAA"/>
+              <w:left w:val="single" w:sz="1" w:space="0" w:color="AAAAAA"/>
+              <w:bottom w:val="single" w:sz="1" w:space="0" w:color="AAAAAA"/>
+              <w:right w:val="single" w:sz="1" w:space="0" w:color="AAAAAA"/>
+            </w:tcBorders>
+            <w:shd w:val="clear" w:color="auto" w:fill="FFFFFF"/>
+            <w:tcMar>
+              <w:top w:w="80" w:type="dxa"/>
+              <w:left w:w="120" w:type="dxa"/>
+              <w:bottom w:w="80" w:type="dxa"/>
+              <w:right w:w="120" w:type="dxa"/>
+            </w:tcMar>
+          </w:tcPr>
+          <w:p>
+            <w:r>
+              <w:t xml:space="preserve">Selecionar o curso de </w:t>
+            </w:r>
+            <w:r>
+              <w:t>SI (Flex)</w:t>
+            </w:r>
+          </w:p>
+        </w:tc>
+        <w:tc>
+          <w:tcPr>
+            <w:tcW w:w="2730" w:type="dxa"/>
+            <w:tcBorders>
+              <w:top w:val="single" w:sz="1" w:space="0" w:color="AAAAAA"/>
+              <w:left w:val="single" w:sz="1" w:space="0" w:color="AAAAAA"/>
+              <w:bottom w:val="single" w:sz="1" w:space="0" w:color="AAAAAA"/>
+              <w:right w:val="single" w:sz="1" w:space="0" w:color="AAAAAA"/>
+            </w:tcBorders>
+            <w:shd w:val="clear" w:color="auto" w:fill="FFFFFF"/>
+            <w:tcMar>
+              <w:top w:w="80" w:type="dxa"/>
+              <w:left w:w="120" w:type="dxa"/>
+              <w:bottom w:w="80" w:type="dxa"/>
+              <w:right w:w="120" w:type="dxa"/>
+            </w:tcMar>
+          </w:tcPr>
+          <w:p>
+            <w:pPr>
+              <w:jc w:val="center"/>
+            </w:pPr>
+            <w:r>
+              <w:t>[—]</w:t>
+            </w:r>
+          </w:p>
+        </w:tc>
+        <w:tc>
+          <w:tcPr>
+            <w:tcW w:w="2730" w:type="dxa"/>
+            <w:tcBorders>
+              <w:top w:val="single" w:sz="1" w:space="0" w:color="AAAAAA"/>
+              <w:left w:val="single" w:sz="1" w:space="0" w:color="AAAAAA"/>
+              <w:bottom w:val="single" w:sz="1" w:space="0" w:color="AAAAAA"/>
+              <w:right w:val="single" w:sz="1" w:space="0" w:color="AAAAAA"/>
+            </w:tcBorders>
+            <w:shd w:val="clear" w:color="auto" w:fill="FFFFFF"/>
+            <w:tcMar>
+              <w:top w:w="80" w:type="dxa"/>
+              <w:left w:w="120" w:type="dxa"/>
+              <w:bottom w:w="80" w:type="dxa"/>
+              <w:right w:w="120" w:type="dxa"/>
+            </w:tcMar>
+          </w:tcPr>
+          <w:p>
+            <w:r>
+              <w:t>Carregar a página do curso correspondente</w:t>
             </w:r>
           </w:p>
         </w:tc>
@@ -15779,7 +17924,7 @@
           </w:tcPr>
           <w:p>
             <w:r>
-              <w:t>[DD/MM/AAAA]</w:t>
+              <w:t>09/06/2026</w:t>
             </w:r>
           </w:p>
         </w:tc>
@@ -15802,7 +17947,7 @@
           </w:tcPr>
           <w:p>
             <w:r>
-              <w:t>[Nome]</w:t>
+              <w:t>Marcos Vinícius</w:t>
             </w:r>
           </w:p>
         </w:tc>
@@ -15825,8 +17970,32 @@
           </w:tcPr>
           <w:p>
             <w:r>
-              <w:t>[ ] Passou   [ ] Falhou   [ ] Bloqueado</w:t>
-            </w:r>
+              <w:t>[</w:t>
+            </w:r>
+            <w:r>
+              <w:t>X</w:t>
+            </w:r>
+            <w:proofErr w:type="gramStart"/>
+            <w:r>
+              <w:t>] Passou   [</w:t>
+            </w:r>
+            <w:proofErr w:type="gramEnd"/>
+            <w:r>
+              <w:t xml:space="preserve"> </w:t>
+            </w:r>
+            <w:proofErr w:type="gramStart"/>
+            <w:r>
+              <w:t>] Falhou   [</w:t>
+            </w:r>
+            <w:proofErr w:type="gramEnd"/>
+            <w:r>
+              <w:t xml:space="preserve"> </w:t>
+            </w:r>
+            <w:proofErr w:type="gramStart"/>
+            <w:r>
+              <w:t>] Bloqueado</w:t>
+            </w:r>
+            <w:proofErr w:type="gramEnd"/>
           </w:p>
         </w:tc>
         <w:tc>
@@ -15873,21 +18042,101 @@
     </w:p>
     <w:p>
       <w:pPr>
-        <w:spacing w:before="60" w:after="60"/>
+        <w:spacing w:before="80" w:after="80"/>
       </w:pPr>
       <w:r>
         <w:rPr>
-          <w:i/>
-          <w:iCs/>
-          <w:color w:val="666666"/>
+          <w:noProof/>
         </w:rPr>
-        <w:t>[Anexar evidências de execução]</w:t>
+        <w:lastRenderedPageBreak/>
+        <w:drawing>
+          <wp:inline distT="0" distB="0" distL="0" distR="0" wp14:anchorId="2283AF6D" wp14:editId="4FD0C58C">
+            <wp:extent cx="5943600" cy="2974975"/>
+            <wp:effectExtent l="0" t="0" r="0" b="0"/>
+            <wp:docPr id="2062060664" name="Imagem 5"/>
+            <wp:cNvGraphicFramePr>
+              <a:graphicFrameLocks xmlns:a="http://schemas.openxmlformats.org/drawingml/2006/main" noChangeAspect="1"/>
+            </wp:cNvGraphicFramePr>
+            <a:graphic xmlns:a="http://schemas.openxmlformats.org/drawingml/2006/main">
+              <a:graphicData uri="http://schemas.openxmlformats.org/drawingml/2006/picture">
+                <pic:pic xmlns:pic="http://schemas.openxmlformats.org/drawingml/2006/picture">
+                  <pic:nvPicPr>
+                    <pic:cNvPr id="2062060664" name="Imagem 2062060664"/>
+                    <pic:cNvPicPr/>
+                  </pic:nvPicPr>
+                  <pic:blipFill>
+                    <a:blip r:embed="rId18">
+                      <a:extLst>
+                        <a:ext uri="{28A0092B-C50C-407E-A947-70E740481C1C}">
+                          <a14:useLocalDpi xmlns:a14="http://schemas.microsoft.com/office/drawing/2010/main" val="0"/>
+                        </a:ext>
+                      </a:extLst>
+                    </a:blip>
+                    <a:stretch>
+                      <a:fillRect/>
+                    </a:stretch>
+                  </pic:blipFill>
+                  <pic:spPr>
+                    <a:xfrm>
+                      <a:off x="0" y="0"/>
+                      <a:ext cx="5943600" cy="2974975"/>
+                    </a:xfrm>
+                    <a:prstGeom prst="rect">
+                      <a:avLst/>
+                    </a:prstGeom>
+                  </pic:spPr>
+                </pic:pic>
+              </a:graphicData>
+            </a:graphic>
+          </wp:inline>
+        </w:drawing>
       </w:r>
-    </w:p>
-    <w:p>
-      <w:pPr>
-        <w:spacing w:before="80" w:after="80"/>
-      </w:pPr>
+      <w:r>
+        <w:rPr>
+          <w:noProof/>
+        </w:rPr>
+        <w:drawing>
+          <wp:inline distT="0" distB="0" distL="0" distR="0" wp14:anchorId="114C7BDC" wp14:editId="430EB828">
+            <wp:extent cx="5943600" cy="1270000"/>
+            <wp:effectExtent l="0" t="0" r="0" b="6350"/>
+            <wp:docPr id="1074131988" name="Imagem 6"/>
+            <wp:cNvGraphicFramePr>
+              <a:graphicFrameLocks xmlns:a="http://schemas.openxmlformats.org/drawingml/2006/main" noChangeAspect="1"/>
+            </wp:cNvGraphicFramePr>
+            <a:graphic xmlns:a="http://schemas.openxmlformats.org/drawingml/2006/main">
+              <a:graphicData uri="http://schemas.openxmlformats.org/drawingml/2006/picture">
+                <pic:pic xmlns:pic="http://schemas.openxmlformats.org/drawingml/2006/picture">
+                  <pic:nvPicPr>
+                    <pic:cNvPr id="1074131988" name="Imagem 1074131988"/>
+                    <pic:cNvPicPr/>
+                  </pic:nvPicPr>
+                  <pic:blipFill>
+                    <a:blip r:embed="rId19">
+                      <a:extLst>
+                        <a:ext uri="{28A0092B-C50C-407E-A947-70E740481C1C}">
+                          <a14:useLocalDpi xmlns:a14="http://schemas.microsoft.com/office/drawing/2010/main" val="0"/>
+                        </a:ext>
+                      </a:extLst>
+                    </a:blip>
+                    <a:stretch>
+                      <a:fillRect/>
+                    </a:stretch>
+                  </pic:blipFill>
+                  <pic:spPr>
+                    <a:xfrm>
+                      <a:off x="0" y="0"/>
+                      <a:ext cx="5943600" cy="1270000"/>
+                    </a:xfrm>
+                    <a:prstGeom prst="rect">
+                      <a:avLst/>
+                    </a:prstGeom>
+                  </pic:spPr>
+                </pic:pic>
+              </a:graphicData>
+            </a:graphic>
+          </wp:inline>
+        </w:drawing>
+      </w:r>
     </w:p>
     <w:p>
       <w:pPr>
@@ -16437,15 +18686,26 @@
               <w:jc w:val="center"/>
             </w:pPr>
             <w:r>
-              <w:t xml:space="preserve">[ ] </w:t>
+              <w:t>[</w:t>
+            </w:r>
+            <w:r>
+              <w:t>X</w:t>
+            </w:r>
+            <w:r>
+              <w:t xml:space="preserve">] </w:t>
             </w:r>
             <w:proofErr w:type="spellStart"/>
             <w:r>
               <w:t>Pass</w:t>
             </w:r>
             <w:proofErr w:type="spellEnd"/>
-            <w:r>
-              <w:t xml:space="preserve">   [ ] </w:t>
+            <w:proofErr w:type="gramStart"/>
+            <w:r>
+              <w:t xml:space="preserve">   [</w:t>
+            </w:r>
+            <w:proofErr w:type="gramEnd"/>
+            <w:r>
+              <w:t xml:space="preserve"> ] </w:t>
             </w:r>
             <w:proofErr w:type="spellStart"/>
             <w:r>
@@ -16669,6 +18929,7 @@
                 <w:bCs/>
                 <w:color w:val="1F3864"/>
               </w:rPr>
+              <w:lastRenderedPageBreak/>
               <w:t>Pós-condição:</w:t>
             </w:r>
           </w:p>
@@ -16692,7 +18953,15 @@
           </w:tcPr>
           <w:p>
             <w:r>
-              <w:t>[Descreva a pós-condição esperada]</w:t>
+              <w:t xml:space="preserve">Ser possível acessar os </w:t>
+            </w:r>
+            <w:proofErr w:type="spellStart"/>
+            <w:r>
+              <w:t>MBA’s</w:t>
+            </w:r>
+            <w:proofErr w:type="spellEnd"/>
+            <w:r>
+              <w:t xml:space="preserve"> de Gestão</w:t>
             </w:r>
           </w:p>
         </w:tc>
@@ -16984,7 +19253,7 @@
           </w:tcPr>
           <w:p>
             <w:r>
-              <w:t>Abri o site projeção.br/faculdade</w:t>
+              <w:t>Abri o navegador e acessar o site: projeção.br/faculdade</w:t>
             </w:r>
           </w:p>
         </w:tc>
@@ -17010,7 +19279,7 @@
               <w:jc w:val="center"/>
             </w:pPr>
             <w:r>
-              <w:t>-</w:t>
+              <w:t>[—]</w:t>
             </w:r>
           </w:p>
         </w:tc>
@@ -17036,7 +19305,7 @@
               <w:jc w:val="center"/>
             </w:pPr>
             <w:r>
-              <w:t>-</w:t>
+              <w:t>Acessar o site da instituição</w:t>
             </w:r>
           </w:p>
         </w:tc>
@@ -17117,7 +19386,7 @@
               <w:jc w:val="center"/>
             </w:pPr>
             <w:r>
-              <w:t>-</w:t>
+              <w:t>[—]</w:t>
             </w:r>
           </w:p>
         </w:tc>
@@ -17139,11 +19408,8 @@
             </w:tcMar>
           </w:tcPr>
           <w:p>
-            <w:pPr>
-              <w:jc w:val="center"/>
-            </w:pPr>
-            <w:r>
-              <w:t>-</w:t>
+            <w:r>
+              <w:t>Que o botão funcione</w:t>
             </w:r>
           </w:p>
         </w:tc>
@@ -17224,7 +19490,7 @@
               <w:jc w:val="center"/>
             </w:pPr>
             <w:r>
-              <w:t>-</w:t>
+              <w:t>[—]</w:t>
             </w:r>
           </w:p>
         </w:tc>
@@ -17314,10 +19580,7 @@
           </w:tcPr>
           <w:p>
             <w:r>
-              <w:t xml:space="preserve">Selecionar o MBA de </w:t>
-            </w:r>
-            <w:r>
-              <w:t>Gestão de Projetos</w:t>
+              <w:t>Selecionar o MBA de Gestão de Projetos</w:t>
             </w:r>
           </w:p>
         </w:tc>
@@ -17343,7 +19606,7 @@
               <w:jc w:val="center"/>
             </w:pPr>
             <w:r>
-              <w:t>-</w:t>
+              <w:t>[—]</w:t>
             </w:r>
           </w:p>
         </w:tc>
@@ -17425,10 +19688,7 @@
           </w:tcPr>
           <w:p>
             <w:r>
-              <w:t xml:space="preserve">Selecionar o MBA de </w:t>
-            </w:r>
-            <w:r>
-              <w:t xml:space="preserve">Gestão Escolar </w:t>
+              <w:t xml:space="preserve">Selecionar o MBA de Gestão Escolar </w:t>
             </w:r>
           </w:p>
         </w:tc>
@@ -17454,7 +19714,7 @@
               <w:jc w:val="center"/>
             </w:pPr>
             <w:r>
-              <w:t>-</w:t>
+              <w:t>[—]</w:t>
             </w:r>
           </w:p>
         </w:tc>
@@ -17536,10 +19796,7 @@
           </w:tcPr>
           <w:p>
             <w:r>
-              <w:t xml:space="preserve">Selecionar o MBA de </w:t>
-            </w:r>
-            <w:r>
-              <w:t>Gestão Estratégica de Negócios</w:t>
+              <w:t>Selecionar o MBA de Gestão Estratégica de Negócios</w:t>
             </w:r>
           </w:p>
         </w:tc>
@@ -17565,7 +19822,7 @@
               <w:jc w:val="center"/>
             </w:pPr>
             <w:r>
-              <w:t>-</w:t>
+              <w:t>[—]</w:t>
             </w:r>
           </w:p>
         </w:tc>
@@ -17647,10 +19904,7 @@
           </w:tcPr>
           <w:p>
             <w:r>
-              <w:t xml:space="preserve">Selecionar o MBA de </w:t>
-            </w:r>
-            <w:r>
-              <w:t>Gestão Pública</w:t>
+              <w:t>Selecionar o MBA de Gestão Pública</w:t>
             </w:r>
           </w:p>
         </w:tc>
@@ -17676,7 +19930,7 @@
               <w:jc w:val="center"/>
             </w:pPr>
             <w:r>
-              <w:t>-</w:t>
+              <w:t>[—]</w:t>
             </w:r>
           </w:p>
         </w:tc>
@@ -18004,11 +20258,7 @@
         <w:spacing w:before="80" w:after="80"/>
       </w:pPr>
     </w:p>
-    <w:p>
-      <w:r>
-        <w:br w:type="page"/>
-      </w:r>
-    </w:p>
+    <w:p/>
     <w:p>
       <w:pPr>
         <w:spacing w:before="80" w:after="80"/>
@@ -18034,11 +20284,12 @@
         <w:rPr>
           <w:noProof/>
         </w:rPr>
+        <w:lastRenderedPageBreak/>
         <w:drawing>
-          <wp:inline distT="0" distB="0" distL="0" distR="0" wp14:anchorId="5C494271" wp14:editId="41159DBC">
+          <wp:inline distT="0" distB="0" distL="0" distR="0" wp14:anchorId="588B37F3" wp14:editId="4F2CD67E">
             <wp:extent cx="5943600" cy="2941320"/>
             <wp:effectExtent l="0" t="0" r="0" b="0"/>
-            <wp:docPr id="1565386033" name="Imagem 1"/>
+            <wp:docPr id="981442233" name="Imagem 3"/>
             <wp:cNvGraphicFramePr>
               <a:graphicFrameLocks xmlns:a="http://schemas.openxmlformats.org/drawingml/2006/main" noChangeAspect="1"/>
             </wp:cNvGraphicFramePr>
@@ -18046,11 +20297,11 @@
               <a:graphicData uri="http://schemas.openxmlformats.org/drawingml/2006/picture">
                 <pic:pic xmlns:pic="http://schemas.openxmlformats.org/drawingml/2006/picture">
                   <pic:nvPicPr>
-                    <pic:cNvPr id="1565386033" name="Imagem 1565386033"/>
+                    <pic:cNvPr id="981442233" name="Imagem 981442233"/>
                     <pic:cNvPicPr/>
                   </pic:nvPicPr>
                   <pic:blipFill>
-                    <a:blip r:embed="rId7">
+                    <a:blip r:embed="rId20">
                       <a:extLst>
                         <a:ext uri="{28A0092B-C50C-407E-A947-70E740481C1C}">
                           <a14:useLocalDpi xmlns:a14="http://schemas.microsoft.com/office/drawing/2010/main" val="0"/>
@@ -18065,6 +20316,52 @@
                     <a:xfrm>
                       <a:off x="0" y="0"/>
                       <a:ext cx="5943600" cy="2941320"/>
+                    </a:xfrm>
+                    <a:prstGeom prst="rect">
+                      <a:avLst/>
+                    </a:prstGeom>
+                  </pic:spPr>
+                </pic:pic>
+              </a:graphicData>
+            </a:graphic>
+          </wp:inline>
+        </w:drawing>
+      </w:r>
+      <w:r>
+        <w:rPr>
+          <w:noProof/>
+        </w:rPr>
+        <w:drawing>
+          <wp:inline distT="0" distB="0" distL="0" distR="0" wp14:anchorId="23E99FB0" wp14:editId="062D7066">
+            <wp:extent cx="5943600" cy="1697990"/>
+            <wp:effectExtent l="0" t="0" r="0" b="0"/>
+            <wp:docPr id="1859427001" name="Imagem 4"/>
+            <wp:cNvGraphicFramePr>
+              <a:graphicFrameLocks xmlns:a="http://schemas.openxmlformats.org/drawingml/2006/main" noChangeAspect="1"/>
+            </wp:cNvGraphicFramePr>
+            <a:graphic xmlns:a="http://schemas.openxmlformats.org/drawingml/2006/main">
+              <a:graphicData uri="http://schemas.openxmlformats.org/drawingml/2006/picture">
+                <pic:pic xmlns:pic="http://schemas.openxmlformats.org/drawingml/2006/picture">
+                  <pic:nvPicPr>
+                    <pic:cNvPr id="1859427001" name="Imagem 1859427001"/>
+                    <pic:cNvPicPr/>
+                  </pic:nvPicPr>
+                  <pic:blipFill>
+                    <a:blip r:embed="rId21">
+                      <a:extLst>
+                        <a:ext uri="{28A0092B-C50C-407E-A947-70E740481C1C}">
+                          <a14:useLocalDpi xmlns:a14="http://schemas.microsoft.com/office/drawing/2010/main" val="0"/>
+                        </a:ext>
+                      </a:extLst>
+                    </a:blip>
+                    <a:stretch>
+                      <a:fillRect/>
+                    </a:stretch>
+                  </pic:blipFill>
+                  <pic:spPr>
+                    <a:xfrm>
+                      <a:off x="0" y="0"/>
+                      <a:ext cx="5943600" cy="1697990"/>
                     </a:xfrm>
                     <a:prstGeom prst="rect">
                       <a:avLst/>
@@ -18095,63 +20392,6 @@
           <w:bCs/>
         </w:rPr>
       </w:pPr>
-      <w:r>
-        <w:rPr>
-          <w:b/>
-          <w:bCs/>
-          <w:noProof/>
-        </w:rPr>
-        <w:drawing>
-          <wp:inline distT="0" distB="0" distL="0" distR="0" wp14:anchorId="779ACECE" wp14:editId="77DB4CAF">
-            <wp:extent cx="5943600" cy="1682750"/>
-            <wp:effectExtent l="0" t="0" r="0" b="0"/>
-            <wp:docPr id="2018842647" name="Imagem 2"/>
-            <wp:cNvGraphicFramePr>
-              <a:graphicFrameLocks xmlns:a="http://schemas.openxmlformats.org/drawingml/2006/main" noChangeAspect="1"/>
-            </wp:cNvGraphicFramePr>
-            <a:graphic xmlns:a="http://schemas.openxmlformats.org/drawingml/2006/main">
-              <a:graphicData uri="http://schemas.openxmlformats.org/drawingml/2006/picture">
-                <pic:pic xmlns:pic="http://schemas.openxmlformats.org/drawingml/2006/picture">
-                  <pic:nvPicPr>
-                    <pic:cNvPr id="2018842647" name="Imagem 2018842647"/>
-                    <pic:cNvPicPr/>
-                  </pic:nvPicPr>
-                  <pic:blipFill rotWithShape="1">
-                    <a:blip r:embed="rId8">
-                      <a:extLst>
-                        <a:ext uri="{28A0092B-C50C-407E-A947-70E740481C1C}">
-                          <a14:useLocalDpi xmlns:a14="http://schemas.microsoft.com/office/drawing/2010/main" val="0"/>
-                        </a:ext>
-                      </a:extLst>
-                    </a:blip>
-                    <a:srcRect t="31169"/>
-                    <a:stretch>
-                      <a:fillRect/>
-                    </a:stretch>
-                  </pic:blipFill>
-                  <pic:spPr bwMode="auto">
-                    <a:xfrm>
-                      <a:off x="0" y="0"/>
-                      <a:ext cx="5943600" cy="1682750"/>
-                    </a:xfrm>
-                    <a:prstGeom prst="rect">
-                      <a:avLst/>
-                    </a:prstGeom>
-                    <a:ln>
-                      <a:noFill/>
-                    </a:ln>
-                    <a:extLst>
-                      <a:ext uri="{53640926-AAD7-44D8-BBD7-CCE9431645EC}">
-                        <a14:shadowObscured xmlns:a14="http://schemas.microsoft.com/office/drawing/2010/main"/>
-                      </a:ext>
-                    </a:extLst>
-                  </pic:spPr>
-                </pic:pic>
-              </a:graphicData>
-            </a:graphic>
-          </wp:inline>
-        </w:drawing>
-      </w:r>
     </w:p>
     <w:p>
       <w:pPr>
@@ -18716,6 +20956,9 @@
             </w:tcMar>
           </w:tcPr>
           <w:p>
+            <w:pPr>
+              <w:jc w:val="center"/>
+            </w:pPr>
             <w:r>
               <w:t>18</w:t>
             </w:r>
@@ -18739,6 +20982,9 @@
             </w:tcMar>
           </w:tcPr>
           <w:p>
+            <w:pPr>
+              <w:jc w:val="center"/>
+            </w:pPr>
             <w:r>
               <w:t>18</w:t>
             </w:r>
@@ -18830,7 +21076,14 @@
               <w:right w:w="120" w:type="dxa"/>
             </w:tcMar>
           </w:tcPr>
-          <w:p/>
+          <w:p>
+            <w:pPr>
+              <w:jc w:val="center"/>
+            </w:pPr>
+            <w:r>
+              <w:t>18</w:t>
+            </w:r>
+          </w:p>
         </w:tc>
         <w:tc>
           <w:tcPr>
@@ -18849,7 +21102,14 @@
               <w:right w:w="120" w:type="dxa"/>
             </w:tcMar>
           </w:tcPr>
-          <w:p/>
+          <w:p>
+            <w:pPr>
+              <w:jc w:val="center"/>
+            </w:pPr>
+            <w:r>
+              <w:t>18</w:t>
+            </w:r>
+          </w:p>
         </w:tc>
         <w:tc>
           <w:tcPr>
@@ -18916,7 +21176,14 @@
               <w:right w:w="120" w:type="dxa"/>
             </w:tcMar>
           </w:tcPr>
-          <w:p/>
+          <w:p>
+            <w:pPr>
+              <w:jc w:val="center"/>
+            </w:pPr>
+            <w:r>
+              <w:t>0</w:t>
+            </w:r>
+          </w:p>
         </w:tc>
         <w:tc>
           <w:tcPr>
@@ -18935,7 +21202,14 @@
               <w:right w:w="120" w:type="dxa"/>
             </w:tcMar>
           </w:tcPr>
-          <w:p/>
+          <w:p>
+            <w:pPr>
+              <w:jc w:val="center"/>
+            </w:pPr>
+            <w:r>
+              <w:t>0</w:t>
+            </w:r>
+          </w:p>
         </w:tc>
         <w:tc>
           <w:tcPr>
@@ -19002,7 +21276,14 @@
               <w:right w:w="120" w:type="dxa"/>
             </w:tcMar>
           </w:tcPr>
-          <w:p/>
+          <w:p>
+            <w:pPr>
+              <w:jc w:val="center"/>
+            </w:pPr>
+            <w:r>
+              <w:t>0</w:t>
+            </w:r>
+          </w:p>
         </w:tc>
         <w:tc>
           <w:tcPr>
@@ -19021,7 +21302,14 @@
               <w:right w:w="120" w:type="dxa"/>
             </w:tcMar>
           </w:tcPr>
-          <w:p/>
+          <w:p>
+            <w:pPr>
+              <w:jc w:val="center"/>
+            </w:pPr>
+            <w:r>
+              <w:t>0</w:t>
+            </w:r>
+          </w:p>
         </w:tc>
         <w:tc>
           <w:tcPr>
@@ -19104,7 +21392,14 @@
               <w:right w:w="120" w:type="dxa"/>
             </w:tcMar>
           </w:tcPr>
-          <w:p/>
+          <w:p>
+            <w:pPr>
+              <w:jc w:val="center"/>
+            </w:pPr>
+            <w:r>
+              <w:t>[—]</w:t>
+            </w:r>
+          </w:p>
         </w:tc>
         <w:tc>
           <w:tcPr>
@@ -19123,7 +21418,14 @@
               <w:right w:w="120" w:type="dxa"/>
             </w:tcMar>
           </w:tcPr>
-          <w:p/>
+          <w:p>
+            <w:pPr>
+              <w:jc w:val="center"/>
+            </w:pPr>
+            <w:r>
+              <w:t>[—]</w:t>
+            </w:r>
+          </w:p>
         </w:tc>
         <w:tc>
           <w:tcPr>
@@ -19146,6 +21448,9 @@
         </w:tc>
       </w:tr>
       <w:tr>
+        <w:trPr>
+          <w:trHeight w:val="734"/>
+        </w:trPr>
         <w:tc>
           <w:tcPr>
             <w:tcW w:w="3120" w:type="dxa"/>
@@ -19190,7 +21495,14 @@
               <w:right w:w="120" w:type="dxa"/>
             </w:tcMar>
           </w:tcPr>
-          <w:p/>
+          <w:p>
+            <w:pPr>
+              <w:jc w:val="center"/>
+            </w:pPr>
+            <w:r>
+              <w:t>100%</w:t>
+            </w:r>
+          </w:p>
         </w:tc>
         <w:tc>
           <w:tcPr>
@@ -19209,7 +21521,14 @@
               <w:right w:w="120" w:type="dxa"/>
             </w:tcMar>
           </w:tcPr>
-          <w:p/>
+          <w:p>
+            <w:pPr>
+              <w:jc w:val="center"/>
+            </w:pPr>
+            <w:r>
+              <w:t>100%</w:t>
+            </w:r>
+          </w:p>
         </w:tc>
         <w:tc>
           <w:tcPr>
@@ -19228,7 +21547,11 @@
               <w:right w:w="120" w:type="dxa"/>
             </w:tcMar>
           </w:tcPr>
-          <w:p/>
+          <w:p>
+            <w:r>
+              <w:t>É recomendado que se rode os testes de acordo as suítes de teste</w:t>
+            </w:r>
+          </w:p>
         </w:tc>
       </w:tr>
     </w:tbl>
@@ -19253,7 +21576,37 @@
         <w:spacing w:before="60" w:after="60"/>
       </w:pPr>
       <w:r>
-        <w:t>[Registre aqui a conclusão geral da execução: o sistema está apto para avançar? Quais riscos residuais foram identificados? Quais defeitos críticos permanecem abertos?]</w:t>
+        <w:t xml:space="preserve">A conclusão do roteiro de teste foi satisfatória, mas para executar os scripts é recomendado que rode eles de acordo com a suíte de teste. </w:t>
+      </w:r>
+    </w:p>
+    <w:p>
+      <w:pPr>
+        <w:spacing w:before="60" w:after="60"/>
+      </w:pPr>
+      <w:r>
+        <w:t>Foi identificado erros quando todos os scripts eram rodados de uma só vez, mesmo sem haver erros de código no script</w:t>
+      </w:r>
+      <w:r>
+        <w:t>.</w:t>
+      </w:r>
+    </w:p>
+    <w:p>
+      <w:pPr>
+        <w:spacing w:before="60" w:after="60"/>
+      </w:pPr>
+    </w:p>
+    <w:p>
+      <w:pPr>
+        <w:spacing w:before="60" w:after="60"/>
+      </w:pPr>
+      <w:r>
+        <w:t>E</w:t>
+      </w:r>
+      <w:r>
+        <w:t>xecute os por suíte para garantir uma melhor acuracidade dos testes</w:t>
+      </w:r>
+      <w:r>
+        <w:t>.</w:t>
       </w:r>
     </w:p>
     <w:p>
@@ -19302,7 +21655,14 @@
           <w:b/>
           <w:bCs/>
         </w:rPr>
-        <w:t xml:space="preserve"> ] Aprovado com Ressalvas</w:t>
+        <w:t>X</w:t>
+      </w:r>
+      <w:r>
+        <w:rPr>
+          <w:b/>
+          <w:bCs/>
+        </w:rPr>
+        <w:t>] Aprovado com Ressalvas</w:t>
       </w:r>
       <w:proofErr w:type="gramStart"/>
       <w:r>
@@ -19539,7 +21899,11 @@
               <w:right w:w="120" w:type="dxa"/>
             </w:tcMar>
           </w:tcPr>
-          <w:p/>
+          <w:p>
+            <w:r>
+              <w:t>Marcos Vinícius</w:t>
+            </w:r>
+          </w:p>
         </w:tc>
       </w:tr>
       <w:tr>
@@ -19610,7 +21974,11 @@
               <w:right w:w="120" w:type="dxa"/>
             </w:tcMar>
           </w:tcPr>
-          <w:p/>
+          <w:p>
+            <w:r>
+              <w:t>Marcos Vinícius</w:t>
+            </w:r>
+          </w:p>
         </w:tc>
       </w:tr>
       <w:tr>
@@ -19681,7 +22049,16 @@
               <w:right w:w="120" w:type="dxa"/>
             </w:tcMar>
           </w:tcPr>
-          <w:p/>
+          <w:p>
+            <w:pPr>
+              <w:rPr>
+                <w:u w:val="single"/>
+              </w:rPr>
+            </w:pPr>
+            <w:r>
+              <w:t>Marcos Vinícius</w:t>
+            </w:r>
+          </w:p>
         </w:tc>
       </w:tr>
     </w:tbl>
@@ -19691,8 +22068,8 @@
       </w:pPr>
     </w:p>
     <w:sectPr>
-      <w:headerReference w:type="default" r:id="rId9"/>
-      <w:footerReference w:type="default" r:id="rId10"/>
+      <w:headerReference w:type="default" r:id="rId22"/>
+      <w:footerReference w:type="default" r:id="rId23"/>
       <w:pgSz w:w="12240" w:h="15840"/>
       <w:pgMar w:top="1440" w:right="1440" w:bottom="1440" w:left="1440" w:header="708" w:footer="708" w:gutter="0"/>
       <w:cols w:space="720"/>
@@ -20390,6 +22767,7 @@
   <w:style w:type="paragraph" w:default="1" w:styleId="Normal">
     <w:name w:val="Normal"/>
     <w:qFormat/>
+    <w:rsid w:val="000F2303"/>
   </w:style>
   <w:style w:type="paragraph" w:styleId="Ttulo1">
     <w:name w:val="heading 1"/>
@@ -20968,4 +23346,16 @@
     </a:ext>
   </a:extLst>
 </a:theme>
+</file>
+
+<file path=customXml/item1.xml><?xml version="1.0" encoding="utf-8"?>
+<b:Sources xmlns:b="http://schemas.openxmlformats.org/officeDocument/2006/bibliography" xmlns="http://schemas.openxmlformats.org/officeDocument/2006/bibliography" SelectedStyle="\APASixthEditionOfficeOnline.xsl" StyleName="APA" Version="6"/>
+</file>
+
+<file path=customXml/itemProps1.xml><?xml version="1.0" encoding="utf-8"?>
+<ds:datastoreItem xmlns:ds="http://schemas.openxmlformats.org/officeDocument/2006/customXml" ds:itemID="{1B6D3091-E001-4179-8305-AE0F65A26197}">
+  <ds:schemaRefs>
+    <ds:schemaRef ds:uri="http://schemas.openxmlformats.org/officeDocument/2006/bibliography"/>
+  </ds:schemaRefs>
+</ds:datastoreItem>
 </file>